--- a/docs/Plan_de_Pruebas.docx
+++ b/docs/Plan_de_Pruebas.docx
@@ -4,162 +4,284 @@
   <w:body>
     <w:p>
       <w:pPr>
-        <w:spacing w:before="1800" w:after="120"/>
+        <w:spacing w:after="240"/>
         <w:jc w:val="center"/>
+        <w:rPr>
+          <w:rFonts w:ascii="Arial" w:hAnsi="Arial" w:cs="Arial"/>
+        </w:rPr>
       </w:pPr>
       <w:r>
         <w:rPr>
-          <w:b/>
-          <w:bCs/>
-          <w:sz w:val="28"/>
-          <w:szCs w:val="28"/>
+          <w:rFonts w:ascii="Arial" w:hAnsi="Arial" w:cs="Arial"/>
+          <w:noProof/>
         </w:rPr>
-        <w:t>[Nombre de la universidad]</w:t>
+        <w:drawing>
+          <wp:inline distT="0" distB="0" distL="0" distR="0" wp14:anchorId="65B8D332" wp14:editId="7E8B0A17">
+            <wp:extent cx="2247900" cy="600075"/>
+            <wp:effectExtent l="0" t="0" r="0" b="0"/>
+            <wp:docPr id="1" name="utp" descr="Logotipo de la Universidad Tecnológica del Perú" title="UTP"/>
+            <wp:cNvGraphicFramePr>
+              <a:graphicFrameLocks xmlns:a="http://schemas.openxmlformats.org/drawingml/2006/main" noChangeAspect="1"/>
+            </wp:cNvGraphicFramePr>
+            <a:graphic xmlns:a="http://schemas.openxmlformats.org/drawingml/2006/main">
+              <a:graphicData uri="http://schemas.openxmlformats.org/drawingml/2006/picture">
+                <pic:pic xmlns:pic="http://schemas.openxmlformats.org/drawingml/2006/picture">
+                  <pic:nvPicPr>
+                    <pic:cNvPr id="0" name=""/>
+                    <pic:cNvPicPr>
+                      <a:picLocks noChangeAspect="1" noChangeArrowheads="1"/>
+                    </pic:cNvPicPr>
+                  </pic:nvPicPr>
+                  <pic:blipFill>
+                    <a:blip r:embed="rId7"/>
+                    <a:srcRect/>
+                    <a:stretch>
+                      <a:fillRect/>
+                    </a:stretch>
+                  </pic:blipFill>
+                  <pic:spPr bwMode="auto">
+                    <a:xfrm>
+                      <a:off x="0" y="0"/>
+                      <a:ext cx="2247900" cy="600075"/>
+                    </a:xfrm>
+                    <a:prstGeom prst="rect">
+                      <a:avLst/>
+                    </a:prstGeom>
+                  </pic:spPr>
+                </pic:pic>
+              </a:graphicData>
+            </a:graphic>
+          </wp:inline>
+        </w:drawing>
       </w:r>
     </w:p>
     <w:p>
       <w:pPr>
-        <w:spacing w:after="1400"/>
+        <w:spacing w:after="120"/>
         <w:jc w:val="center"/>
+        <w:rPr>
+          <w:rFonts w:ascii="Arial" w:hAnsi="Arial" w:cs="Arial"/>
+        </w:rPr>
       </w:pPr>
       <w:r>
         <w:rPr>
-          <w:sz w:val="24"/>
-          <w:szCs w:val="24"/>
+          <w:rFonts w:ascii="Arial" w:hAnsi="Arial" w:cs="Arial"/>
+          <w:b/>
+          <w:bCs/>
+          <w:sz w:val="26"/>
+          <w:szCs w:val="26"/>
         </w:rPr>
-        <w:t>Curso: Calidad de Software</w:t>
+        <w:t>FACULTAD DE INGENIERÍA</w:t>
       </w:r>
     </w:p>
     <w:p>
       <w:pPr>
-        <w:spacing w:after="200"/>
+        <w:spacing w:after="600"/>
         <w:jc w:val="center"/>
+        <w:rPr>
+          <w:rFonts w:ascii="Arial" w:hAnsi="Arial" w:cs="Arial"/>
+        </w:rPr>
       </w:pPr>
       <w:r>
         <w:rPr>
+          <w:rFonts w:ascii="Arial" w:hAnsi="Arial" w:cs="Arial"/>
           <w:b/>
           <w:bCs/>
-          <w:color w:val="1F4E79"/>
-          <w:sz w:val="48"/>
-          <w:szCs w:val="48"/>
+          <w:sz w:val="24"/>
+          <w:szCs w:val="24"/>
         </w:rPr>
-        <w:t>Plan de Pruebas de Software</w:t>
+        <w:t xml:space="preserve">CARRERA DE INGENIERÍA DE SOFTWARE </w:t>
       </w:r>
     </w:p>
     <w:p>
       <w:pPr>
-        <w:spacing w:after="1400"/>
+        <w:spacing w:after="480"/>
         <w:jc w:val="center"/>
+        <w:rPr>
+          <w:rFonts w:ascii="Arial" w:hAnsi="Arial" w:cs="Arial"/>
+        </w:rPr>
       </w:pPr>
       <w:r>
         <w:rPr>
+          <w:rFonts w:ascii="Arial" w:hAnsi="Arial" w:cs="Arial"/>
+          <w:b/>
+          <w:bCs/>
+          <w:color w:val="1F4E79"/>
+          <w:sz w:val="30"/>
+          <w:szCs w:val="30"/>
+        </w:rPr>
+        <w:t>PLAN DE PRUEBAS DE SOFTWARE</w:t>
+      </w:r>
+    </w:p>
+    <w:p>
+      <w:pPr>
+        <w:spacing w:after="480"/>
+        <w:jc w:val="center"/>
+        <w:rPr>
+          <w:rFonts w:ascii="Arial" w:hAnsi="Arial" w:cs="Arial"/>
+        </w:rPr>
+      </w:pPr>
+      <w:r>
+        <w:rPr>
+          <w:rFonts w:ascii="Arial" w:hAnsi="Arial" w:cs="Arial"/>
+          <w:b/>
+          <w:bCs/>
           <w:sz w:val="26"/>
           <w:szCs w:val="26"/>
         </w:rPr>
-        <w:t>Sistema: TechStore – Tienda web de tecnología con carrito de compras</w:t>
+        <w:t>Avance de Proyecto TechStore</w:t>
+      </w:r>
+    </w:p>
+    <w:p>
+      <w:pPr>
+        <w:spacing w:after="120"/>
+        <w:jc w:val="center"/>
+        <w:rPr>
+          <w:rFonts w:ascii="Arial" w:hAnsi="Arial" w:cs="Arial"/>
+        </w:rPr>
+      </w:pPr>
+      <w:r>
+        <w:rPr>
+          <w:rFonts w:ascii="Arial" w:hAnsi="Arial" w:cs="Arial"/>
+          <w:sz w:val="24"/>
+          <w:szCs w:val="24"/>
+        </w:rPr>
+        <w:t>CURSO: Calidad de Software- Sección 37648</w:t>
+      </w:r>
+    </w:p>
+    <w:p>
+      <w:pPr>
+        <w:spacing w:after="480"/>
+        <w:jc w:val="center"/>
+        <w:rPr>
+          <w:rFonts w:ascii="Arial" w:hAnsi="Arial" w:cs="Arial"/>
+          <w:sz w:val="24"/>
+          <w:szCs w:val="24"/>
+        </w:rPr>
+      </w:pPr>
+    </w:p>
+    <w:p>
+      <w:pPr>
+        <w:spacing w:after="480"/>
+        <w:jc w:val="center"/>
+        <w:rPr>
+          <w:rFonts w:ascii="Arial" w:hAnsi="Arial" w:cs="Arial"/>
+        </w:rPr>
+      </w:pPr>
+      <w:r>
+        <w:rPr>
+          <w:rFonts w:ascii="Arial" w:hAnsi="Arial" w:cs="Arial"/>
+          <w:sz w:val="24"/>
+          <w:szCs w:val="24"/>
+        </w:rPr>
+        <w:t>PROFESOR: Ing. Jorge Luis Blanco Reyna</w:t>
+      </w:r>
+    </w:p>
+    <w:p>
+      <w:pPr>
+        <w:spacing w:after="120"/>
+        <w:jc w:val="center"/>
+        <w:rPr>
+          <w:rFonts w:ascii="Arial" w:hAnsi="Arial" w:cs="Arial"/>
+        </w:rPr>
+      </w:pPr>
+      <w:r>
+        <w:rPr>
+          <w:rFonts w:ascii="Arial" w:hAnsi="Arial" w:cs="Arial"/>
+          <w:b/>
+          <w:bCs/>
+          <w:sz w:val="24"/>
+          <w:szCs w:val="24"/>
+        </w:rPr>
+        <w:t>INTEGRANTES DEL GRUPO:</w:t>
       </w:r>
     </w:p>
     <w:p>
       <w:pPr>
         <w:spacing w:after="60"/>
         <w:jc w:val="center"/>
+        <w:rPr>
+          <w:rFonts w:ascii="Arial" w:hAnsi="Arial" w:cs="Arial"/>
+        </w:rPr>
       </w:pPr>
       <w:r>
         <w:rPr>
-          <w:b/>
-          <w:bCs/>
+          <w:rFonts w:ascii="Arial" w:hAnsi="Arial" w:cs="Arial"/>
+          <w:sz w:val="24"/>
+          <w:szCs w:val="24"/>
         </w:rPr>
-        <w:t xml:space="preserve">Estudiante: </w:t>
-      </w:r>
-      <w:r>
-        <w:t>[Nombre y apellidos]</w:t>
+        <w:t>DAMIÁN VALDIVIA, Diego Aarón</w:t>
       </w:r>
     </w:p>
     <w:p>
       <w:pPr>
-        <w:spacing w:after="60"/>
+        <w:spacing w:after="700"/>
+        <w:rPr>
+          <w:rFonts w:ascii="Arial" w:hAnsi="Arial" w:cs="Arial"/>
+        </w:rPr>
+      </w:pPr>
+    </w:p>
+    <w:p>
+      <w:pPr>
+        <w:spacing w:after="120"/>
         <w:jc w:val="center"/>
+        <w:rPr>
+          <w:rFonts w:ascii="Arial" w:hAnsi="Arial" w:cs="Arial"/>
+        </w:rPr>
       </w:pPr>
       <w:r>
         <w:rPr>
+          <w:rFonts w:ascii="Arial" w:hAnsi="Arial" w:cs="Arial"/>
           <w:b/>
           <w:bCs/>
+          <w:sz w:val="24"/>
+          <w:szCs w:val="24"/>
         </w:rPr>
-        <w:t xml:space="preserve">Código: </w:t>
-      </w:r>
-      <w:r>
-        <w:t>[Código de estudiante]</w:t>
+        <w:t>LIMA – PERÚ</w:t>
       </w:r>
     </w:p>
     <w:p>
       <w:pPr>
-        <w:spacing w:after="60"/>
+        <w:spacing w:after="120"/>
         <w:jc w:val="center"/>
+        <w:rPr>
+          <w:rFonts w:ascii="Arial" w:hAnsi="Arial" w:cs="Arial"/>
+          <w:b/>
+          <w:bCs/>
+          <w:sz w:val="24"/>
+          <w:szCs w:val="24"/>
+        </w:rPr>
       </w:pPr>
       <w:r>
         <w:rPr>
+          <w:rFonts w:ascii="Arial" w:hAnsi="Arial" w:cs="Arial"/>
           <w:b/>
           <w:bCs/>
+          <w:sz w:val="24"/>
+          <w:szCs w:val="24"/>
         </w:rPr>
-        <w:t xml:space="preserve">Docente: </w:t>
-      </w:r>
-      <w:r>
-        <w:t>[Nombre del docente]</w:t>
+        <w:t>2026</w:t>
       </w:r>
     </w:p>
     <w:p>
       <w:pPr>
-        <w:spacing w:after="60"/>
+        <w:spacing w:after="120"/>
         <w:jc w:val="center"/>
-      </w:pPr>
-      <w:r>
         <w:rPr>
+          <w:rFonts w:ascii="Arial" w:hAnsi="Arial" w:cs="Arial"/>
           <w:b/>
           <w:bCs/>
+          <w:sz w:val="24"/>
+          <w:szCs w:val="24"/>
         </w:rPr>
-        <w:t xml:space="preserve">Sección: </w:t>
-      </w:r>
-      <w:r>
-        <w:t>[Sección]</w:t>
-      </w:r>
-    </w:p>
-    <w:p>
-      <w:pPr>
-        <w:spacing w:after="60"/>
-        <w:jc w:val="center"/>
       </w:pPr>
-      <w:r>
-        <w:rPr>
-          <w:b/>
-          <w:bCs/>
-        </w:rPr>
-        <w:t xml:space="preserve">Versión: </w:t>
-      </w:r>
-      <w:r>
-        <w:t>1.0</w:t>
-      </w:r>
-    </w:p>
-    <w:p>
-      <w:pPr>
-        <w:spacing w:after="60"/>
-        <w:jc w:val="center"/>
-      </w:pPr>
-      <w:r>
-        <w:rPr>
-          <w:b/>
-          <w:bCs/>
-        </w:rPr>
-        <w:t xml:space="preserve">Fecha: </w:t>
-      </w:r>
-      <w:r>
-        <w:t>Octubre de 2026</w:t>
-      </w:r>
     </w:p>
     <w:p>
       <w:r>
         <w:br w:type="page"/>
       </w:r>
     </w:p>
+    <w:p/>
     <w:p>
       <w:pPr>
         <w:spacing w:after="120"/>
@@ -172,6 +294,7 @@
           <w:sz w:val="28"/>
           <w:szCs w:val="28"/>
         </w:rPr>
+        <w:lastRenderedPageBreak/>
         <w:t>Control de versiones</w:t>
       </w:r>
     </w:p>
@@ -198,12 +321,6 @@
         <w:gridCol w:w="6638"/>
       </w:tblGrid>
       <w:tr>
-        <w:tblPrEx>
-          <w:tblCellMar>
-            <w:top w:w="0" w:type="dxa"/>
-            <w:bottom w:w="0" w:type="dxa"/>
-          </w:tblCellMar>
-        </w:tblPrEx>
         <w:trPr>
           <w:tblHeader/>
         </w:trPr>
@@ -290,12 +407,6 @@
         </w:tc>
       </w:tr>
       <w:tr>
-        <w:tblPrEx>
-          <w:tblCellMar>
-            <w:top w:w="0" w:type="dxa"/>
-            <w:bottom w:w="0" w:type="dxa"/>
-          </w:tblCellMar>
-        </w:tblPrEx>
         <w:trPr>
           <w:cantSplit/>
         </w:trPr>
@@ -370,12 +481,6 @@
         </w:tc>
       </w:tr>
       <w:tr>
-        <w:tblPrEx>
-          <w:tblCellMar>
-            <w:top w:w="0" w:type="dxa"/>
-            <w:bottom w:w="0" w:type="dxa"/>
-          </w:tblCellMar>
-        </w:tblPrEx>
         <w:trPr>
           <w:cantSplit/>
         </w:trPr>
@@ -504,7 +609,7 @@
           <w:r>
             <w:fldChar w:fldCharType="separate"/>
           </w:r>
-          <w:hyperlink w:anchor="_Toc242459867" w:history="1">
+          <w:hyperlink w:anchor="_Toc242461907" w:history="1">
             <w:r>
               <w:rPr>
                 <w:rStyle w:val="Hipervnculo"/>
@@ -528,7 +633,7 @@
               <w:rPr>
                 <w:noProof/>
               </w:rPr>
-              <w:instrText xml:space="preserve"> PAGEREF _Toc242459867 \h </w:instrText>
+              <w:instrText xml:space="preserve"> PAGEREF _Toc242461907 \h </w:instrText>
             </w:r>
             <w:r>
               <w:rPr>
@@ -570,7 +675,7 @@
               <w14:ligatures w14:val="standardContextual"/>
             </w:rPr>
           </w:pPr>
-          <w:hyperlink w:anchor="_Toc242459868" w:history="1">
+          <w:hyperlink w:anchor="_Toc242461908" w:history="1">
             <w:r>
               <w:rPr>
                 <w:rStyle w:val="Hipervnculo"/>
@@ -594,7 +699,7 @@
               <w:rPr>
                 <w:noProof/>
               </w:rPr>
-              <w:instrText xml:space="preserve"> PAGEREF _Toc242459868 \h </w:instrText>
+              <w:instrText xml:space="preserve"> PAGEREF _Toc242461908 \h </w:instrText>
             </w:r>
             <w:r>
               <w:rPr>
@@ -636,7 +741,7 @@
               <w14:ligatures w14:val="standardContextual"/>
             </w:rPr>
           </w:pPr>
-          <w:hyperlink w:anchor="_Toc242459869" w:history="1">
+          <w:hyperlink w:anchor="_Toc242461909" w:history="1">
             <w:r>
               <w:rPr>
                 <w:rStyle w:val="Hipervnculo"/>
@@ -660,7 +765,7 @@
               <w:rPr>
                 <w:noProof/>
               </w:rPr>
-              <w:instrText xml:space="preserve"> PAGEREF _Toc242459869 \h </w:instrText>
+              <w:instrText xml:space="preserve"> PAGEREF _Toc242461909 \h </w:instrText>
             </w:r>
             <w:r>
               <w:rPr>
@@ -702,7 +807,7 @@
               <w14:ligatures w14:val="standardContextual"/>
             </w:rPr>
           </w:pPr>
-          <w:hyperlink w:anchor="_Toc242459870" w:history="1">
+          <w:hyperlink w:anchor="_Toc242461910" w:history="1">
             <w:r>
               <w:rPr>
                 <w:rStyle w:val="Hipervnculo"/>
@@ -726,7 +831,7 @@
               <w:rPr>
                 <w:noProof/>
               </w:rPr>
-              <w:instrText xml:space="preserve"> PAGEREF _Toc242459870 \h </w:instrText>
+              <w:instrText xml:space="preserve"> PAGEREF _Toc242461910 \h </w:instrText>
             </w:r>
             <w:r>
               <w:rPr>
@@ -768,7 +873,7 @@
               <w14:ligatures w14:val="standardContextual"/>
             </w:rPr>
           </w:pPr>
-          <w:hyperlink w:anchor="_Toc242459871" w:history="1">
+          <w:hyperlink w:anchor="_Toc242461911" w:history="1">
             <w:r>
               <w:rPr>
                 <w:rStyle w:val="Hipervnculo"/>
@@ -792,7 +897,7 @@
               <w:rPr>
                 <w:noProof/>
               </w:rPr>
-              <w:instrText xml:space="preserve"> PAGEREF _Toc242459871 \h </w:instrText>
+              <w:instrText xml:space="preserve"> PAGEREF _Toc242461911 \h </w:instrText>
             </w:r>
             <w:r>
               <w:rPr>
@@ -834,7 +939,7 @@
               <w14:ligatures w14:val="standardContextual"/>
             </w:rPr>
           </w:pPr>
-          <w:hyperlink w:anchor="_Toc242459872" w:history="1">
+          <w:hyperlink w:anchor="_Toc242461912" w:history="1">
             <w:r>
               <w:rPr>
                 <w:rStyle w:val="Hipervnculo"/>
@@ -858,7 +963,7 @@
               <w:rPr>
                 <w:noProof/>
               </w:rPr>
-              <w:instrText xml:space="preserve"> PAGEREF _Toc242459872 \h </w:instrText>
+              <w:instrText xml:space="preserve"> PAGEREF _Toc242461912 \h </w:instrText>
             </w:r>
             <w:r>
               <w:rPr>
@@ -900,7 +1005,7 @@
               <w14:ligatures w14:val="standardContextual"/>
             </w:rPr>
           </w:pPr>
-          <w:hyperlink w:anchor="_Toc242459873" w:history="1">
+          <w:hyperlink w:anchor="_Toc242461913" w:history="1">
             <w:r>
               <w:rPr>
                 <w:rStyle w:val="Hipervnculo"/>
@@ -924,7 +1029,7 @@
               <w:rPr>
                 <w:noProof/>
               </w:rPr>
-              <w:instrText xml:space="preserve"> PAGEREF _Toc242459873 \h </w:instrText>
+              <w:instrText xml:space="preserve"> PAGEREF _Toc242461913 \h </w:instrText>
             </w:r>
             <w:r>
               <w:rPr>
@@ -966,7 +1071,7 @@
               <w14:ligatures w14:val="standardContextual"/>
             </w:rPr>
           </w:pPr>
-          <w:hyperlink w:anchor="_Toc242459874" w:history="1">
+          <w:hyperlink w:anchor="_Toc242461914" w:history="1">
             <w:r>
               <w:rPr>
                 <w:rStyle w:val="Hipervnculo"/>
@@ -990,7 +1095,7 @@
               <w:rPr>
                 <w:noProof/>
               </w:rPr>
-              <w:instrText xml:space="preserve"> PAGEREF _Toc242459874 \h </w:instrText>
+              <w:instrText xml:space="preserve"> PAGEREF _Toc242461914 \h </w:instrText>
             </w:r>
             <w:r>
               <w:rPr>
@@ -1032,7 +1137,7 @@
               <w14:ligatures w14:val="standardContextual"/>
             </w:rPr>
           </w:pPr>
-          <w:hyperlink w:anchor="_Toc242459875" w:history="1">
+          <w:hyperlink w:anchor="_Toc242461915" w:history="1">
             <w:r>
               <w:rPr>
                 <w:rStyle w:val="Hipervnculo"/>
@@ -1056,7 +1161,7 @@
               <w:rPr>
                 <w:noProof/>
               </w:rPr>
-              <w:instrText xml:space="preserve"> PAGEREF _Toc242459875 \h </w:instrText>
+              <w:instrText xml:space="preserve"> PAGEREF _Toc242461915 \h </w:instrText>
             </w:r>
             <w:r>
               <w:rPr>
@@ -1098,7 +1203,7 @@
               <w14:ligatures w14:val="standardContextual"/>
             </w:rPr>
           </w:pPr>
-          <w:hyperlink w:anchor="_Toc242459876" w:history="1">
+          <w:hyperlink w:anchor="_Toc242461916" w:history="1">
             <w:r>
               <w:rPr>
                 <w:rStyle w:val="Hipervnculo"/>
@@ -1122,7 +1227,7 @@
               <w:rPr>
                 <w:noProof/>
               </w:rPr>
-              <w:instrText xml:space="preserve"> PAGEREF _Toc242459876 \h </w:instrText>
+              <w:instrText xml:space="preserve"> PAGEREF _Toc242461916 \h </w:instrText>
             </w:r>
             <w:r>
               <w:rPr>
@@ -1164,7 +1269,7 @@
               <w14:ligatures w14:val="standardContextual"/>
             </w:rPr>
           </w:pPr>
-          <w:hyperlink w:anchor="_Toc242459877" w:history="1">
+          <w:hyperlink w:anchor="_Toc242461917" w:history="1">
             <w:r>
               <w:rPr>
                 <w:rStyle w:val="Hipervnculo"/>
@@ -1188,7 +1293,7 @@
               <w:rPr>
                 <w:noProof/>
               </w:rPr>
-              <w:instrText xml:space="preserve"> PAGEREF _Toc242459877 \h </w:instrText>
+              <w:instrText xml:space="preserve"> PAGEREF _Toc242461917 \h </w:instrText>
             </w:r>
             <w:r>
               <w:rPr>
@@ -1230,7 +1335,7 @@
               <w14:ligatures w14:val="standardContextual"/>
             </w:rPr>
           </w:pPr>
-          <w:hyperlink w:anchor="_Toc242459878" w:history="1">
+          <w:hyperlink w:anchor="_Toc242461918" w:history="1">
             <w:r>
               <w:rPr>
                 <w:rStyle w:val="Hipervnculo"/>
@@ -1254,7 +1359,7 @@
               <w:rPr>
                 <w:noProof/>
               </w:rPr>
-              <w:instrText xml:space="preserve"> PAGEREF _Toc242459878 \h </w:instrText>
+              <w:instrText xml:space="preserve"> PAGEREF _Toc242461918 \h </w:instrText>
             </w:r>
             <w:r>
               <w:rPr>
@@ -1296,7 +1401,7 @@
               <w14:ligatures w14:val="standardContextual"/>
             </w:rPr>
           </w:pPr>
-          <w:hyperlink w:anchor="_Toc242459879" w:history="1">
+          <w:hyperlink w:anchor="_Toc242461919" w:history="1">
             <w:r>
               <w:rPr>
                 <w:rStyle w:val="Hipervnculo"/>
@@ -1320,7 +1425,7 @@
               <w:rPr>
                 <w:noProof/>
               </w:rPr>
-              <w:instrText xml:space="preserve"> PAGEREF _Toc242459879 \h </w:instrText>
+              <w:instrText xml:space="preserve"> PAGEREF _Toc242461919 \h </w:instrText>
             </w:r>
             <w:r>
               <w:rPr>
@@ -1362,7 +1467,7 @@
               <w14:ligatures w14:val="standardContextual"/>
             </w:rPr>
           </w:pPr>
-          <w:hyperlink w:anchor="_Toc242459880" w:history="1">
+          <w:hyperlink w:anchor="_Toc242461920" w:history="1">
             <w:r>
               <w:rPr>
                 <w:rStyle w:val="Hipervnculo"/>
@@ -1386,7 +1491,7 @@
               <w:rPr>
                 <w:noProof/>
               </w:rPr>
-              <w:instrText xml:space="preserve"> PAGEREF _Toc242459880 \h </w:instrText>
+              <w:instrText xml:space="preserve"> PAGEREF _Toc242461920 \h </w:instrText>
             </w:r>
             <w:r>
               <w:rPr>
@@ -1428,7 +1533,7 @@
               <w14:ligatures w14:val="standardContextual"/>
             </w:rPr>
           </w:pPr>
-          <w:hyperlink w:anchor="_Toc242459881" w:history="1">
+          <w:hyperlink w:anchor="_Toc242461921" w:history="1">
             <w:r>
               <w:rPr>
                 <w:rStyle w:val="Hipervnculo"/>
@@ -1452,7 +1557,7 @@
               <w:rPr>
                 <w:noProof/>
               </w:rPr>
-              <w:instrText xml:space="preserve"> PAGEREF _Toc242459881 \h </w:instrText>
+              <w:instrText xml:space="preserve"> PAGEREF _Toc242461921 \h </w:instrText>
             </w:r>
             <w:r>
               <w:rPr>
@@ -1494,7 +1599,7 @@
               <w14:ligatures w14:val="standardContextual"/>
             </w:rPr>
           </w:pPr>
-          <w:hyperlink w:anchor="_Toc242459882" w:history="1">
+          <w:hyperlink w:anchor="_Toc242461922" w:history="1">
             <w:r>
               <w:rPr>
                 <w:rStyle w:val="Hipervnculo"/>
@@ -1518,7 +1623,7 @@
               <w:rPr>
                 <w:noProof/>
               </w:rPr>
-              <w:instrText xml:space="preserve"> PAGEREF _Toc242459882 \h </w:instrText>
+              <w:instrText xml:space="preserve"> PAGEREF _Toc242461922 \h </w:instrText>
             </w:r>
             <w:r>
               <w:rPr>
@@ -1560,7 +1665,7 @@
               <w14:ligatures w14:val="standardContextual"/>
             </w:rPr>
           </w:pPr>
-          <w:hyperlink w:anchor="_Toc242459883" w:history="1">
+          <w:hyperlink w:anchor="_Toc242461923" w:history="1">
             <w:r>
               <w:rPr>
                 <w:rStyle w:val="Hipervnculo"/>
@@ -1584,7 +1689,7 @@
               <w:rPr>
                 <w:noProof/>
               </w:rPr>
-              <w:instrText xml:space="preserve"> PAGEREF _Toc242459883 \h </w:instrText>
+              <w:instrText xml:space="preserve"> PAGEREF _Toc242461923 \h </w:instrText>
             </w:r>
             <w:r>
               <w:rPr>
@@ -1626,7 +1731,7 @@
               <w14:ligatures w14:val="standardContextual"/>
             </w:rPr>
           </w:pPr>
-          <w:hyperlink w:anchor="_Toc242459884" w:history="1">
+          <w:hyperlink w:anchor="_Toc242461924" w:history="1">
             <w:r>
               <w:rPr>
                 <w:rStyle w:val="Hipervnculo"/>
@@ -1650,7 +1755,7 @@
               <w:rPr>
                 <w:noProof/>
               </w:rPr>
-              <w:instrText xml:space="preserve"> PAGEREF _Toc242459884 \h </w:instrText>
+              <w:instrText xml:space="preserve"> PAGEREF _Toc242461924 \h </w:instrText>
             </w:r>
             <w:r>
               <w:rPr>
@@ -1692,7 +1797,7 @@
               <w14:ligatures w14:val="standardContextual"/>
             </w:rPr>
           </w:pPr>
-          <w:hyperlink w:anchor="_Toc242459885" w:history="1">
+          <w:hyperlink w:anchor="_Toc242461925" w:history="1">
             <w:r>
               <w:rPr>
                 <w:rStyle w:val="Hipervnculo"/>
@@ -1716,7 +1821,7 @@
               <w:rPr>
                 <w:noProof/>
               </w:rPr>
-              <w:instrText xml:space="preserve"> PAGEREF _Toc242459885 \h </w:instrText>
+              <w:instrText xml:space="preserve"> PAGEREF _Toc242461925 \h </w:instrText>
             </w:r>
             <w:r>
               <w:rPr>
@@ -1758,7 +1863,7 @@
               <w14:ligatures w14:val="standardContextual"/>
             </w:rPr>
           </w:pPr>
-          <w:hyperlink w:anchor="_Toc242459886" w:history="1">
+          <w:hyperlink w:anchor="_Toc242461926" w:history="1">
             <w:r>
               <w:rPr>
                 <w:rStyle w:val="Hipervnculo"/>
@@ -1782,7 +1887,7 @@
               <w:rPr>
                 <w:noProof/>
               </w:rPr>
-              <w:instrText xml:space="preserve"> PAGEREF _Toc242459886 \h </w:instrText>
+              <w:instrText xml:space="preserve"> PAGEREF _Toc242461926 \h </w:instrText>
             </w:r>
             <w:r>
               <w:rPr>
@@ -1824,7 +1929,7 @@
               <w14:ligatures w14:val="standardContextual"/>
             </w:rPr>
           </w:pPr>
-          <w:hyperlink w:anchor="_Toc242459887" w:history="1">
+          <w:hyperlink w:anchor="_Toc242461927" w:history="1">
             <w:r>
               <w:rPr>
                 <w:rStyle w:val="Hipervnculo"/>
@@ -1848,7 +1953,7 @@
               <w:rPr>
                 <w:noProof/>
               </w:rPr>
-              <w:instrText xml:space="preserve"> PAGEREF _Toc242459887 \h </w:instrText>
+              <w:instrText xml:space="preserve"> PAGEREF _Toc242461927 \h </w:instrText>
             </w:r>
             <w:r>
               <w:rPr>
@@ -1890,7 +1995,7 @@
               <w14:ligatures w14:val="standardContextual"/>
             </w:rPr>
           </w:pPr>
-          <w:hyperlink w:anchor="_Toc242459888" w:history="1">
+          <w:hyperlink w:anchor="_Toc242461928" w:history="1">
             <w:r>
               <w:rPr>
                 <w:rStyle w:val="Hipervnculo"/>
@@ -1914,7 +2019,7 @@
               <w:rPr>
                 <w:noProof/>
               </w:rPr>
-              <w:instrText xml:space="preserve"> PAGEREF _Toc242459888 \h </w:instrText>
+              <w:instrText xml:space="preserve"> PAGEREF _Toc242461928 \h </w:instrText>
             </w:r>
             <w:r>
               <w:rPr>
@@ -1956,7 +2061,7 @@
               <w14:ligatures w14:val="standardContextual"/>
             </w:rPr>
           </w:pPr>
-          <w:hyperlink w:anchor="_Toc242459889" w:history="1">
+          <w:hyperlink w:anchor="_Toc242461929" w:history="1">
             <w:r>
               <w:rPr>
                 <w:rStyle w:val="Hipervnculo"/>
@@ -1980,7 +2085,7 @@
               <w:rPr>
                 <w:noProof/>
               </w:rPr>
-              <w:instrText xml:space="preserve"> PAGEREF _Toc242459889 \h </w:instrText>
+              <w:instrText xml:space="preserve"> PAGEREF _Toc242461929 \h </w:instrText>
             </w:r>
             <w:r>
               <w:rPr>
@@ -2022,7 +2127,7 @@
               <w14:ligatures w14:val="standardContextual"/>
             </w:rPr>
           </w:pPr>
-          <w:hyperlink w:anchor="_Toc242459890" w:history="1">
+          <w:hyperlink w:anchor="_Toc242461930" w:history="1">
             <w:r>
               <w:rPr>
                 <w:rStyle w:val="Hipervnculo"/>
@@ -2046,7 +2151,7 @@
               <w:rPr>
                 <w:noProof/>
               </w:rPr>
-              <w:instrText xml:space="preserve"> PAGEREF _Toc242459890 \h </w:instrText>
+              <w:instrText xml:space="preserve"> PAGEREF _Toc242461930 \h </w:instrText>
             </w:r>
             <w:r>
               <w:rPr>
@@ -2088,7 +2193,7 @@
               <w14:ligatures w14:val="standardContextual"/>
             </w:rPr>
           </w:pPr>
-          <w:hyperlink w:anchor="_Toc242459891" w:history="1">
+          <w:hyperlink w:anchor="_Toc242461931" w:history="1">
             <w:r>
               <w:rPr>
                 <w:rStyle w:val="Hipervnculo"/>
@@ -2112,7 +2217,7 @@
               <w:rPr>
                 <w:noProof/>
               </w:rPr>
-              <w:instrText xml:space="preserve"> PAGEREF _Toc242459891 \h </w:instrText>
+              <w:instrText xml:space="preserve"> PAGEREF _Toc242461931 \h </w:instrText>
             </w:r>
             <w:r>
               <w:rPr>
@@ -2154,7 +2259,7 @@
               <w14:ligatures w14:val="standardContextual"/>
             </w:rPr>
           </w:pPr>
-          <w:hyperlink w:anchor="_Toc242459892" w:history="1">
+          <w:hyperlink w:anchor="_Toc242461932" w:history="1">
             <w:r>
               <w:rPr>
                 <w:rStyle w:val="Hipervnculo"/>
@@ -2178,7 +2283,7 @@
               <w:rPr>
                 <w:noProof/>
               </w:rPr>
-              <w:instrText xml:space="preserve"> PAGEREF _Toc242459892 \h </w:instrText>
+              <w:instrText xml:space="preserve"> PAGEREF _Toc242461932 \h </w:instrText>
             </w:r>
             <w:r>
               <w:rPr>
@@ -2220,7 +2325,7 @@
               <w14:ligatures w14:val="standardContextual"/>
             </w:rPr>
           </w:pPr>
-          <w:hyperlink w:anchor="_Toc242459893" w:history="1">
+          <w:hyperlink w:anchor="_Toc242461933" w:history="1">
             <w:r>
               <w:rPr>
                 <w:rStyle w:val="Hipervnculo"/>
@@ -2244,7 +2349,7 @@
               <w:rPr>
                 <w:noProof/>
               </w:rPr>
-              <w:instrText xml:space="preserve"> PAGEREF _Toc242459893 \h </w:instrText>
+              <w:instrText xml:space="preserve"> PAGEREF _Toc242461933 \h </w:instrText>
             </w:r>
             <w:r>
               <w:rPr>
@@ -2286,7 +2391,7 @@
               <w14:ligatures w14:val="standardContextual"/>
             </w:rPr>
           </w:pPr>
-          <w:hyperlink w:anchor="_Toc242459894" w:history="1">
+          <w:hyperlink w:anchor="_Toc242461934" w:history="1">
             <w:r>
               <w:rPr>
                 <w:rStyle w:val="Hipervnculo"/>
@@ -2310,7 +2415,7 @@
               <w:rPr>
                 <w:noProof/>
               </w:rPr>
-              <w:instrText xml:space="preserve"> PAGEREF _Toc242459894 \h </w:instrText>
+              <w:instrText xml:space="preserve"> PAGEREF _Toc242461934 \h </w:instrText>
             </w:r>
             <w:r>
               <w:rPr>
@@ -2352,7 +2457,7 @@
               <w14:ligatures w14:val="standardContextual"/>
             </w:rPr>
           </w:pPr>
-          <w:hyperlink w:anchor="_Toc242459895" w:history="1">
+          <w:hyperlink w:anchor="_Toc242461935" w:history="1">
             <w:r>
               <w:rPr>
                 <w:rStyle w:val="Hipervnculo"/>
@@ -2376,7 +2481,7 @@
               <w:rPr>
                 <w:noProof/>
               </w:rPr>
-              <w:instrText xml:space="preserve"> PAGEREF _Toc242459895 \h </w:instrText>
+              <w:instrText xml:space="preserve"> PAGEREF _Toc242461935 \h </w:instrText>
             </w:r>
             <w:r>
               <w:rPr>
@@ -2419,8 +2524,9 @@
       <w:pPr>
         <w:pStyle w:val="Ttulo1"/>
       </w:pPr>
-      <w:bookmarkStart w:id="0" w:name="_Toc242459867"/>
+      <w:bookmarkStart w:id="0" w:name="_Toc242461907"/>
       <w:r>
+        <w:lastRenderedPageBreak/>
         <w:t>1. Introducción</w:t>
       </w:r>
       <w:bookmarkEnd w:id="0"/>
@@ -2437,7 +2543,7 @@
       <w:pPr>
         <w:pStyle w:val="Ttulo2"/>
       </w:pPr>
-      <w:bookmarkStart w:id="1" w:name="_Toc242459868"/>
+      <w:bookmarkStart w:id="1" w:name="_Toc242461908"/>
       <w:r>
         <w:t>1.1 Sistema bajo prueba</w:t>
       </w:r>
@@ -2465,12 +2571,6 @@
         <w:gridCol w:w="7038"/>
       </w:tblGrid>
       <w:tr>
-        <w:tblPrEx>
-          <w:tblCellMar>
-            <w:top w:w="0" w:type="dxa"/>
-            <w:bottom w:w="0" w:type="dxa"/>
-          </w:tblCellMar>
-        </w:tblPrEx>
         <w:trPr>
           <w:tblHeader/>
         </w:trPr>
@@ -2530,12 +2630,6 @@
         </w:tc>
       </w:tr>
       <w:tr>
-        <w:tblPrEx>
-          <w:tblCellMar>
-            <w:top w:w="0" w:type="dxa"/>
-            <w:bottom w:w="0" w:type="dxa"/>
-          </w:tblCellMar>
-        </w:tblPrEx>
         <w:trPr>
           <w:cantSplit/>
         </w:trPr>
@@ -2589,12 +2683,6 @@
         </w:tc>
       </w:tr>
       <w:tr>
-        <w:tblPrEx>
-          <w:tblCellMar>
-            <w:top w:w="0" w:type="dxa"/>
-            <w:bottom w:w="0" w:type="dxa"/>
-          </w:tblCellMar>
-        </w:tblPrEx>
         <w:trPr>
           <w:cantSplit/>
         </w:trPr>
@@ -2650,12 +2738,6 @@
         </w:tc>
       </w:tr>
       <w:tr>
-        <w:tblPrEx>
-          <w:tblCellMar>
-            <w:top w:w="0" w:type="dxa"/>
-            <w:bottom w:w="0" w:type="dxa"/>
-          </w:tblCellMar>
-        </w:tblPrEx>
         <w:trPr>
           <w:cantSplit/>
         </w:trPr>
@@ -2709,12 +2791,6 @@
         </w:tc>
       </w:tr>
       <w:tr>
-        <w:tblPrEx>
-          <w:tblCellMar>
-            <w:top w:w="0" w:type="dxa"/>
-            <w:bottom w:w="0" w:type="dxa"/>
-          </w:tblCellMar>
-        </w:tblPrEx>
         <w:trPr>
           <w:cantSplit/>
         </w:trPr>
@@ -2770,12 +2846,6 @@
         </w:tc>
       </w:tr>
       <w:tr>
-        <w:tblPrEx>
-          <w:tblCellMar>
-            <w:top w:w="0" w:type="dxa"/>
-            <w:bottom w:w="0" w:type="dxa"/>
-          </w:tblCellMar>
-        </w:tblPrEx>
         <w:trPr>
           <w:cantSplit/>
         </w:trPr>
@@ -2833,7 +2903,7 @@
       <w:pPr>
         <w:pStyle w:val="Ttulo2"/>
       </w:pPr>
-      <w:bookmarkStart w:id="2" w:name="_Toc242459869"/>
+      <w:bookmarkStart w:id="2" w:name="_Toc242461909"/>
       <w:r>
         <w:t>1.2 Documentos de referencia</w:t>
       </w:r>
@@ -2895,7 +2965,7 @@
       <w:pPr>
         <w:pStyle w:val="Ttulo1"/>
       </w:pPr>
-      <w:bookmarkStart w:id="3" w:name="_Toc242459870"/>
+      <w:bookmarkStart w:id="3" w:name="_Toc242461910"/>
       <w:r>
         <w:t>2. Alcance</w:t>
       </w:r>
@@ -2905,7 +2975,7 @@
       <w:pPr>
         <w:pStyle w:val="Ttulo2"/>
       </w:pPr>
-      <w:bookmarkStart w:id="4" w:name="_Toc242459871"/>
+      <w:bookmarkStart w:id="4" w:name="_Toc242461911"/>
       <w:r>
         <w:t>2.1 Incluye</w:t>
       </w:r>
@@ -2943,12 +3013,6 @@
         <w:gridCol w:w="2438"/>
       </w:tblGrid>
       <w:tr>
-        <w:tblPrEx>
-          <w:tblCellMar>
-            <w:top w:w="0" w:type="dxa"/>
-            <w:bottom w:w="0" w:type="dxa"/>
-          </w:tblCellMar>
-        </w:tblPrEx>
         <w:trPr>
           <w:tblHeader/>
         </w:trPr>
@@ -3062,12 +3126,6 @@
         </w:tc>
       </w:tr>
       <w:tr>
-        <w:tblPrEx>
-          <w:tblCellMar>
-            <w:top w:w="0" w:type="dxa"/>
-            <w:bottom w:w="0" w:type="dxa"/>
-          </w:tblCellMar>
-        </w:tblPrEx>
         <w:trPr>
           <w:cantSplit/>
         </w:trPr>
@@ -3165,12 +3223,6 @@
         </w:tc>
       </w:tr>
       <w:tr>
-        <w:tblPrEx>
-          <w:tblCellMar>
-            <w:top w:w="0" w:type="dxa"/>
-            <w:bottom w:w="0" w:type="dxa"/>
-          </w:tblCellMar>
-        </w:tblPrEx>
         <w:trPr>
           <w:cantSplit/>
         </w:trPr>
@@ -3272,12 +3324,6 @@
         </w:tc>
       </w:tr>
       <w:tr>
-        <w:tblPrEx>
-          <w:tblCellMar>
-            <w:top w:w="0" w:type="dxa"/>
-            <w:bottom w:w="0" w:type="dxa"/>
-          </w:tblCellMar>
-        </w:tblPrEx>
         <w:trPr>
           <w:cantSplit/>
         </w:trPr>
@@ -3375,12 +3421,6 @@
         </w:tc>
       </w:tr>
       <w:tr>
-        <w:tblPrEx>
-          <w:tblCellMar>
-            <w:top w:w="0" w:type="dxa"/>
-            <w:bottom w:w="0" w:type="dxa"/>
-          </w:tblCellMar>
-        </w:tblPrEx>
         <w:trPr>
           <w:cantSplit/>
         </w:trPr>
@@ -3482,12 +3522,6 @@
         </w:tc>
       </w:tr>
       <w:tr>
-        <w:tblPrEx>
-          <w:tblCellMar>
-            <w:top w:w="0" w:type="dxa"/>
-            <w:bottom w:w="0" w:type="dxa"/>
-          </w:tblCellMar>
-        </w:tblPrEx>
         <w:trPr>
           <w:cantSplit/>
         </w:trPr>
@@ -3585,12 +3619,6 @@
         </w:tc>
       </w:tr>
       <w:tr>
-        <w:tblPrEx>
-          <w:tblCellMar>
-            <w:top w:w="0" w:type="dxa"/>
-            <w:bottom w:w="0" w:type="dxa"/>
-          </w:tblCellMar>
-        </w:tblPrEx>
         <w:trPr>
           <w:cantSplit/>
         </w:trPr>
@@ -3720,7 +3748,7 @@
       <w:pPr>
         <w:pStyle w:val="Ttulo2"/>
       </w:pPr>
-      <w:bookmarkStart w:id="5" w:name="_Toc242459872"/>
+      <w:bookmarkStart w:id="5" w:name="_Toc242461912"/>
       <w:r>
         <w:t>2.2 No incluye</w:t>
       </w:r>
@@ -3782,7 +3810,7 @@
       <w:pPr>
         <w:pStyle w:val="Ttulo1"/>
       </w:pPr>
-      <w:bookmarkStart w:id="6" w:name="_Toc242459873"/>
+      <w:bookmarkStart w:id="6" w:name="_Toc242461913"/>
       <w:r>
         <w:t>3. Objetivos</w:t>
       </w:r>
@@ -3857,7 +3885,7 @@
       <w:pPr>
         <w:pStyle w:val="Ttulo1"/>
       </w:pPr>
-      <w:bookmarkStart w:id="7" w:name="_Toc242459874"/>
+      <w:bookmarkStart w:id="7" w:name="_Toc242461914"/>
       <w:r>
         <w:t>4. Estrategia de pruebas</w:t>
       </w:r>
@@ -3867,7 +3895,7 @@
       <w:pPr>
         <w:pStyle w:val="Ttulo2"/>
       </w:pPr>
-      <w:bookmarkStart w:id="8" w:name="_Toc242459875"/>
+      <w:bookmarkStart w:id="8" w:name="_Toc242461915"/>
       <w:r>
         <w:t>4.1 Niveles de prueba</w:t>
       </w:r>
@@ -3897,12 +3925,6 @@
         <w:gridCol w:w="2138"/>
       </w:tblGrid>
       <w:tr>
-        <w:tblPrEx>
-          <w:tblCellMar>
-            <w:top w:w="0" w:type="dxa"/>
-            <w:bottom w:w="0" w:type="dxa"/>
-          </w:tblCellMar>
-        </w:tblPrEx>
         <w:trPr>
           <w:tblHeader/>
         </w:trPr>
@@ -4016,12 +4038,6 @@
         </w:tc>
       </w:tr>
       <w:tr>
-        <w:tblPrEx>
-          <w:tblCellMar>
-            <w:top w:w="0" w:type="dxa"/>
-            <w:bottom w:w="0" w:type="dxa"/>
-          </w:tblCellMar>
-        </w:tblPrEx>
         <w:trPr>
           <w:cantSplit/>
         </w:trPr>
@@ -4121,12 +4137,6 @@
         </w:tc>
       </w:tr>
       <w:tr>
-        <w:tblPrEx>
-          <w:tblCellMar>
-            <w:top w:w="0" w:type="dxa"/>
-            <w:bottom w:w="0" w:type="dxa"/>
-          </w:tblCellMar>
-        </w:tblPrEx>
         <w:trPr>
           <w:cantSplit/>
         </w:trPr>
@@ -4230,12 +4240,6 @@
         </w:tc>
       </w:tr>
       <w:tr>
-        <w:tblPrEx>
-          <w:tblCellMar>
-            <w:top w:w="0" w:type="dxa"/>
-            <w:bottom w:w="0" w:type="dxa"/>
-          </w:tblCellMar>
-        </w:tblPrEx>
         <w:trPr>
           <w:cantSplit/>
         </w:trPr>
@@ -4335,12 +4339,6 @@
         </w:tc>
       </w:tr>
       <w:tr>
-        <w:tblPrEx>
-          <w:tblCellMar>
-            <w:top w:w="0" w:type="dxa"/>
-            <w:bottom w:w="0" w:type="dxa"/>
-          </w:tblCellMar>
-        </w:tblPrEx>
         <w:trPr>
           <w:cantSplit/>
         </w:trPr>
@@ -4448,7 +4446,7 @@
       <w:pPr>
         <w:pStyle w:val="Ttulo2"/>
       </w:pPr>
-      <w:bookmarkStart w:id="9" w:name="_Toc242459876"/>
+      <w:bookmarkStart w:id="9" w:name="_Toc242461916"/>
       <w:r>
         <w:t>4.2 Técnicas de diseño de casos</w:t>
       </w:r>
@@ -4476,12 +4474,6 @@
         <w:gridCol w:w="6938"/>
       </w:tblGrid>
       <w:tr>
-        <w:tblPrEx>
-          <w:tblCellMar>
-            <w:top w:w="0" w:type="dxa"/>
-            <w:bottom w:w="0" w:type="dxa"/>
-          </w:tblCellMar>
-        </w:tblPrEx>
         <w:trPr>
           <w:tblHeader/>
         </w:trPr>
@@ -4541,12 +4533,6 @@
         </w:tc>
       </w:tr>
       <w:tr>
-        <w:tblPrEx>
-          <w:tblCellMar>
-            <w:top w:w="0" w:type="dxa"/>
-            <w:bottom w:w="0" w:type="dxa"/>
-          </w:tblCellMar>
-        </w:tblPrEx>
         <w:trPr>
           <w:cantSplit/>
         </w:trPr>
@@ -4600,12 +4586,6 @@
         </w:tc>
       </w:tr>
       <w:tr>
-        <w:tblPrEx>
-          <w:tblCellMar>
-            <w:top w:w="0" w:type="dxa"/>
-            <w:bottom w:w="0" w:type="dxa"/>
-          </w:tblCellMar>
-        </w:tblPrEx>
         <w:trPr>
           <w:cantSplit/>
         </w:trPr>
@@ -4661,12 +4641,6 @@
         </w:tc>
       </w:tr>
       <w:tr>
-        <w:tblPrEx>
-          <w:tblCellMar>
-            <w:top w:w="0" w:type="dxa"/>
-            <w:bottom w:w="0" w:type="dxa"/>
-          </w:tblCellMar>
-        </w:tblPrEx>
         <w:trPr>
           <w:cantSplit/>
         </w:trPr>
@@ -4720,12 +4694,6 @@
         </w:tc>
       </w:tr>
       <w:tr>
-        <w:tblPrEx>
-          <w:tblCellMar>
-            <w:top w:w="0" w:type="dxa"/>
-            <w:bottom w:w="0" w:type="dxa"/>
-          </w:tblCellMar>
-        </w:tblPrEx>
         <w:trPr>
           <w:cantSplit/>
         </w:trPr>
@@ -4781,12 +4749,6 @@
         </w:tc>
       </w:tr>
       <w:tr>
-        <w:tblPrEx>
-          <w:tblCellMar>
-            <w:top w:w="0" w:type="dxa"/>
-            <w:bottom w:w="0" w:type="dxa"/>
-          </w:tblCellMar>
-        </w:tblPrEx>
         <w:trPr>
           <w:cantSplit/>
         </w:trPr>
@@ -4844,7 +4806,7 @@
       <w:pPr>
         <w:pStyle w:val="Ttulo2"/>
       </w:pPr>
-      <w:bookmarkStart w:id="10" w:name="_Toc242459877"/>
+      <w:bookmarkStart w:id="10" w:name="_Toc242461917"/>
       <w:r>
         <w:t>4.3 Priorización basada en riesgo</w:t>
       </w:r>
@@ -4892,7 +4854,7 @@
       <w:pPr>
         <w:pStyle w:val="Ttulo1"/>
       </w:pPr>
-      <w:bookmarkStart w:id="11" w:name="_Toc242459878"/>
+      <w:bookmarkStart w:id="11" w:name="_Toc242461918"/>
       <w:r>
         <w:t>5. Tipos de pruebas a aplicar</w:t>
       </w:r>
@@ -4922,12 +4884,6 @@
         <w:gridCol w:w="1638"/>
       </w:tblGrid>
       <w:tr>
-        <w:tblPrEx>
-          <w:tblCellMar>
-            <w:top w:w="0" w:type="dxa"/>
-            <w:bottom w:w="0" w:type="dxa"/>
-          </w:tblCellMar>
-        </w:tblPrEx>
         <w:trPr>
           <w:tblHeader/>
         </w:trPr>
@@ -5041,12 +4997,6 @@
         </w:tc>
       </w:tr>
       <w:tr>
-        <w:tblPrEx>
-          <w:tblCellMar>
-            <w:top w:w="0" w:type="dxa"/>
-            <w:bottom w:w="0" w:type="dxa"/>
-          </w:tblCellMar>
-        </w:tblPrEx>
         <w:trPr>
           <w:cantSplit/>
         </w:trPr>
@@ -5146,12 +5096,6 @@
         </w:tc>
       </w:tr>
       <w:tr>
-        <w:tblPrEx>
-          <w:tblCellMar>
-            <w:top w:w="0" w:type="dxa"/>
-            <w:bottom w:w="0" w:type="dxa"/>
-          </w:tblCellMar>
-        </w:tblPrEx>
         <w:trPr>
           <w:cantSplit/>
         </w:trPr>
@@ -5255,12 +5199,6 @@
         </w:tc>
       </w:tr>
       <w:tr>
-        <w:tblPrEx>
-          <w:tblCellMar>
-            <w:top w:w="0" w:type="dxa"/>
-            <w:bottom w:w="0" w:type="dxa"/>
-          </w:tblCellMar>
-        </w:tblPrEx>
         <w:trPr>
           <w:cantSplit/>
         </w:trPr>
@@ -5360,12 +5298,6 @@
         </w:tc>
       </w:tr>
       <w:tr>
-        <w:tblPrEx>
-          <w:tblCellMar>
-            <w:top w:w="0" w:type="dxa"/>
-            <w:bottom w:w="0" w:type="dxa"/>
-          </w:tblCellMar>
-        </w:tblPrEx>
         <w:trPr>
           <w:cantSplit/>
         </w:trPr>
@@ -5469,12 +5401,6 @@
         </w:tc>
       </w:tr>
       <w:tr>
-        <w:tblPrEx>
-          <w:tblCellMar>
-            <w:top w:w="0" w:type="dxa"/>
-            <w:bottom w:w="0" w:type="dxa"/>
-          </w:tblCellMar>
-        </w:tblPrEx>
         <w:trPr>
           <w:cantSplit/>
         </w:trPr>
@@ -5574,12 +5500,6 @@
         </w:tc>
       </w:tr>
       <w:tr>
-        <w:tblPrEx>
-          <w:tblCellMar>
-            <w:top w:w="0" w:type="dxa"/>
-            <w:bottom w:w="0" w:type="dxa"/>
-          </w:tblCellMar>
-        </w:tblPrEx>
         <w:trPr>
           <w:cantSplit/>
         </w:trPr>
@@ -5683,12 +5603,6 @@
         </w:tc>
       </w:tr>
       <w:tr>
-        <w:tblPrEx>
-          <w:tblCellMar>
-            <w:top w:w="0" w:type="dxa"/>
-            <w:bottom w:w="0" w:type="dxa"/>
-          </w:tblCellMar>
-        </w:tblPrEx>
         <w:trPr>
           <w:cantSplit/>
         </w:trPr>
@@ -5788,12 +5702,6 @@
         </w:tc>
       </w:tr>
       <w:tr>
-        <w:tblPrEx>
-          <w:tblCellMar>
-            <w:top w:w="0" w:type="dxa"/>
-            <w:bottom w:w="0" w:type="dxa"/>
-          </w:tblCellMar>
-        </w:tblPrEx>
         <w:trPr>
           <w:cantSplit/>
         </w:trPr>
@@ -5897,12 +5805,6 @@
         </w:tc>
       </w:tr>
       <w:tr>
-        <w:tblPrEx>
-          <w:tblCellMar>
-            <w:top w:w="0" w:type="dxa"/>
-            <w:bottom w:w="0" w:type="dxa"/>
-          </w:tblCellMar>
-        </w:tblPrEx>
         <w:trPr>
           <w:cantSplit/>
         </w:trPr>
@@ -6002,12 +5904,6 @@
         </w:tc>
       </w:tr>
       <w:tr>
-        <w:tblPrEx>
-          <w:tblCellMar>
-            <w:top w:w="0" w:type="dxa"/>
-            <w:bottom w:w="0" w:type="dxa"/>
-          </w:tblCellMar>
-        </w:tblPrEx>
         <w:trPr>
           <w:cantSplit/>
         </w:trPr>
@@ -6111,12 +6007,6 @@
         </w:tc>
       </w:tr>
       <w:tr>
-        <w:tblPrEx>
-          <w:tblCellMar>
-            <w:top w:w="0" w:type="dxa"/>
-            <w:bottom w:w="0" w:type="dxa"/>
-          </w:tblCellMar>
-        </w:tblPrEx>
         <w:trPr>
           <w:cantSplit/>
         </w:trPr>
@@ -6216,12 +6106,6 @@
         </w:tc>
       </w:tr>
       <w:tr>
-        <w:tblPrEx>
-          <w:tblCellMar>
-            <w:top w:w="0" w:type="dxa"/>
-            <w:bottom w:w="0" w:type="dxa"/>
-          </w:tblCellMar>
-        </w:tblPrEx>
         <w:trPr>
           <w:cantSplit/>
         </w:trPr>
@@ -6329,7 +6213,7 @@
       <w:pPr>
         <w:pStyle w:val="Ttulo1"/>
       </w:pPr>
-      <w:bookmarkStart w:id="12" w:name="_Toc242459879"/>
+      <w:bookmarkStart w:id="12" w:name="_Toc242461919"/>
       <w:r>
         <w:t>6. Criterios de entrada y salida</w:t>
       </w:r>
@@ -6357,12 +6241,6 @@
         <w:gridCol w:w="7738"/>
       </w:tblGrid>
       <w:tr>
-        <w:tblPrEx>
-          <w:tblCellMar>
-            <w:top w:w="0" w:type="dxa"/>
-            <w:bottom w:w="0" w:type="dxa"/>
-          </w:tblCellMar>
-        </w:tblPrEx>
         <w:trPr>
           <w:tblHeader/>
         </w:trPr>
@@ -6422,12 +6300,6 @@
         </w:tc>
       </w:tr>
       <w:tr>
-        <w:tblPrEx>
-          <w:tblCellMar>
-            <w:top w:w="0" w:type="dxa"/>
-            <w:bottom w:w="0" w:type="dxa"/>
-          </w:tblCellMar>
-        </w:tblPrEx>
         <w:trPr>
           <w:cantSplit/>
         </w:trPr>
@@ -6481,12 +6353,6 @@
         </w:tc>
       </w:tr>
       <w:tr>
-        <w:tblPrEx>
-          <w:tblCellMar>
-            <w:top w:w="0" w:type="dxa"/>
-            <w:bottom w:w="0" w:type="dxa"/>
-          </w:tblCellMar>
-        </w:tblPrEx>
         <w:trPr>
           <w:cantSplit/>
         </w:trPr>
@@ -6542,12 +6408,6 @@
         </w:tc>
       </w:tr>
       <w:tr>
-        <w:tblPrEx>
-          <w:tblCellMar>
-            <w:top w:w="0" w:type="dxa"/>
-            <w:bottom w:w="0" w:type="dxa"/>
-          </w:tblCellMar>
-        </w:tblPrEx>
         <w:trPr>
           <w:cantSplit/>
         </w:trPr>
@@ -6601,12 +6461,6 @@
         </w:tc>
       </w:tr>
       <w:tr>
-        <w:tblPrEx>
-          <w:tblCellMar>
-            <w:top w:w="0" w:type="dxa"/>
-            <w:bottom w:w="0" w:type="dxa"/>
-          </w:tblCellMar>
-        </w:tblPrEx>
         <w:trPr>
           <w:cantSplit/>
         </w:trPr>
@@ -6679,7 +6533,7 @@
       <w:pPr>
         <w:pStyle w:val="Ttulo1"/>
       </w:pPr>
-      <w:bookmarkStart w:id="13" w:name="_Toc242459880"/>
+      <w:bookmarkStart w:id="13" w:name="_Toc242461920"/>
       <w:r>
         <w:t>7. Recursos y responsabilidades</w:t>
       </w:r>
@@ -6689,7 +6543,7 @@
       <w:pPr>
         <w:pStyle w:val="Ttulo2"/>
       </w:pPr>
-      <w:bookmarkStart w:id="14" w:name="_Toc242459881"/>
+      <w:bookmarkStart w:id="14" w:name="_Toc242461921"/>
       <w:r>
         <w:t>7.1 Roles</w:t>
       </w:r>
@@ -6718,12 +6572,6 @@
         <w:gridCol w:w="2238"/>
       </w:tblGrid>
       <w:tr>
-        <w:tblPrEx>
-          <w:tblCellMar>
-            <w:top w:w="0" w:type="dxa"/>
-            <w:bottom w:w="0" w:type="dxa"/>
-          </w:tblCellMar>
-        </w:tblPrEx>
         <w:trPr>
           <w:tblHeader/>
         </w:trPr>
@@ -6810,12 +6658,6 @@
         </w:tc>
       </w:tr>
       <w:tr>
-        <w:tblPrEx>
-          <w:tblCellMar>
-            <w:top w:w="0" w:type="dxa"/>
-            <w:bottom w:w="0" w:type="dxa"/>
-          </w:tblCellMar>
-        </w:tblPrEx>
         <w:trPr>
           <w:cantSplit/>
         </w:trPr>
@@ -6892,12 +6734,6 @@
         </w:tc>
       </w:tr>
       <w:tr>
-        <w:tblPrEx>
-          <w:tblCellMar>
-            <w:top w:w="0" w:type="dxa"/>
-            <w:bottom w:w="0" w:type="dxa"/>
-          </w:tblCellMar>
-        </w:tblPrEx>
         <w:trPr>
           <w:cantSplit/>
         </w:trPr>
@@ -6977,12 +6813,6 @@
         </w:tc>
       </w:tr>
       <w:tr>
-        <w:tblPrEx>
-          <w:tblCellMar>
-            <w:top w:w="0" w:type="dxa"/>
-            <w:bottom w:w="0" w:type="dxa"/>
-          </w:tblCellMar>
-        </w:tblPrEx>
         <w:trPr>
           <w:cantSplit/>
         </w:trPr>
@@ -7059,12 +6889,6 @@
         </w:tc>
       </w:tr>
       <w:tr>
-        <w:tblPrEx>
-          <w:tblCellMar>
-            <w:top w:w="0" w:type="dxa"/>
-            <w:bottom w:w="0" w:type="dxa"/>
-          </w:tblCellMar>
-        </w:tblPrEx>
         <w:trPr>
           <w:cantSplit/>
         </w:trPr>
@@ -7148,7 +6972,7 @@
       <w:pPr>
         <w:pStyle w:val="Ttulo2"/>
       </w:pPr>
-      <w:bookmarkStart w:id="15" w:name="_Toc242459882"/>
+      <w:bookmarkStart w:id="15" w:name="_Toc242461922"/>
       <w:r>
         <w:t>7.2 Entorno y herramientas</w:t>
       </w:r>
@@ -7176,12 +7000,6 @@
         <w:gridCol w:w="7238"/>
       </w:tblGrid>
       <w:tr>
-        <w:tblPrEx>
-          <w:tblCellMar>
-            <w:top w:w="0" w:type="dxa"/>
-            <w:bottom w:w="0" w:type="dxa"/>
-          </w:tblCellMar>
-        </w:tblPrEx>
         <w:trPr>
           <w:tblHeader/>
         </w:trPr>
@@ -7241,12 +7059,6 @@
         </w:tc>
       </w:tr>
       <w:tr>
-        <w:tblPrEx>
-          <w:tblCellMar>
-            <w:top w:w="0" w:type="dxa"/>
-            <w:bottom w:w="0" w:type="dxa"/>
-          </w:tblCellMar>
-        </w:tblPrEx>
         <w:trPr>
           <w:cantSplit/>
         </w:trPr>
@@ -7300,12 +7112,6 @@
         </w:tc>
       </w:tr>
       <w:tr>
-        <w:tblPrEx>
-          <w:tblCellMar>
-            <w:top w:w="0" w:type="dxa"/>
-            <w:bottom w:w="0" w:type="dxa"/>
-          </w:tblCellMar>
-        </w:tblPrEx>
         <w:trPr>
           <w:cantSplit/>
         </w:trPr>
@@ -7361,12 +7167,6 @@
         </w:tc>
       </w:tr>
       <w:tr>
-        <w:tblPrEx>
-          <w:tblCellMar>
-            <w:top w:w="0" w:type="dxa"/>
-            <w:bottom w:w="0" w:type="dxa"/>
-          </w:tblCellMar>
-        </w:tblPrEx>
         <w:trPr>
           <w:cantSplit/>
         </w:trPr>
@@ -7420,12 +7220,6 @@
         </w:tc>
       </w:tr>
       <w:tr>
-        <w:tblPrEx>
-          <w:tblCellMar>
-            <w:top w:w="0" w:type="dxa"/>
-            <w:bottom w:w="0" w:type="dxa"/>
-          </w:tblCellMar>
-        </w:tblPrEx>
         <w:trPr>
           <w:cantSplit/>
         </w:trPr>
@@ -7481,12 +7275,6 @@
         </w:tc>
       </w:tr>
       <w:tr>
-        <w:tblPrEx>
-          <w:tblCellMar>
-            <w:top w:w="0" w:type="dxa"/>
-            <w:bottom w:w="0" w:type="dxa"/>
-          </w:tblCellMar>
-        </w:tblPrEx>
         <w:trPr>
           <w:cantSplit/>
         </w:trPr>
@@ -7540,12 +7328,6 @@
         </w:tc>
       </w:tr>
       <w:tr>
-        <w:tblPrEx>
-          <w:tblCellMar>
-            <w:top w:w="0" w:type="dxa"/>
-            <w:bottom w:w="0" w:type="dxa"/>
-          </w:tblCellMar>
-        </w:tblPrEx>
         <w:trPr>
           <w:cantSplit/>
         </w:trPr>
@@ -7605,7 +7387,7 @@
       <w:pPr>
         <w:pStyle w:val="Ttulo2"/>
       </w:pPr>
-      <w:bookmarkStart w:id="16" w:name="_Toc242459883"/>
+      <w:bookmarkStart w:id="16" w:name="_Toc242461923"/>
       <w:r>
         <w:t>7.3 Datos de prueba</w:t>
       </w:r>
@@ -7633,12 +7415,6 @@
         <w:gridCol w:w="6938"/>
       </w:tblGrid>
       <w:tr>
-        <w:tblPrEx>
-          <w:tblCellMar>
-            <w:top w:w="0" w:type="dxa"/>
-            <w:bottom w:w="0" w:type="dxa"/>
-          </w:tblCellMar>
-        </w:tblPrEx>
         <w:trPr>
           <w:tblHeader/>
         </w:trPr>
@@ -7698,12 +7474,6 @@
         </w:tc>
       </w:tr>
       <w:tr>
-        <w:tblPrEx>
-          <w:tblCellMar>
-            <w:top w:w="0" w:type="dxa"/>
-            <w:bottom w:w="0" w:type="dxa"/>
-          </w:tblCellMar>
-        </w:tblPrEx>
         <w:trPr>
           <w:cantSplit/>
         </w:trPr>
@@ -7757,12 +7527,6 @@
         </w:tc>
       </w:tr>
       <w:tr>
-        <w:tblPrEx>
-          <w:tblCellMar>
-            <w:top w:w="0" w:type="dxa"/>
-            <w:bottom w:w="0" w:type="dxa"/>
-          </w:tblCellMar>
-        </w:tblPrEx>
         <w:trPr>
           <w:cantSplit/>
         </w:trPr>
@@ -7818,12 +7582,6 @@
         </w:tc>
       </w:tr>
       <w:tr>
-        <w:tblPrEx>
-          <w:tblCellMar>
-            <w:top w:w="0" w:type="dxa"/>
-            <w:bottom w:w="0" w:type="dxa"/>
-          </w:tblCellMar>
-        </w:tblPrEx>
         <w:trPr>
           <w:cantSplit/>
         </w:trPr>
@@ -7877,12 +7635,6 @@
         </w:tc>
       </w:tr>
       <w:tr>
-        <w:tblPrEx>
-          <w:tblCellMar>
-            <w:top w:w="0" w:type="dxa"/>
-            <w:bottom w:w="0" w:type="dxa"/>
-          </w:tblCellMar>
-        </w:tblPrEx>
         <w:trPr>
           <w:cantSplit/>
         </w:trPr>
@@ -7938,12 +7690,6 @@
         </w:tc>
       </w:tr>
       <w:tr>
-        <w:tblPrEx>
-          <w:tblCellMar>
-            <w:top w:w="0" w:type="dxa"/>
-            <w:bottom w:w="0" w:type="dxa"/>
-          </w:tblCellMar>
-        </w:tblPrEx>
         <w:trPr>
           <w:cantSplit/>
         </w:trPr>
@@ -7997,12 +7743,6 @@
         </w:tc>
       </w:tr>
       <w:tr>
-        <w:tblPrEx>
-          <w:tblCellMar>
-            <w:top w:w="0" w:type="dxa"/>
-            <w:bottom w:w="0" w:type="dxa"/>
-          </w:tblCellMar>
-        </w:tblPrEx>
         <w:trPr>
           <w:cantSplit/>
         </w:trPr>
@@ -8058,12 +7798,6 @@
         </w:tc>
       </w:tr>
       <w:tr>
-        <w:tblPrEx>
-          <w:tblCellMar>
-            <w:top w:w="0" w:type="dxa"/>
-            <w:bottom w:w="0" w:type="dxa"/>
-          </w:tblCellMar>
-        </w:tblPrEx>
         <w:trPr>
           <w:cantSplit/>
         </w:trPr>
@@ -8121,7 +7855,7 @@
       <w:pPr>
         <w:pStyle w:val="Ttulo1"/>
       </w:pPr>
-      <w:bookmarkStart w:id="17" w:name="_Toc242459884"/>
+      <w:bookmarkStart w:id="17" w:name="_Toc242461924"/>
       <w:r>
         <w:t>8. Cronograma de pruebas</w:t>
       </w:r>
@@ -8151,12 +7885,6 @@
         <w:gridCol w:w="2438"/>
       </w:tblGrid>
       <w:tr>
-        <w:tblPrEx>
-          <w:tblCellMar>
-            <w:top w:w="0" w:type="dxa"/>
-            <w:bottom w:w="0" w:type="dxa"/>
-          </w:tblCellMar>
-        </w:tblPrEx>
         <w:trPr>
           <w:tblHeader/>
         </w:trPr>
@@ -8270,12 +7998,6 @@
         </w:tc>
       </w:tr>
       <w:tr>
-        <w:tblPrEx>
-          <w:tblCellMar>
-            <w:top w:w="0" w:type="dxa"/>
-            <w:bottom w:w="0" w:type="dxa"/>
-          </w:tblCellMar>
-        </w:tblPrEx>
         <w:trPr>
           <w:cantSplit/>
         </w:trPr>
@@ -8373,12 +8095,6 @@
         </w:tc>
       </w:tr>
       <w:tr>
-        <w:tblPrEx>
-          <w:tblCellMar>
-            <w:top w:w="0" w:type="dxa"/>
-            <w:bottom w:w="0" w:type="dxa"/>
-          </w:tblCellMar>
-        </w:tblPrEx>
         <w:trPr>
           <w:cantSplit/>
         </w:trPr>
@@ -8480,12 +8196,6 @@
         </w:tc>
       </w:tr>
       <w:tr>
-        <w:tblPrEx>
-          <w:tblCellMar>
-            <w:top w:w="0" w:type="dxa"/>
-            <w:bottom w:w="0" w:type="dxa"/>
-          </w:tblCellMar>
-        </w:tblPrEx>
         <w:trPr>
           <w:cantSplit/>
         </w:trPr>
@@ -8583,12 +8293,6 @@
         </w:tc>
       </w:tr>
       <w:tr>
-        <w:tblPrEx>
-          <w:tblCellMar>
-            <w:top w:w="0" w:type="dxa"/>
-            <w:bottom w:w="0" w:type="dxa"/>
-          </w:tblCellMar>
-        </w:tblPrEx>
         <w:trPr>
           <w:cantSplit/>
         </w:trPr>
@@ -8690,12 +8394,6 @@
         </w:tc>
       </w:tr>
       <w:tr>
-        <w:tblPrEx>
-          <w:tblCellMar>
-            <w:top w:w="0" w:type="dxa"/>
-            <w:bottom w:w="0" w:type="dxa"/>
-          </w:tblCellMar>
-        </w:tblPrEx>
         <w:trPr>
           <w:cantSplit/>
         </w:trPr>
@@ -8793,12 +8491,6 @@
         </w:tc>
       </w:tr>
       <w:tr>
-        <w:tblPrEx>
-          <w:tblCellMar>
-            <w:top w:w="0" w:type="dxa"/>
-            <w:bottom w:w="0" w:type="dxa"/>
-          </w:tblCellMar>
-        </w:tblPrEx>
         <w:trPr>
           <w:cantSplit/>
         </w:trPr>
@@ -8917,7 +8609,7 @@
       <w:pPr>
         <w:pStyle w:val="Ttulo1"/>
       </w:pPr>
-      <w:bookmarkStart w:id="18" w:name="_Toc242459885"/>
+      <w:bookmarkStart w:id="18" w:name="_Toc242461925"/>
       <w:r>
         <w:t>9. Casos de prueba</w:t>
       </w:r>
@@ -8935,7 +8627,7 @@
       <w:pPr>
         <w:pStyle w:val="Ttulo2"/>
       </w:pPr>
-      <w:bookmarkStart w:id="19" w:name="_Toc242459886"/>
+      <w:bookmarkStart w:id="19" w:name="_Toc242461926"/>
       <w:r>
         <w:t>9.1 Casos detallados (formato del modelo)</w:t>
       </w:r>
@@ -8979,12 +8671,6 @@
         <w:gridCol w:w="7338"/>
       </w:tblGrid>
       <w:tr>
-        <w:tblPrEx>
-          <w:tblCellMar>
-            <w:top w:w="0" w:type="dxa"/>
-            <w:bottom w:w="0" w:type="dxa"/>
-          </w:tblCellMar>
-        </w:tblPrEx>
         <w:trPr>
           <w:cantSplit/>
         </w:trPr>
@@ -9039,12 +8725,6 @@
         </w:tc>
       </w:tr>
       <w:tr>
-        <w:tblPrEx>
-          <w:tblCellMar>
-            <w:top w:w="0" w:type="dxa"/>
-            <w:bottom w:w="0" w:type="dxa"/>
-          </w:tblCellMar>
-        </w:tblPrEx>
         <w:trPr>
           <w:cantSplit/>
         </w:trPr>
@@ -9099,12 +8779,6 @@
         </w:tc>
       </w:tr>
       <w:tr>
-        <w:tblPrEx>
-          <w:tblCellMar>
-            <w:top w:w="0" w:type="dxa"/>
-            <w:bottom w:w="0" w:type="dxa"/>
-          </w:tblCellMar>
-        </w:tblPrEx>
         <w:trPr>
           <w:cantSplit/>
         </w:trPr>
@@ -9183,12 +8857,6 @@
         </w:tc>
       </w:tr>
       <w:tr>
-        <w:tblPrEx>
-          <w:tblCellMar>
-            <w:top w:w="0" w:type="dxa"/>
-            <w:bottom w:w="0" w:type="dxa"/>
-          </w:tblCellMar>
-        </w:tblPrEx>
         <w:trPr>
           <w:cantSplit/>
         </w:trPr>
@@ -9243,12 +8911,6 @@
         </w:tc>
       </w:tr>
       <w:tr>
-        <w:tblPrEx>
-          <w:tblCellMar>
-            <w:top w:w="0" w:type="dxa"/>
-            <w:bottom w:w="0" w:type="dxa"/>
-          </w:tblCellMar>
-        </w:tblPrEx>
         <w:trPr>
           <w:cantSplit/>
         </w:trPr>
@@ -9338,12 +9000,6 @@
         <w:gridCol w:w="7338"/>
       </w:tblGrid>
       <w:tr>
-        <w:tblPrEx>
-          <w:tblCellMar>
-            <w:top w:w="0" w:type="dxa"/>
-            <w:bottom w:w="0" w:type="dxa"/>
-          </w:tblCellMar>
-        </w:tblPrEx>
         <w:trPr>
           <w:cantSplit/>
         </w:trPr>
@@ -9398,12 +9054,6 @@
         </w:tc>
       </w:tr>
       <w:tr>
-        <w:tblPrEx>
-          <w:tblCellMar>
-            <w:top w:w="0" w:type="dxa"/>
-            <w:bottom w:w="0" w:type="dxa"/>
-          </w:tblCellMar>
-        </w:tblPrEx>
         <w:trPr>
           <w:cantSplit/>
         </w:trPr>
@@ -9458,12 +9108,6 @@
         </w:tc>
       </w:tr>
       <w:tr>
-        <w:tblPrEx>
-          <w:tblCellMar>
-            <w:top w:w="0" w:type="dxa"/>
-            <w:bottom w:w="0" w:type="dxa"/>
-          </w:tblCellMar>
-        </w:tblPrEx>
         <w:trPr>
           <w:cantSplit/>
         </w:trPr>
@@ -9542,12 +9186,6 @@
         </w:tc>
       </w:tr>
       <w:tr>
-        <w:tblPrEx>
-          <w:tblCellMar>
-            <w:top w:w="0" w:type="dxa"/>
-            <w:bottom w:w="0" w:type="dxa"/>
-          </w:tblCellMar>
-        </w:tblPrEx>
         <w:trPr>
           <w:cantSplit/>
         </w:trPr>
@@ -9602,12 +9240,6 @@
         </w:tc>
       </w:tr>
       <w:tr>
-        <w:tblPrEx>
-          <w:tblCellMar>
-            <w:top w:w="0" w:type="dxa"/>
-            <w:bottom w:w="0" w:type="dxa"/>
-          </w:tblCellMar>
-        </w:tblPrEx>
         <w:trPr>
           <w:cantSplit/>
         </w:trPr>
@@ -9697,12 +9329,6 @@
         <w:gridCol w:w="7338"/>
       </w:tblGrid>
       <w:tr>
-        <w:tblPrEx>
-          <w:tblCellMar>
-            <w:top w:w="0" w:type="dxa"/>
-            <w:bottom w:w="0" w:type="dxa"/>
-          </w:tblCellMar>
-        </w:tblPrEx>
         <w:trPr>
           <w:cantSplit/>
         </w:trPr>
@@ -9757,12 +9383,6 @@
         </w:tc>
       </w:tr>
       <w:tr>
-        <w:tblPrEx>
-          <w:tblCellMar>
-            <w:top w:w="0" w:type="dxa"/>
-            <w:bottom w:w="0" w:type="dxa"/>
-          </w:tblCellMar>
-        </w:tblPrEx>
         <w:trPr>
           <w:cantSplit/>
         </w:trPr>
@@ -9817,12 +9437,6 @@
         </w:tc>
       </w:tr>
       <w:tr>
-        <w:tblPrEx>
-          <w:tblCellMar>
-            <w:top w:w="0" w:type="dxa"/>
-            <w:bottom w:w="0" w:type="dxa"/>
-          </w:tblCellMar>
-        </w:tblPrEx>
         <w:trPr>
           <w:cantSplit/>
         </w:trPr>
@@ -9901,12 +9515,6 @@
         </w:tc>
       </w:tr>
       <w:tr>
-        <w:tblPrEx>
-          <w:tblCellMar>
-            <w:top w:w="0" w:type="dxa"/>
-            <w:bottom w:w="0" w:type="dxa"/>
-          </w:tblCellMar>
-        </w:tblPrEx>
         <w:trPr>
           <w:cantSplit/>
         </w:trPr>
@@ -9985,12 +9593,6 @@
         </w:tc>
       </w:tr>
       <w:tr>
-        <w:tblPrEx>
-          <w:tblCellMar>
-            <w:top w:w="0" w:type="dxa"/>
-            <w:bottom w:w="0" w:type="dxa"/>
-          </w:tblCellMar>
-        </w:tblPrEx>
         <w:trPr>
           <w:cantSplit/>
         </w:trPr>
@@ -10080,12 +9682,6 @@
         <w:gridCol w:w="7338"/>
       </w:tblGrid>
       <w:tr>
-        <w:tblPrEx>
-          <w:tblCellMar>
-            <w:top w:w="0" w:type="dxa"/>
-            <w:bottom w:w="0" w:type="dxa"/>
-          </w:tblCellMar>
-        </w:tblPrEx>
         <w:trPr>
           <w:cantSplit/>
         </w:trPr>
@@ -10140,12 +9736,6 @@
         </w:tc>
       </w:tr>
       <w:tr>
-        <w:tblPrEx>
-          <w:tblCellMar>
-            <w:top w:w="0" w:type="dxa"/>
-            <w:bottom w:w="0" w:type="dxa"/>
-          </w:tblCellMar>
-        </w:tblPrEx>
         <w:trPr>
           <w:cantSplit/>
         </w:trPr>
@@ -10200,12 +9790,6 @@
         </w:tc>
       </w:tr>
       <w:tr>
-        <w:tblPrEx>
-          <w:tblCellMar>
-            <w:top w:w="0" w:type="dxa"/>
-            <w:bottom w:w="0" w:type="dxa"/>
-          </w:tblCellMar>
-        </w:tblPrEx>
         <w:trPr>
           <w:cantSplit/>
         </w:trPr>
@@ -10284,12 +9868,6 @@
         </w:tc>
       </w:tr>
       <w:tr>
-        <w:tblPrEx>
-          <w:tblCellMar>
-            <w:top w:w="0" w:type="dxa"/>
-            <w:bottom w:w="0" w:type="dxa"/>
-          </w:tblCellMar>
-        </w:tblPrEx>
         <w:trPr>
           <w:cantSplit/>
         </w:trPr>
@@ -10344,12 +9922,6 @@
         </w:tc>
       </w:tr>
       <w:tr>
-        <w:tblPrEx>
-          <w:tblCellMar>
-            <w:top w:w="0" w:type="dxa"/>
-            <w:bottom w:w="0" w:type="dxa"/>
-          </w:tblCellMar>
-        </w:tblPrEx>
         <w:trPr>
           <w:cantSplit/>
         </w:trPr>
@@ -10439,12 +10011,6 @@
         <w:gridCol w:w="7338"/>
       </w:tblGrid>
       <w:tr>
-        <w:tblPrEx>
-          <w:tblCellMar>
-            <w:top w:w="0" w:type="dxa"/>
-            <w:bottom w:w="0" w:type="dxa"/>
-          </w:tblCellMar>
-        </w:tblPrEx>
         <w:trPr>
           <w:cantSplit/>
         </w:trPr>
@@ -10499,12 +10065,6 @@
         </w:tc>
       </w:tr>
       <w:tr>
-        <w:tblPrEx>
-          <w:tblCellMar>
-            <w:top w:w="0" w:type="dxa"/>
-            <w:bottom w:w="0" w:type="dxa"/>
-          </w:tblCellMar>
-        </w:tblPrEx>
         <w:trPr>
           <w:cantSplit/>
         </w:trPr>
@@ -10559,12 +10119,6 @@
         </w:tc>
       </w:tr>
       <w:tr>
-        <w:tblPrEx>
-          <w:tblCellMar>
-            <w:top w:w="0" w:type="dxa"/>
-            <w:bottom w:w="0" w:type="dxa"/>
-          </w:tblCellMar>
-        </w:tblPrEx>
         <w:trPr>
           <w:cantSplit/>
         </w:trPr>
@@ -10631,12 +10185,6 @@
         </w:tc>
       </w:tr>
       <w:tr>
-        <w:tblPrEx>
-          <w:tblCellMar>
-            <w:top w:w="0" w:type="dxa"/>
-            <w:bottom w:w="0" w:type="dxa"/>
-          </w:tblCellMar>
-        </w:tblPrEx>
         <w:trPr>
           <w:cantSplit/>
         </w:trPr>
@@ -10691,12 +10239,6 @@
         </w:tc>
       </w:tr>
       <w:tr>
-        <w:tblPrEx>
-          <w:tblCellMar>
-            <w:top w:w="0" w:type="dxa"/>
-            <w:bottom w:w="0" w:type="dxa"/>
-          </w:tblCellMar>
-        </w:tblPrEx>
         <w:trPr>
           <w:cantSplit/>
         </w:trPr>
@@ -10765,7 +10307,7 @@
       <w:pPr>
         <w:pStyle w:val="Ttulo2"/>
       </w:pPr>
-      <w:bookmarkStart w:id="20" w:name="_Toc242459887"/>
+      <w:bookmarkStart w:id="20" w:name="_Toc242461927"/>
       <w:r>
         <w:t>9.2 Catálogo de casos funcionales</w:t>
       </w:r>
@@ -10812,12 +10354,6 @@
         <w:gridCol w:w="900"/>
       </w:tblGrid>
       <w:tr>
-        <w:tblPrEx>
-          <w:tblCellMar>
-            <w:top w:w="0" w:type="dxa"/>
-            <w:bottom w:w="0" w:type="dxa"/>
-          </w:tblCellMar>
-        </w:tblPrEx>
         <w:trPr>
           <w:tblHeader/>
         </w:trPr>
@@ -10958,12 +10494,6 @@
         </w:tc>
       </w:tr>
       <w:tr>
-        <w:tblPrEx>
-          <w:tblCellMar>
-            <w:top w:w="0" w:type="dxa"/>
-            <w:bottom w:w="0" w:type="dxa"/>
-          </w:tblCellMar>
-        </w:tblPrEx>
         <w:trPr>
           <w:cantSplit/>
         </w:trPr>
@@ -11084,12 +10614,6 @@
         </w:tc>
       </w:tr>
       <w:tr>
-        <w:tblPrEx>
-          <w:tblCellMar>
-            <w:top w:w="0" w:type="dxa"/>
-            <w:bottom w:w="0" w:type="dxa"/>
-          </w:tblCellMar>
-        </w:tblPrEx>
         <w:trPr>
           <w:cantSplit/>
         </w:trPr>
@@ -11215,12 +10739,6 @@
         </w:tc>
       </w:tr>
       <w:tr>
-        <w:tblPrEx>
-          <w:tblCellMar>
-            <w:top w:w="0" w:type="dxa"/>
-            <w:bottom w:w="0" w:type="dxa"/>
-          </w:tblCellMar>
-        </w:tblPrEx>
         <w:trPr>
           <w:cantSplit/>
         </w:trPr>
@@ -11341,12 +10859,6 @@
         </w:tc>
       </w:tr>
       <w:tr>
-        <w:tblPrEx>
-          <w:tblCellMar>
-            <w:top w:w="0" w:type="dxa"/>
-            <w:bottom w:w="0" w:type="dxa"/>
-          </w:tblCellMar>
-        </w:tblPrEx>
         <w:trPr>
           <w:cantSplit/>
         </w:trPr>
@@ -11472,12 +10984,6 @@
         </w:tc>
       </w:tr>
       <w:tr>
-        <w:tblPrEx>
-          <w:tblCellMar>
-            <w:top w:w="0" w:type="dxa"/>
-            <w:bottom w:w="0" w:type="dxa"/>
-          </w:tblCellMar>
-        </w:tblPrEx>
         <w:trPr>
           <w:cantSplit/>
         </w:trPr>
@@ -11598,12 +11104,6 @@
         </w:tc>
       </w:tr>
       <w:tr>
-        <w:tblPrEx>
-          <w:tblCellMar>
-            <w:top w:w="0" w:type="dxa"/>
-            <w:bottom w:w="0" w:type="dxa"/>
-          </w:tblCellMar>
-        </w:tblPrEx>
         <w:trPr>
           <w:cantSplit/>
         </w:trPr>
@@ -11729,12 +11229,6 @@
         </w:tc>
       </w:tr>
       <w:tr>
-        <w:tblPrEx>
-          <w:tblCellMar>
-            <w:top w:w="0" w:type="dxa"/>
-            <w:bottom w:w="0" w:type="dxa"/>
-          </w:tblCellMar>
-        </w:tblPrEx>
         <w:trPr>
           <w:cantSplit/>
         </w:trPr>
@@ -11855,12 +11349,6 @@
         </w:tc>
       </w:tr>
       <w:tr>
-        <w:tblPrEx>
-          <w:tblCellMar>
-            <w:top w:w="0" w:type="dxa"/>
-            <w:bottom w:w="0" w:type="dxa"/>
-          </w:tblCellMar>
-        </w:tblPrEx>
         <w:trPr>
           <w:cantSplit/>
         </w:trPr>
@@ -11986,12 +11474,6 @@
         </w:tc>
       </w:tr>
       <w:tr>
-        <w:tblPrEx>
-          <w:tblCellMar>
-            <w:top w:w="0" w:type="dxa"/>
-            <w:bottom w:w="0" w:type="dxa"/>
-          </w:tblCellMar>
-        </w:tblPrEx>
         <w:trPr>
           <w:cantSplit/>
         </w:trPr>
@@ -12112,12 +11594,6 @@
         </w:tc>
       </w:tr>
       <w:tr>
-        <w:tblPrEx>
-          <w:tblCellMar>
-            <w:top w:w="0" w:type="dxa"/>
-            <w:bottom w:w="0" w:type="dxa"/>
-          </w:tblCellMar>
-        </w:tblPrEx>
         <w:trPr>
           <w:cantSplit/>
         </w:trPr>
@@ -12243,12 +11719,6 @@
         </w:tc>
       </w:tr>
       <w:tr>
-        <w:tblPrEx>
-          <w:tblCellMar>
-            <w:top w:w="0" w:type="dxa"/>
-            <w:bottom w:w="0" w:type="dxa"/>
-          </w:tblCellMar>
-        </w:tblPrEx>
         <w:trPr>
           <w:cantSplit/>
         </w:trPr>
@@ -12369,12 +11839,6 @@
         </w:tc>
       </w:tr>
       <w:tr>
-        <w:tblPrEx>
-          <w:tblCellMar>
-            <w:top w:w="0" w:type="dxa"/>
-            <w:bottom w:w="0" w:type="dxa"/>
-          </w:tblCellMar>
-        </w:tblPrEx>
         <w:trPr>
           <w:cantSplit/>
         </w:trPr>
@@ -12500,12 +11964,6 @@
         </w:tc>
       </w:tr>
       <w:tr>
-        <w:tblPrEx>
-          <w:tblCellMar>
-            <w:top w:w="0" w:type="dxa"/>
-            <w:bottom w:w="0" w:type="dxa"/>
-          </w:tblCellMar>
-        </w:tblPrEx>
         <w:trPr>
           <w:cantSplit/>
         </w:trPr>
@@ -12626,12 +12084,6 @@
         </w:tc>
       </w:tr>
       <w:tr>
-        <w:tblPrEx>
-          <w:tblCellMar>
-            <w:top w:w="0" w:type="dxa"/>
-            <w:bottom w:w="0" w:type="dxa"/>
-          </w:tblCellMar>
-        </w:tblPrEx>
         <w:trPr>
           <w:cantSplit/>
         </w:trPr>
@@ -12757,12 +12209,6 @@
         </w:tc>
       </w:tr>
       <w:tr>
-        <w:tblPrEx>
-          <w:tblCellMar>
-            <w:top w:w="0" w:type="dxa"/>
-            <w:bottom w:w="0" w:type="dxa"/>
-          </w:tblCellMar>
-        </w:tblPrEx>
         <w:trPr>
           <w:cantSplit/>
         </w:trPr>
@@ -12883,12 +12329,6 @@
         </w:tc>
       </w:tr>
       <w:tr>
-        <w:tblPrEx>
-          <w:tblCellMar>
-            <w:top w:w="0" w:type="dxa"/>
-            <w:bottom w:w="0" w:type="dxa"/>
-          </w:tblCellMar>
-        </w:tblPrEx>
         <w:trPr>
           <w:cantSplit/>
         </w:trPr>
@@ -13014,12 +12454,6 @@
         </w:tc>
       </w:tr>
       <w:tr>
-        <w:tblPrEx>
-          <w:tblCellMar>
-            <w:top w:w="0" w:type="dxa"/>
-            <w:bottom w:w="0" w:type="dxa"/>
-          </w:tblCellMar>
-        </w:tblPrEx>
         <w:trPr>
           <w:cantSplit/>
         </w:trPr>
@@ -13140,12 +12574,6 @@
         </w:tc>
       </w:tr>
       <w:tr>
-        <w:tblPrEx>
-          <w:tblCellMar>
-            <w:top w:w="0" w:type="dxa"/>
-            <w:bottom w:w="0" w:type="dxa"/>
-          </w:tblCellMar>
-        </w:tblPrEx>
         <w:trPr>
           <w:cantSplit/>
         </w:trPr>
@@ -13271,12 +12699,6 @@
         </w:tc>
       </w:tr>
       <w:tr>
-        <w:tblPrEx>
-          <w:tblCellMar>
-            <w:top w:w="0" w:type="dxa"/>
-            <w:bottom w:w="0" w:type="dxa"/>
-          </w:tblCellMar>
-        </w:tblPrEx>
         <w:trPr>
           <w:cantSplit/>
         </w:trPr>
@@ -13397,12 +12819,6 @@
         </w:tc>
       </w:tr>
       <w:tr>
-        <w:tblPrEx>
-          <w:tblCellMar>
-            <w:top w:w="0" w:type="dxa"/>
-            <w:bottom w:w="0" w:type="dxa"/>
-          </w:tblCellMar>
-        </w:tblPrEx>
         <w:trPr>
           <w:cantSplit/>
         </w:trPr>
@@ -13528,12 +12944,6 @@
         </w:tc>
       </w:tr>
       <w:tr>
-        <w:tblPrEx>
-          <w:tblCellMar>
-            <w:top w:w="0" w:type="dxa"/>
-            <w:bottom w:w="0" w:type="dxa"/>
-          </w:tblCellMar>
-        </w:tblPrEx>
         <w:trPr>
           <w:cantSplit/>
         </w:trPr>
@@ -13654,12 +13064,6 @@
         </w:tc>
       </w:tr>
       <w:tr>
-        <w:tblPrEx>
-          <w:tblCellMar>
-            <w:top w:w="0" w:type="dxa"/>
-            <w:bottom w:w="0" w:type="dxa"/>
-          </w:tblCellMar>
-        </w:tblPrEx>
         <w:trPr>
           <w:cantSplit/>
         </w:trPr>
@@ -13785,12 +13189,6 @@
         </w:tc>
       </w:tr>
       <w:tr>
-        <w:tblPrEx>
-          <w:tblCellMar>
-            <w:top w:w="0" w:type="dxa"/>
-            <w:bottom w:w="0" w:type="dxa"/>
-          </w:tblCellMar>
-        </w:tblPrEx>
         <w:trPr>
           <w:cantSplit/>
         </w:trPr>
@@ -13911,12 +13309,6 @@
         </w:tc>
       </w:tr>
       <w:tr>
-        <w:tblPrEx>
-          <w:tblCellMar>
-            <w:top w:w="0" w:type="dxa"/>
-            <w:bottom w:w="0" w:type="dxa"/>
-          </w:tblCellMar>
-        </w:tblPrEx>
         <w:trPr>
           <w:cantSplit/>
         </w:trPr>
@@ -14075,12 +13467,6 @@
         <w:gridCol w:w="900"/>
       </w:tblGrid>
       <w:tr>
-        <w:tblPrEx>
-          <w:tblCellMar>
-            <w:top w:w="0" w:type="dxa"/>
-            <w:bottom w:w="0" w:type="dxa"/>
-          </w:tblCellMar>
-        </w:tblPrEx>
         <w:trPr>
           <w:tblHeader/>
         </w:trPr>
@@ -14221,12 +13607,6 @@
         </w:tc>
       </w:tr>
       <w:tr>
-        <w:tblPrEx>
-          <w:tblCellMar>
-            <w:top w:w="0" w:type="dxa"/>
-            <w:bottom w:w="0" w:type="dxa"/>
-          </w:tblCellMar>
-        </w:tblPrEx>
         <w:trPr>
           <w:cantSplit/>
         </w:trPr>
@@ -14347,12 +13727,6 @@
         </w:tc>
       </w:tr>
       <w:tr>
-        <w:tblPrEx>
-          <w:tblCellMar>
-            <w:top w:w="0" w:type="dxa"/>
-            <w:bottom w:w="0" w:type="dxa"/>
-          </w:tblCellMar>
-        </w:tblPrEx>
         <w:trPr>
           <w:cantSplit/>
         </w:trPr>
@@ -14478,12 +13852,6 @@
         </w:tc>
       </w:tr>
       <w:tr>
-        <w:tblPrEx>
-          <w:tblCellMar>
-            <w:top w:w="0" w:type="dxa"/>
-            <w:bottom w:w="0" w:type="dxa"/>
-          </w:tblCellMar>
-        </w:tblPrEx>
         <w:trPr>
           <w:cantSplit/>
         </w:trPr>
@@ -14604,12 +13972,6 @@
         </w:tc>
       </w:tr>
       <w:tr>
-        <w:tblPrEx>
-          <w:tblCellMar>
-            <w:top w:w="0" w:type="dxa"/>
-            <w:bottom w:w="0" w:type="dxa"/>
-          </w:tblCellMar>
-        </w:tblPrEx>
         <w:trPr>
           <w:cantSplit/>
         </w:trPr>
@@ -14735,12 +14097,6 @@
         </w:tc>
       </w:tr>
       <w:tr>
-        <w:tblPrEx>
-          <w:tblCellMar>
-            <w:top w:w="0" w:type="dxa"/>
-            <w:bottom w:w="0" w:type="dxa"/>
-          </w:tblCellMar>
-        </w:tblPrEx>
         <w:trPr>
           <w:cantSplit/>
         </w:trPr>
@@ -14861,12 +14217,6 @@
         </w:tc>
       </w:tr>
       <w:tr>
-        <w:tblPrEx>
-          <w:tblCellMar>
-            <w:top w:w="0" w:type="dxa"/>
-            <w:bottom w:w="0" w:type="dxa"/>
-          </w:tblCellMar>
-        </w:tblPrEx>
         <w:trPr>
           <w:cantSplit/>
         </w:trPr>
@@ -14992,12 +14342,6 @@
         </w:tc>
       </w:tr>
       <w:tr>
-        <w:tblPrEx>
-          <w:tblCellMar>
-            <w:top w:w="0" w:type="dxa"/>
-            <w:bottom w:w="0" w:type="dxa"/>
-          </w:tblCellMar>
-        </w:tblPrEx>
         <w:trPr>
           <w:cantSplit/>
         </w:trPr>
@@ -15118,12 +14462,6 @@
         </w:tc>
       </w:tr>
       <w:tr>
-        <w:tblPrEx>
-          <w:tblCellMar>
-            <w:top w:w="0" w:type="dxa"/>
-            <w:bottom w:w="0" w:type="dxa"/>
-          </w:tblCellMar>
-        </w:tblPrEx>
         <w:trPr>
           <w:cantSplit/>
         </w:trPr>
@@ -15249,12 +14587,6 @@
         </w:tc>
       </w:tr>
       <w:tr>
-        <w:tblPrEx>
-          <w:tblCellMar>
-            <w:top w:w="0" w:type="dxa"/>
-            <w:bottom w:w="0" w:type="dxa"/>
-          </w:tblCellMar>
-        </w:tblPrEx>
         <w:trPr>
           <w:cantSplit/>
         </w:trPr>
@@ -15375,12 +14707,6 @@
         </w:tc>
       </w:tr>
       <w:tr>
-        <w:tblPrEx>
-          <w:tblCellMar>
-            <w:top w:w="0" w:type="dxa"/>
-            <w:bottom w:w="0" w:type="dxa"/>
-          </w:tblCellMar>
-        </w:tblPrEx>
         <w:trPr>
           <w:cantSplit/>
         </w:trPr>
@@ -15506,12 +14832,6 @@
         </w:tc>
       </w:tr>
       <w:tr>
-        <w:tblPrEx>
-          <w:tblCellMar>
-            <w:top w:w="0" w:type="dxa"/>
-            <w:bottom w:w="0" w:type="dxa"/>
-          </w:tblCellMar>
-        </w:tblPrEx>
         <w:trPr>
           <w:cantSplit/>
         </w:trPr>
@@ -15632,12 +14952,6 @@
         </w:tc>
       </w:tr>
       <w:tr>
-        <w:tblPrEx>
-          <w:tblCellMar>
-            <w:top w:w="0" w:type="dxa"/>
-            <w:bottom w:w="0" w:type="dxa"/>
-          </w:tblCellMar>
-        </w:tblPrEx>
         <w:trPr>
           <w:cantSplit/>
         </w:trPr>
@@ -15763,12 +15077,6 @@
         </w:tc>
       </w:tr>
       <w:tr>
-        <w:tblPrEx>
-          <w:tblCellMar>
-            <w:top w:w="0" w:type="dxa"/>
-            <w:bottom w:w="0" w:type="dxa"/>
-          </w:tblCellMar>
-        </w:tblPrEx>
         <w:trPr>
           <w:cantSplit/>
         </w:trPr>
@@ -15889,12 +15197,6 @@
         </w:tc>
       </w:tr>
       <w:tr>
-        <w:tblPrEx>
-          <w:tblCellMar>
-            <w:top w:w="0" w:type="dxa"/>
-            <w:bottom w:w="0" w:type="dxa"/>
-          </w:tblCellMar>
-        </w:tblPrEx>
         <w:trPr>
           <w:cantSplit/>
         </w:trPr>
@@ -16020,12 +15322,6 @@
         </w:tc>
       </w:tr>
       <w:tr>
-        <w:tblPrEx>
-          <w:tblCellMar>
-            <w:top w:w="0" w:type="dxa"/>
-            <w:bottom w:w="0" w:type="dxa"/>
-          </w:tblCellMar>
-        </w:tblPrEx>
         <w:trPr>
           <w:cantSplit/>
         </w:trPr>
@@ -16146,12 +15442,6 @@
         </w:tc>
       </w:tr>
       <w:tr>
-        <w:tblPrEx>
-          <w:tblCellMar>
-            <w:top w:w="0" w:type="dxa"/>
-            <w:bottom w:w="0" w:type="dxa"/>
-          </w:tblCellMar>
-        </w:tblPrEx>
         <w:trPr>
           <w:cantSplit/>
         </w:trPr>
@@ -16277,12 +15567,6 @@
         </w:tc>
       </w:tr>
       <w:tr>
-        <w:tblPrEx>
-          <w:tblCellMar>
-            <w:top w:w="0" w:type="dxa"/>
-            <w:bottom w:w="0" w:type="dxa"/>
-          </w:tblCellMar>
-        </w:tblPrEx>
         <w:trPr>
           <w:cantSplit/>
         </w:trPr>
@@ -16403,12 +15687,6 @@
         </w:tc>
       </w:tr>
       <w:tr>
-        <w:tblPrEx>
-          <w:tblCellMar>
-            <w:top w:w="0" w:type="dxa"/>
-            <w:bottom w:w="0" w:type="dxa"/>
-          </w:tblCellMar>
-        </w:tblPrEx>
         <w:trPr>
           <w:cantSplit/>
         </w:trPr>
@@ -16534,12 +15812,6 @@
         </w:tc>
       </w:tr>
       <w:tr>
-        <w:tblPrEx>
-          <w:tblCellMar>
-            <w:top w:w="0" w:type="dxa"/>
-            <w:bottom w:w="0" w:type="dxa"/>
-          </w:tblCellMar>
-        </w:tblPrEx>
         <w:trPr>
           <w:cantSplit/>
         </w:trPr>
@@ -16660,12 +15932,6 @@
         </w:tc>
       </w:tr>
       <w:tr>
-        <w:tblPrEx>
-          <w:tblCellMar>
-            <w:top w:w="0" w:type="dxa"/>
-            <w:bottom w:w="0" w:type="dxa"/>
-          </w:tblCellMar>
-        </w:tblPrEx>
         <w:trPr>
           <w:cantSplit/>
         </w:trPr>
@@ -16791,12 +16057,6 @@
         </w:tc>
       </w:tr>
       <w:tr>
-        <w:tblPrEx>
-          <w:tblCellMar>
-            <w:top w:w="0" w:type="dxa"/>
-            <w:bottom w:w="0" w:type="dxa"/>
-          </w:tblCellMar>
-        </w:tblPrEx>
         <w:trPr>
           <w:cantSplit/>
         </w:trPr>
@@ -16950,12 +16210,6 @@
         <w:gridCol w:w="900"/>
       </w:tblGrid>
       <w:tr>
-        <w:tblPrEx>
-          <w:tblCellMar>
-            <w:top w:w="0" w:type="dxa"/>
-            <w:bottom w:w="0" w:type="dxa"/>
-          </w:tblCellMar>
-        </w:tblPrEx>
         <w:trPr>
           <w:tblHeader/>
         </w:trPr>
@@ -17096,12 +16350,6 @@
         </w:tc>
       </w:tr>
       <w:tr>
-        <w:tblPrEx>
-          <w:tblCellMar>
-            <w:top w:w="0" w:type="dxa"/>
-            <w:bottom w:w="0" w:type="dxa"/>
-          </w:tblCellMar>
-        </w:tblPrEx>
         <w:trPr>
           <w:cantSplit/>
         </w:trPr>
@@ -17222,12 +16470,6 @@
         </w:tc>
       </w:tr>
       <w:tr>
-        <w:tblPrEx>
-          <w:tblCellMar>
-            <w:top w:w="0" w:type="dxa"/>
-            <w:bottom w:w="0" w:type="dxa"/>
-          </w:tblCellMar>
-        </w:tblPrEx>
         <w:trPr>
           <w:cantSplit/>
         </w:trPr>
@@ -17353,12 +16595,6 @@
         </w:tc>
       </w:tr>
       <w:tr>
-        <w:tblPrEx>
-          <w:tblCellMar>
-            <w:top w:w="0" w:type="dxa"/>
-            <w:bottom w:w="0" w:type="dxa"/>
-          </w:tblCellMar>
-        </w:tblPrEx>
         <w:trPr>
           <w:cantSplit/>
         </w:trPr>
@@ -17479,12 +16715,6 @@
         </w:tc>
       </w:tr>
       <w:tr>
-        <w:tblPrEx>
-          <w:tblCellMar>
-            <w:top w:w="0" w:type="dxa"/>
-            <w:bottom w:w="0" w:type="dxa"/>
-          </w:tblCellMar>
-        </w:tblPrEx>
         <w:trPr>
           <w:cantSplit/>
         </w:trPr>
@@ -17610,12 +16840,6 @@
         </w:tc>
       </w:tr>
       <w:tr>
-        <w:tblPrEx>
-          <w:tblCellMar>
-            <w:top w:w="0" w:type="dxa"/>
-            <w:bottom w:w="0" w:type="dxa"/>
-          </w:tblCellMar>
-        </w:tblPrEx>
         <w:trPr>
           <w:cantSplit/>
         </w:trPr>
@@ -17736,12 +16960,6 @@
         </w:tc>
       </w:tr>
       <w:tr>
-        <w:tblPrEx>
-          <w:tblCellMar>
-            <w:top w:w="0" w:type="dxa"/>
-            <w:bottom w:w="0" w:type="dxa"/>
-          </w:tblCellMar>
-        </w:tblPrEx>
         <w:trPr>
           <w:cantSplit/>
         </w:trPr>
@@ -17867,12 +17085,6 @@
         </w:tc>
       </w:tr>
       <w:tr>
-        <w:tblPrEx>
-          <w:tblCellMar>
-            <w:top w:w="0" w:type="dxa"/>
-            <w:bottom w:w="0" w:type="dxa"/>
-          </w:tblCellMar>
-        </w:tblPrEx>
         <w:trPr>
           <w:cantSplit/>
         </w:trPr>
@@ -17993,12 +17205,6 @@
         </w:tc>
       </w:tr>
       <w:tr>
-        <w:tblPrEx>
-          <w:tblCellMar>
-            <w:top w:w="0" w:type="dxa"/>
-            <w:bottom w:w="0" w:type="dxa"/>
-          </w:tblCellMar>
-        </w:tblPrEx>
         <w:trPr>
           <w:cantSplit/>
         </w:trPr>
@@ -18124,12 +17330,6 @@
         </w:tc>
       </w:tr>
       <w:tr>
-        <w:tblPrEx>
-          <w:tblCellMar>
-            <w:top w:w="0" w:type="dxa"/>
-            <w:bottom w:w="0" w:type="dxa"/>
-          </w:tblCellMar>
-        </w:tblPrEx>
         <w:trPr>
           <w:cantSplit/>
         </w:trPr>
@@ -18250,12 +17450,6 @@
         </w:tc>
       </w:tr>
       <w:tr>
-        <w:tblPrEx>
-          <w:tblCellMar>
-            <w:top w:w="0" w:type="dxa"/>
-            <w:bottom w:w="0" w:type="dxa"/>
-          </w:tblCellMar>
-        </w:tblPrEx>
         <w:trPr>
           <w:cantSplit/>
         </w:trPr>
@@ -18381,12 +17575,6 @@
         </w:tc>
       </w:tr>
       <w:tr>
-        <w:tblPrEx>
-          <w:tblCellMar>
-            <w:top w:w="0" w:type="dxa"/>
-            <w:bottom w:w="0" w:type="dxa"/>
-          </w:tblCellMar>
-        </w:tblPrEx>
         <w:trPr>
           <w:cantSplit/>
         </w:trPr>
@@ -18507,12 +17695,6 @@
         </w:tc>
       </w:tr>
       <w:tr>
-        <w:tblPrEx>
-          <w:tblCellMar>
-            <w:top w:w="0" w:type="dxa"/>
-            <w:bottom w:w="0" w:type="dxa"/>
-          </w:tblCellMar>
-        </w:tblPrEx>
         <w:trPr>
           <w:cantSplit/>
         </w:trPr>
@@ -18638,12 +17820,6 @@
         </w:tc>
       </w:tr>
       <w:tr>
-        <w:tblPrEx>
-          <w:tblCellMar>
-            <w:top w:w="0" w:type="dxa"/>
-            <w:bottom w:w="0" w:type="dxa"/>
-          </w:tblCellMar>
-        </w:tblPrEx>
         <w:trPr>
           <w:cantSplit/>
         </w:trPr>
@@ -18764,12 +17940,6 @@
         </w:tc>
       </w:tr>
       <w:tr>
-        <w:tblPrEx>
-          <w:tblCellMar>
-            <w:top w:w="0" w:type="dxa"/>
-            <w:bottom w:w="0" w:type="dxa"/>
-          </w:tblCellMar>
-        </w:tblPrEx>
         <w:trPr>
           <w:cantSplit/>
         </w:trPr>
@@ -18895,12 +18065,6 @@
         </w:tc>
       </w:tr>
       <w:tr>
-        <w:tblPrEx>
-          <w:tblCellMar>
-            <w:top w:w="0" w:type="dxa"/>
-            <w:bottom w:w="0" w:type="dxa"/>
-          </w:tblCellMar>
-        </w:tblPrEx>
         <w:trPr>
           <w:cantSplit/>
         </w:trPr>
@@ -19021,12 +18185,6 @@
         </w:tc>
       </w:tr>
       <w:tr>
-        <w:tblPrEx>
-          <w:tblCellMar>
-            <w:top w:w="0" w:type="dxa"/>
-            <w:bottom w:w="0" w:type="dxa"/>
-          </w:tblCellMar>
-        </w:tblPrEx>
         <w:trPr>
           <w:cantSplit/>
         </w:trPr>
@@ -19152,12 +18310,6 @@
         </w:tc>
       </w:tr>
       <w:tr>
-        <w:tblPrEx>
-          <w:tblCellMar>
-            <w:top w:w="0" w:type="dxa"/>
-            <w:bottom w:w="0" w:type="dxa"/>
-          </w:tblCellMar>
-        </w:tblPrEx>
         <w:trPr>
           <w:cantSplit/>
         </w:trPr>
@@ -19278,12 +18430,6 @@
         </w:tc>
       </w:tr>
       <w:tr>
-        <w:tblPrEx>
-          <w:tblCellMar>
-            <w:top w:w="0" w:type="dxa"/>
-            <w:bottom w:w="0" w:type="dxa"/>
-          </w:tblCellMar>
-        </w:tblPrEx>
         <w:trPr>
           <w:cantSplit/>
         </w:trPr>
@@ -19442,12 +18588,6 @@
         <w:gridCol w:w="900"/>
       </w:tblGrid>
       <w:tr>
-        <w:tblPrEx>
-          <w:tblCellMar>
-            <w:top w:w="0" w:type="dxa"/>
-            <w:bottom w:w="0" w:type="dxa"/>
-          </w:tblCellMar>
-        </w:tblPrEx>
         <w:trPr>
           <w:tblHeader/>
         </w:trPr>
@@ -19588,12 +18728,6 @@
         </w:tc>
       </w:tr>
       <w:tr>
-        <w:tblPrEx>
-          <w:tblCellMar>
-            <w:top w:w="0" w:type="dxa"/>
-            <w:bottom w:w="0" w:type="dxa"/>
-          </w:tblCellMar>
-        </w:tblPrEx>
         <w:trPr>
           <w:cantSplit/>
         </w:trPr>
@@ -19714,12 +18848,6 @@
         </w:tc>
       </w:tr>
       <w:tr>
-        <w:tblPrEx>
-          <w:tblCellMar>
-            <w:top w:w="0" w:type="dxa"/>
-            <w:bottom w:w="0" w:type="dxa"/>
-          </w:tblCellMar>
-        </w:tblPrEx>
         <w:trPr>
           <w:cantSplit/>
         </w:trPr>
@@ -19845,12 +18973,6 @@
         </w:tc>
       </w:tr>
       <w:tr>
-        <w:tblPrEx>
-          <w:tblCellMar>
-            <w:top w:w="0" w:type="dxa"/>
-            <w:bottom w:w="0" w:type="dxa"/>
-          </w:tblCellMar>
-        </w:tblPrEx>
         <w:trPr>
           <w:cantSplit/>
         </w:trPr>
@@ -19971,12 +19093,6 @@
         </w:tc>
       </w:tr>
       <w:tr>
-        <w:tblPrEx>
-          <w:tblCellMar>
-            <w:top w:w="0" w:type="dxa"/>
-            <w:bottom w:w="0" w:type="dxa"/>
-          </w:tblCellMar>
-        </w:tblPrEx>
         <w:trPr>
           <w:cantSplit/>
         </w:trPr>
@@ -20102,12 +19218,6 @@
         </w:tc>
       </w:tr>
       <w:tr>
-        <w:tblPrEx>
-          <w:tblCellMar>
-            <w:top w:w="0" w:type="dxa"/>
-            <w:bottom w:w="0" w:type="dxa"/>
-          </w:tblCellMar>
-        </w:tblPrEx>
         <w:trPr>
           <w:cantSplit/>
         </w:trPr>
@@ -20228,12 +19338,6 @@
         </w:tc>
       </w:tr>
       <w:tr>
-        <w:tblPrEx>
-          <w:tblCellMar>
-            <w:top w:w="0" w:type="dxa"/>
-            <w:bottom w:w="0" w:type="dxa"/>
-          </w:tblCellMar>
-        </w:tblPrEx>
         <w:trPr>
           <w:cantSplit/>
         </w:trPr>
@@ -20359,12 +19463,6 @@
         </w:tc>
       </w:tr>
       <w:tr>
-        <w:tblPrEx>
-          <w:tblCellMar>
-            <w:top w:w="0" w:type="dxa"/>
-            <w:bottom w:w="0" w:type="dxa"/>
-          </w:tblCellMar>
-        </w:tblPrEx>
         <w:trPr>
           <w:cantSplit/>
         </w:trPr>
@@ -20485,12 +19583,6 @@
         </w:tc>
       </w:tr>
       <w:tr>
-        <w:tblPrEx>
-          <w:tblCellMar>
-            <w:top w:w="0" w:type="dxa"/>
-            <w:bottom w:w="0" w:type="dxa"/>
-          </w:tblCellMar>
-        </w:tblPrEx>
         <w:trPr>
           <w:cantSplit/>
         </w:trPr>
@@ -20616,12 +19708,6 @@
         </w:tc>
       </w:tr>
       <w:tr>
-        <w:tblPrEx>
-          <w:tblCellMar>
-            <w:top w:w="0" w:type="dxa"/>
-            <w:bottom w:w="0" w:type="dxa"/>
-          </w:tblCellMar>
-        </w:tblPrEx>
         <w:trPr>
           <w:cantSplit/>
         </w:trPr>
@@ -20742,12 +19828,6 @@
         </w:tc>
       </w:tr>
       <w:tr>
-        <w:tblPrEx>
-          <w:tblCellMar>
-            <w:top w:w="0" w:type="dxa"/>
-            <w:bottom w:w="0" w:type="dxa"/>
-          </w:tblCellMar>
-        </w:tblPrEx>
         <w:trPr>
           <w:cantSplit/>
         </w:trPr>
@@ -20873,12 +19953,6 @@
         </w:tc>
       </w:tr>
       <w:tr>
-        <w:tblPrEx>
-          <w:tblCellMar>
-            <w:top w:w="0" w:type="dxa"/>
-            <w:bottom w:w="0" w:type="dxa"/>
-          </w:tblCellMar>
-        </w:tblPrEx>
         <w:trPr>
           <w:cantSplit/>
         </w:trPr>
@@ -20999,12 +20073,6 @@
         </w:tc>
       </w:tr>
       <w:tr>
-        <w:tblPrEx>
-          <w:tblCellMar>
-            <w:top w:w="0" w:type="dxa"/>
-            <w:bottom w:w="0" w:type="dxa"/>
-          </w:tblCellMar>
-        </w:tblPrEx>
         <w:trPr>
           <w:cantSplit/>
         </w:trPr>
@@ -21130,12 +20198,6 @@
         </w:tc>
       </w:tr>
       <w:tr>
-        <w:tblPrEx>
-          <w:tblCellMar>
-            <w:top w:w="0" w:type="dxa"/>
-            <w:bottom w:w="0" w:type="dxa"/>
-          </w:tblCellMar>
-        </w:tblPrEx>
         <w:trPr>
           <w:cantSplit/>
         </w:trPr>
@@ -21256,12 +20318,6 @@
         </w:tc>
       </w:tr>
       <w:tr>
-        <w:tblPrEx>
-          <w:tblCellMar>
-            <w:top w:w="0" w:type="dxa"/>
-            <w:bottom w:w="0" w:type="dxa"/>
-          </w:tblCellMar>
-        </w:tblPrEx>
         <w:trPr>
           <w:cantSplit/>
         </w:trPr>
@@ -21387,12 +20443,6 @@
         </w:tc>
       </w:tr>
       <w:tr>
-        <w:tblPrEx>
-          <w:tblCellMar>
-            <w:top w:w="0" w:type="dxa"/>
-            <w:bottom w:w="0" w:type="dxa"/>
-          </w:tblCellMar>
-        </w:tblPrEx>
         <w:trPr>
           <w:cantSplit/>
         </w:trPr>
@@ -21546,12 +20596,6 @@
         <w:gridCol w:w="900"/>
       </w:tblGrid>
       <w:tr>
-        <w:tblPrEx>
-          <w:tblCellMar>
-            <w:top w:w="0" w:type="dxa"/>
-            <w:bottom w:w="0" w:type="dxa"/>
-          </w:tblCellMar>
-        </w:tblPrEx>
         <w:trPr>
           <w:tblHeader/>
         </w:trPr>
@@ -21692,12 +20736,6 @@
         </w:tc>
       </w:tr>
       <w:tr>
-        <w:tblPrEx>
-          <w:tblCellMar>
-            <w:top w:w="0" w:type="dxa"/>
-            <w:bottom w:w="0" w:type="dxa"/>
-          </w:tblCellMar>
-        </w:tblPrEx>
         <w:trPr>
           <w:cantSplit/>
         </w:trPr>
@@ -21818,12 +20856,6 @@
         </w:tc>
       </w:tr>
       <w:tr>
-        <w:tblPrEx>
-          <w:tblCellMar>
-            <w:top w:w="0" w:type="dxa"/>
-            <w:bottom w:w="0" w:type="dxa"/>
-          </w:tblCellMar>
-        </w:tblPrEx>
         <w:trPr>
           <w:cantSplit/>
         </w:trPr>
@@ -21949,12 +20981,6 @@
         </w:tc>
       </w:tr>
       <w:tr>
-        <w:tblPrEx>
-          <w:tblCellMar>
-            <w:top w:w="0" w:type="dxa"/>
-            <w:bottom w:w="0" w:type="dxa"/>
-          </w:tblCellMar>
-        </w:tblPrEx>
         <w:trPr>
           <w:cantSplit/>
         </w:trPr>
@@ -22075,12 +21101,6 @@
         </w:tc>
       </w:tr>
       <w:tr>
-        <w:tblPrEx>
-          <w:tblCellMar>
-            <w:top w:w="0" w:type="dxa"/>
-            <w:bottom w:w="0" w:type="dxa"/>
-          </w:tblCellMar>
-        </w:tblPrEx>
         <w:trPr>
           <w:cantSplit/>
         </w:trPr>
@@ -22206,12 +21226,6 @@
         </w:tc>
       </w:tr>
       <w:tr>
-        <w:tblPrEx>
-          <w:tblCellMar>
-            <w:top w:w="0" w:type="dxa"/>
-            <w:bottom w:w="0" w:type="dxa"/>
-          </w:tblCellMar>
-        </w:tblPrEx>
         <w:trPr>
           <w:cantSplit/>
         </w:trPr>
@@ -22332,12 +21346,6 @@
         </w:tc>
       </w:tr>
       <w:tr>
-        <w:tblPrEx>
-          <w:tblCellMar>
-            <w:top w:w="0" w:type="dxa"/>
-            <w:bottom w:w="0" w:type="dxa"/>
-          </w:tblCellMar>
-        </w:tblPrEx>
         <w:trPr>
           <w:cantSplit/>
         </w:trPr>
@@ -22467,7 +21475,7 @@
       <w:pPr>
         <w:pStyle w:val="Ttulo2"/>
       </w:pPr>
-      <w:bookmarkStart w:id="21" w:name="_Toc242459888"/>
+      <w:bookmarkStart w:id="21" w:name="_Toc242461928"/>
       <w:r>
         <w:t>9.3 Casos no funcionales</w:t>
       </w:r>
@@ -22498,12 +21506,6 @@
         <w:gridCol w:w="2988"/>
       </w:tblGrid>
       <w:tr>
-        <w:tblPrEx>
-          <w:tblCellMar>
-            <w:top w:w="0" w:type="dxa"/>
-            <w:bottom w:w="0" w:type="dxa"/>
-          </w:tblCellMar>
-        </w:tblPrEx>
         <w:trPr>
           <w:tblHeader/>
         </w:trPr>
@@ -22644,12 +21646,6 @@
         </w:tc>
       </w:tr>
       <w:tr>
-        <w:tblPrEx>
-          <w:tblCellMar>
-            <w:top w:w="0" w:type="dxa"/>
-            <w:bottom w:w="0" w:type="dxa"/>
-          </w:tblCellMar>
-        </w:tblPrEx>
         <w:trPr>
           <w:cantSplit/>
         </w:trPr>
@@ -22770,12 +21766,6 @@
         </w:tc>
       </w:tr>
       <w:tr>
-        <w:tblPrEx>
-          <w:tblCellMar>
-            <w:top w:w="0" w:type="dxa"/>
-            <w:bottom w:w="0" w:type="dxa"/>
-          </w:tblCellMar>
-        </w:tblPrEx>
         <w:trPr>
           <w:cantSplit/>
         </w:trPr>
@@ -22901,12 +21891,6 @@
         </w:tc>
       </w:tr>
       <w:tr>
-        <w:tblPrEx>
-          <w:tblCellMar>
-            <w:top w:w="0" w:type="dxa"/>
-            <w:bottom w:w="0" w:type="dxa"/>
-          </w:tblCellMar>
-        </w:tblPrEx>
         <w:trPr>
           <w:cantSplit/>
         </w:trPr>
@@ -23027,12 +22011,6 @@
         </w:tc>
       </w:tr>
       <w:tr>
-        <w:tblPrEx>
-          <w:tblCellMar>
-            <w:top w:w="0" w:type="dxa"/>
-            <w:bottom w:w="0" w:type="dxa"/>
-          </w:tblCellMar>
-        </w:tblPrEx>
         <w:trPr>
           <w:cantSplit/>
         </w:trPr>
@@ -23158,12 +22136,6 @@
         </w:tc>
       </w:tr>
       <w:tr>
-        <w:tblPrEx>
-          <w:tblCellMar>
-            <w:top w:w="0" w:type="dxa"/>
-            <w:bottom w:w="0" w:type="dxa"/>
-          </w:tblCellMar>
-        </w:tblPrEx>
         <w:trPr>
           <w:cantSplit/>
         </w:trPr>
@@ -23284,12 +22256,6 @@
         </w:tc>
       </w:tr>
       <w:tr>
-        <w:tblPrEx>
-          <w:tblCellMar>
-            <w:top w:w="0" w:type="dxa"/>
-            <w:bottom w:w="0" w:type="dxa"/>
-          </w:tblCellMar>
-        </w:tblPrEx>
         <w:trPr>
           <w:cantSplit/>
         </w:trPr>
@@ -23415,12 +22381,6 @@
         </w:tc>
       </w:tr>
       <w:tr>
-        <w:tblPrEx>
-          <w:tblCellMar>
-            <w:top w:w="0" w:type="dxa"/>
-            <w:bottom w:w="0" w:type="dxa"/>
-          </w:tblCellMar>
-        </w:tblPrEx>
         <w:trPr>
           <w:cantSplit/>
         </w:trPr>
@@ -23541,12 +22501,6 @@
         </w:tc>
       </w:tr>
       <w:tr>
-        <w:tblPrEx>
-          <w:tblCellMar>
-            <w:top w:w="0" w:type="dxa"/>
-            <w:bottom w:w="0" w:type="dxa"/>
-          </w:tblCellMar>
-        </w:tblPrEx>
         <w:trPr>
           <w:cantSplit/>
         </w:trPr>
@@ -23672,12 +22626,6 @@
         </w:tc>
       </w:tr>
       <w:tr>
-        <w:tblPrEx>
-          <w:tblCellMar>
-            <w:top w:w="0" w:type="dxa"/>
-            <w:bottom w:w="0" w:type="dxa"/>
-          </w:tblCellMar>
-        </w:tblPrEx>
         <w:trPr>
           <w:cantSplit/>
         </w:trPr>
@@ -23798,12 +22746,6 @@
         </w:tc>
       </w:tr>
       <w:tr>
-        <w:tblPrEx>
-          <w:tblCellMar>
-            <w:top w:w="0" w:type="dxa"/>
-            <w:bottom w:w="0" w:type="dxa"/>
-          </w:tblCellMar>
-        </w:tblPrEx>
         <w:trPr>
           <w:cantSplit/>
         </w:trPr>
@@ -23929,12 +22871,6 @@
         </w:tc>
       </w:tr>
       <w:tr>
-        <w:tblPrEx>
-          <w:tblCellMar>
-            <w:top w:w="0" w:type="dxa"/>
-            <w:bottom w:w="0" w:type="dxa"/>
-          </w:tblCellMar>
-        </w:tblPrEx>
         <w:trPr>
           <w:cantSplit/>
         </w:trPr>
@@ -24055,12 +22991,6 @@
         </w:tc>
       </w:tr>
       <w:tr>
-        <w:tblPrEx>
-          <w:tblCellMar>
-            <w:top w:w="0" w:type="dxa"/>
-            <w:bottom w:w="0" w:type="dxa"/>
-          </w:tblCellMar>
-        </w:tblPrEx>
         <w:trPr>
           <w:cantSplit/>
         </w:trPr>
@@ -24190,7 +23120,7 @@
       <w:pPr>
         <w:pStyle w:val="Ttulo1"/>
       </w:pPr>
-      <w:bookmarkStart w:id="22" w:name="_Toc242459889"/>
+      <w:bookmarkStart w:id="22" w:name="_Toc242461929"/>
       <w:r>
         <w:t>10. Métricas de prueba</w:t>
       </w:r>
@@ -24219,12 +23149,6 @@
         <w:gridCol w:w="2338"/>
       </w:tblGrid>
       <w:tr>
-        <w:tblPrEx>
-          <w:tblCellMar>
-            <w:top w:w="0" w:type="dxa"/>
-            <w:bottom w:w="0" w:type="dxa"/>
-          </w:tblCellMar>
-        </w:tblPrEx>
         <w:trPr>
           <w:tblHeader/>
         </w:trPr>
@@ -24311,12 +23235,6 @@
         </w:tc>
       </w:tr>
       <w:tr>
-        <w:tblPrEx>
-          <w:tblCellMar>
-            <w:top w:w="0" w:type="dxa"/>
-            <w:bottom w:w="0" w:type="dxa"/>
-          </w:tblCellMar>
-        </w:tblPrEx>
         <w:trPr>
           <w:cantSplit/>
         </w:trPr>
@@ -24393,12 +23311,6 @@
         </w:tc>
       </w:tr>
       <w:tr>
-        <w:tblPrEx>
-          <w:tblCellMar>
-            <w:top w:w="0" w:type="dxa"/>
-            <w:bottom w:w="0" w:type="dxa"/>
-          </w:tblCellMar>
-        </w:tblPrEx>
         <w:trPr>
           <w:cantSplit/>
         </w:trPr>
@@ -24478,12 +23390,6 @@
         </w:tc>
       </w:tr>
       <w:tr>
-        <w:tblPrEx>
-          <w:tblCellMar>
-            <w:top w:w="0" w:type="dxa"/>
-            <w:bottom w:w="0" w:type="dxa"/>
-          </w:tblCellMar>
-        </w:tblPrEx>
         <w:trPr>
           <w:cantSplit/>
         </w:trPr>
@@ -24560,12 +23466,6 @@
         </w:tc>
       </w:tr>
       <w:tr>
-        <w:tblPrEx>
-          <w:tblCellMar>
-            <w:top w:w="0" w:type="dxa"/>
-            <w:bottom w:w="0" w:type="dxa"/>
-          </w:tblCellMar>
-        </w:tblPrEx>
         <w:trPr>
           <w:cantSplit/>
         </w:trPr>
@@ -24645,12 +23545,6 @@
         </w:tc>
       </w:tr>
       <w:tr>
-        <w:tblPrEx>
-          <w:tblCellMar>
-            <w:top w:w="0" w:type="dxa"/>
-            <w:bottom w:w="0" w:type="dxa"/>
-          </w:tblCellMar>
-        </w:tblPrEx>
         <w:trPr>
           <w:cantSplit/>
         </w:trPr>
@@ -24727,12 +23621,6 @@
         </w:tc>
       </w:tr>
       <w:tr>
-        <w:tblPrEx>
-          <w:tblCellMar>
-            <w:top w:w="0" w:type="dxa"/>
-            <w:bottom w:w="0" w:type="dxa"/>
-          </w:tblCellMar>
-        </w:tblPrEx>
         <w:trPr>
           <w:cantSplit/>
         </w:trPr>
@@ -24812,12 +23700,6 @@
         </w:tc>
       </w:tr>
       <w:tr>
-        <w:tblPrEx>
-          <w:tblCellMar>
-            <w:top w:w="0" w:type="dxa"/>
-            <w:bottom w:w="0" w:type="dxa"/>
-          </w:tblCellMar>
-        </w:tblPrEx>
         <w:trPr>
           <w:cantSplit/>
         </w:trPr>
@@ -24894,12 +23776,6 @@
         </w:tc>
       </w:tr>
       <w:tr>
-        <w:tblPrEx>
-          <w:tblCellMar>
-            <w:top w:w="0" w:type="dxa"/>
-            <w:bottom w:w="0" w:type="dxa"/>
-          </w:tblCellMar>
-        </w:tblPrEx>
         <w:trPr>
           <w:cantSplit/>
         </w:trPr>
@@ -24996,7 +23872,7 @@
       <w:pPr>
         <w:pStyle w:val="Ttulo1"/>
       </w:pPr>
-      <w:bookmarkStart w:id="23" w:name="_Toc242459890"/>
+      <w:bookmarkStart w:id="23" w:name="_Toc242461930"/>
       <w:r>
         <w:t>11. Riesgos y mitigación</w:t>
       </w:r>
@@ -25027,12 +23903,6 @@
         <w:gridCol w:w="3638"/>
       </w:tblGrid>
       <w:tr>
-        <w:tblPrEx>
-          <w:tblCellMar>
-            <w:top w:w="0" w:type="dxa"/>
-            <w:bottom w:w="0" w:type="dxa"/>
-          </w:tblCellMar>
-        </w:tblPrEx>
         <w:trPr>
           <w:tblHeader/>
         </w:trPr>
@@ -25173,12 +24043,6 @@
         </w:tc>
       </w:tr>
       <w:tr>
-        <w:tblPrEx>
-          <w:tblCellMar>
-            <w:top w:w="0" w:type="dxa"/>
-            <w:bottom w:w="0" w:type="dxa"/>
-          </w:tblCellMar>
-        </w:tblPrEx>
         <w:trPr>
           <w:cantSplit/>
         </w:trPr>
@@ -25299,12 +24163,6 @@
         </w:tc>
       </w:tr>
       <w:tr>
-        <w:tblPrEx>
-          <w:tblCellMar>
-            <w:top w:w="0" w:type="dxa"/>
-            <w:bottom w:w="0" w:type="dxa"/>
-          </w:tblCellMar>
-        </w:tblPrEx>
         <w:trPr>
           <w:cantSplit/>
         </w:trPr>
@@ -25430,12 +24288,6 @@
         </w:tc>
       </w:tr>
       <w:tr>
-        <w:tblPrEx>
-          <w:tblCellMar>
-            <w:top w:w="0" w:type="dxa"/>
-            <w:bottom w:w="0" w:type="dxa"/>
-          </w:tblCellMar>
-        </w:tblPrEx>
         <w:trPr>
           <w:cantSplit/>
         </w:trPr>
@@ -25556,12 +24408,6 @@
         </w:tc>
       </w:tr>
       <w:tr>
-        <w:tblPrEx>
-          <w:tblCellMar>
-            <w:top w:w="0" w:type="dxa"/>
-            <w:bottom w:w="0" w:type="dxa"/>
-          </w:tblCellMar>
-        </w:tblPrEx>
         <w:trPr>
           <w:cantSplit/>
         </w:trPr>
@@ -25687,12 +24533,6 @@
         </w:tc>
       </w:tr>
       <w:tr>
-        <w:tblPrEx>
-          <w:tblCellMar>
-            <w:top w:w="0" w:type="dxa"/>
-            <w:bottom w:w="0" w:type="dxa"/>
-          </w:tblCellMar>
-        </w:tblPrEx>
         <w:trPr>
           <w:cantSplit/>
         </w:trPr>
@@ -25813,12 +24653,6 @@
         </w:tc>
       </w:tr>
       <w:tr>
-        <w:tblPrEx>
-          <w:tblCellMar>
-            <w:top w:w="0" w:type="dxa"/>
-            <w:bottom w:w="0" w:type="dxa"/>
-          </w:tblCellMar>
-        </w:tblPrEx>
         <w:trPr>
           <w:cantSplit/>
         </w:trPr>
@@ -25948,7 +24782,7 @@
       <w:pPr>
         <w:pStyle w:val="Ttulo1"/>
       </w:pPr>
-      <w:bookmarkStart w:id="24" w:name="_Toc242459891"/>
+      <w:bookmarkStart w:id="24" w:name="_Toc242461931"/>
       <w:r>
         <w:t>12. Aprobación</w:t>
       </w:r>
@@ -26031,12 +24865,6 @@
         <w:gridCol w:w="1838"/>
       </w:tblGrid>
       <w:tr>
-        <w:tblPrEx>
-          <w:tblCellMar>
-            <w:top w:w="0" w:type="dxa"/>
-            <w:bottom w:w="0" w:type="dxa"/>
-          </w:tblCellMar>
-        </w:tblPrEx>
         <w:trPr>
           <w:tblHeader/>
         </w:trPr>
@@ -26150,12 +24978,6 @@
         </w:tc>
       </w:tr>
       <w:tr>
-        <w:tblPrEx>
-          <w:tblCellMar>
-            <w:top w:w="0" w:type="dxa"/>
-            <w:bottom w:w="0" w:type="dxa"/>
-          </w:tblCellMar>
-        </w:tblPrEx>
         <w:trPr>
           <w:cantSplit/>
         </w:trPr>
@@ -26241,12 +25063,6 @@
         </w:tc>
       </w:tr>
       <w:tr>
-        <w:tblPrEx>
-          <w:tblCellMar>
-            <w:top w:w="0" w:type="dxa"/>
-            <w:bottom w:w="0" w:type="dxa"/>
-          </w:tblCellMar>
-        </w:tblPrEx>
         <w:trPr>
           <w:cantSplit/>
         </w:trPr>
@@ -26336,12 +25152,6 @@
         </w:tc>
       </w:tr>
       <w:tr>
-        <w:tblPrEx>
-          <w:tblCellMar>
-            <w:top w:w="0" w:type="dxa"/>
-            <w:bottom w:w="0" w:type="dxa"/>
-          </w:tblCellMar>
-        </w:tblPrEx>
         <w:trPr>
           <w:cantSplit/>
         </w:trPr>
@@ -26436,7 +25246,7 @@
       <w:pPr>
         <w:pStyle w:val="Ttulo1"/>
       </w:pPr>
-      <w:bookmarkStart w:id="25" w:name="_Toc242459892"/>
+      <w:bookmarkStart w:id="25" w:name="_Toc242461932"/>
       <w:r>
         <w:t>Anexo A. Matriz de trazabilidad</w:t>
       </w:r>
@@ -26475,12 +25285,6 @@
         <w:gridCol w:w="2638"/>
       </w:tblGrid>
       <w:tr>
-        <w:tblPrEx>
-          <w:tblCellMar>
-            <w:top w:w="0" w:type="dxa"/>
-            <w:bottom w:w="0" w:type="dxa"/>
-          </w:tblCellMar>
-        </w:tblPrEx>
         <w:trPr>
           <w:tblHeader/>
         </w:trPr>
@@ -26621,12 +25425,6 @@
         </w:tc>
       </w:tr>
       <w:tr>
-        <w:tblPrEx>
-          <w:tblCellMar>
-            <w:top w:w="0" w:type="dxa"/>
-            <w:bottom w:w="0" w:type="dxa"/>
-          </w:tblCellMar>
-        </w:tblPrEx>
         <w:trPr>
           <w:cantSplit/>
         </w:trPr>
@@ -26747,12 +25545,6 @@
         </w:tc>
       </w:tr>
       <w:tr>
-        <w:tblPrEx>
-          <w:tblCellMar>
-            <w:top w:w="0" w:type="dxa"/>
-            <w:bottom w:w="0" w:type="dxa"/>
-          </w:tblCellMar>
-        </w:tblPrEx>
         <w:trPr>
           <w:cantSplit/>
         </w:trPr>
@@ -26878,12 +25670,6 @@
         </w:tc>
       </w:tr>
       <w:tr>
-        <w:tblPrEx>
-          <w:tblCellMar>
-            <w:top w:w="0" w:type="dxa"/>
-            <w:bottom w:w="0" w:type="dxa"/>
-          </w:tblCellMar>
-        </w:tblPrEx>
         <w:trPr>
           <w:cantSplit/>
         </w:trPr>
@@ -27004,12 +25790,6 @@
         </w:tc>
       </w:tr>
       <w:tr>
-        <w:tblPrEx>
-          <w:tblCellMar>
-            <w:top w:w="0" w:type="dxa"/>
-            <w:bottom w:w="0" w:type="dxa"/>
-          </w:tblCellMar>
-        </w:tblPrEx>
         <w:trPr>
           <w:cantSplit/>
         </w:trPr>
@@ -27135,12 +25915,6 @@
         </w:tc>
       </w:tr>
       <w:tr>
-        <w:tblPrEx>
-          <w:tblCellMar>
-            <w:top w:w="0" w:type="dxa"/>
-            <w:bottom w:w="0" w:type="dxa"/>
-          </w:tblCellMar>
-        </w:tblPrEx>
         <w:trPr>
           <w:cantSplit/>
         </w:trPr>
@@ -27261,12 +26035,6 @@
         </w:tc>
       </w:tr>
       <w:tr>
-        <w:tblPrEx>
-          <w:tblCellMar>
-            <w:top w:w="0" w:type="dxa"/>
-            <w:bottom w:w="0" w:type="dxa"/>
-          </w:tblCellMar>
-        </w:tblPrEx>
         <w:trPr>
           <w:cantSplit/>
         </w:trPr>
@@ -27392,12 +26160,6 @@
         </w:tc>
       </w:tr>
       <w:tr>
-        <w:tblPrEx>
-          <w:tblCellMar>
-            <w:top w:w="0" w:type="dxa"/>
-            <w:bottom w:w="0" w:type="dxa"/>
-          </w:tblCellMar>
-        </w:tblPrEx>
         <w:trPr>
           <w:cantSplit/>
         </w:trPr>
@@ -27518,12 +26280,6 @@
         </w:tc>
       </w:tr>
       <w:tr>
-        <w:tblPrEx>
-          <w:tblCellMar>
-            <w:top w:w="0" w:type="dxa"/>
-            <w:bottom w:w="0" w:type="dxa"/>
-          </w:tblCellMar>
-        </w:tblPrEx>
         <w:trPr>
           <w:cantSplit/>
         </w:trPr>
@@ -27649,12 +26405,6 @@
         </w:tc>
       </w:tr>
       <w:tr>
-        <w:tblPrEx>
-          <w:tblCellMar>
-            <w:top w:w="0" w:type="dxa"/>
-            <w:bottom w:w="0" w:type="dxa"/>
-          </w:tblCellMar>
-        </w:tblPrEx>
         <w:trPr>
           <w:cantSplit/>
         </w:trPr>
@@ -27775,12 +26525,6 @@
         </w:tc>
       </w:tr>
       <w:tr>
-        <w:tblPrEx>
-          <w:tblCellMar>
-            <w:top w:w="0" w:type="dxa"/>
-            <w:bottom w:w="0" w:type="dxa"/>
-          </w:tblCellMar>
-        </w:tblPrEx>
         <w:trPr>
           <w:cantSplit/>
         </w:trPr>
@@ -27906,12 +26650,6 @@
         </w:tc>
       </w:tr>
       <w:tr>
-        <w:tblPrEx>
-          <w:tblCellMar>
-            <w:top w:w="0" w:type="dxa"/>
-            <w:bottom w:w="0" w:type="dxa"/>
-          </w:tblCellMar>
-        </w:tblPrEx>
         <w:trPr>
           <w:cantSplit/>
         </w:trPr>
@@ -28032,12 +26770,6 @@
         </w:tc>
       </w:tr>
       <w:tr>
-        <w:tblPrEx>
-          <w:tblCellMar>
-            <w:top w:w="0" w:type="dxa"/>
-            <w:bottom w:w="0" w:type="dxa"/>
-          </w:tblCellMar>
-        </w:tblPrEx>
         <w:trPr>
           <w:cantSplit/>
         </w:trPr>
@@ -28163,12 +26895,6 @@
         </w:tc>
       </w:tr>
       <w:tr>
-        <w:tblPrEx>
-          <w:tblCellMar>
-            <w:top w:w="0" w:type="dxa"/>
-            <w:bottom w:w="0" w:type="dxa"/>
-          </w:tblCellMar>
-        </w:tblPrEx>
         <w:trPr>
           <w:cantSplit/>
         </w:trPr>
@@ -28289,12 +27015,6 @@
         </w:tc>
       </w:tr>
       <w:tr>
-        <w:tblPrEx>
-          <w:tblCellMar>
-            <w:top w:w="0" w:type="dxa"/>
-            <w:bottom w:w="0" w:type="dxa"/>
-          </w:tblCellMar>
-        </w:tblPrEx>
         <w:trPr>
           <w:cantSplit/>
         </w:trPr>
@@ -28420,12 +27140,6 @@
         </w:tc>
       </w:tr>
       <w:tr>
-        <w:tblPrEx>
-          <w:tblCellMar>
-            <w:top w:w="0" w:type="dxa"/>
-            <w:bottom w:w="0" w:type="dxa"/>
-          </w:tblCellMar>
-        </w:tblPrEx>
         <w:trPr>
           <w:cantSplit/>
         </w:trPr>
@@ -28546,12 +27260,6 @@
         </w:tc>
       </w:tr>
       <w:tr>
-        <w:tblPrEx>
-          <w:tblCellMar>
-            <w:top w:w="0" w:type="dxa"/>
-            <w:bottom w:w="0" w:type="dxa"/>
-          </w:tblCellMar>
-        </w:tblPrEx>
         <w:trPr>
           <w:cantSplit/>
         </w:trPr>
@@ -28677,12 +27385,6 @@
         </w:tc>
       </w:tr>
       <w:tr>
-        <w:tblPrEx>
-          <w:tblCellMar>
-            <w:top w:w="0" w:type="dxa"/>
-            <w:bottom w:w="0" w:type="dxa"/>
-          </w:tblCellMar>
-        </w:tblPrEx>
         <w:trPr>
           <w:cantSplit/>
         </w:trPr>
@@ -28803,12 +27505,6 @@
         </w:tc>
       </w:tr>
       <w:tr>
-        <w:tblPrEx>
-          <w:tblCellMar>
-            <w:top w:w="0" w:type="dxa"/>
-            <w:bottom w:w="0" w:type="dxa"/>
-          </w:tblCellMar>
-        </w:tblPrEx>
         <w:trPr>
           <w:cantSplit/>
         </w:trPr>
@@ -28934,12 +27630,6 @@
         </w:tc>
       </w:tr>
       <w:tr>
-        <w:tblPrEx>
-          <w:tblCellMar>
-            <w:top w:w="0" w:type="dxa"/>
-            <w:bottom w:w="0" w:type="dxa"/>
-          </w:tblCellMar>
-        </w:tblPrEx>
         <w:trPr>
           <w:cantSplit/>
         </w:trPr>
@@ -29060,12 +27750,6 @@
         </w:tc>
       </w:tr>
       <w:tr>
-        <w:tblPrEx>
-          <w:tblCellMar>
-            <w:top w:w="0" w:type="dxa"/>
-            <w:bottom w:w="0" w:type="dxa"/>
-          </w:tblCellMar>
-        </w:tblPrEx>
         <w:trPr>
           <w:cantSplit/>
         </w:trPr>
@@ -29191,12 +27875,6 @@
         </w:tc>
       </w:tr>
       <w:tr>
-        <w:tblPrEx>
-          <w:tblCellMar>
-            <w:top w:w="0" w:type="dxa"/>
-            <w:bottom w:w="0" w:type="dxa"/>
-          </w:tblCellMar>
-        </w:tblPrEx>
         <w:trPr>
           <w:cantSplit/>
         </w:trPr>
@@ -29317,12 +27995,6 @@
         </w:tc>
       </w:tr>
       <w:tr>
-        <w:tblPrEx>
-          <w:tblCellMar>
-            <w:top w:w="0" w:type="dxa"/>
-            <w:bottom w:w="0" w:type="dxa"/>
-          </w:tblCellMar>
-        </w:tblPrEx>
         <w:trPr>
           <w:cantSplit/>
         </w:trPr>
@@ -29448,12 +28120,6 @@
         </w:tc>
       </w:tr>
       <w:tr>
-        <w:tblPrEx>
-          <w:tblCellMar>
-            <w:top w:w="0" w:type="dxa"/>
-            <w:bottom w:w="0" w:type="dxa"/>
-          </w:tblCellMar>
-        </w:tblPrEx>
         <w:trPr>
           <w:cantSplit/>
         </w:trPr>
@@ -29574,12 +28240,6 @@
         </w:tc>
       </w:tr>
       <w:tr>
-        <w:tblPrEx>
-          <w:tblCellMar>
-            <w:top w:w="0" w:type="dxa"/>
-            <w:bottom w:w="0" w:type="dxa"/>
-          </w:tblCellMar>
-        </w:tblPrEx>
         <w:trPr>
           <w:cantSplit/>
         </w:trPr>
@@ -29705,12 +28365,6 @@
         </w:tc>
       </w:tr>
       <w:tr>
-        <w:tblPrEx>
-          <w:tblCellMar>
-            <w:top w:w="0" w:type="dxa"/>
-            <w:bottom w:w="0" w:type="dxa"/>
-          </w:tblCellMar>
-        </w:tblPrEx>
         <w:trPr>
           <w:cantSplit/>
         </w:trPr>
@@ -29831,12 +28485,6 @@
         </w:tc>
       </w:tr>
       <w:tr>
-        <w:tblPrEx>
-          <w:tblCellMar>
-            <w:top w:w="0" w:type="dxa"/>
-            <w:bottom w:w="0" w:type="dxa"/>
-          </w:tblCellMar>
-        </w:tblPrEx>
         <w:trPr>
           <w:cantSplit/>
         </w:trPr>
@@ -29962,12 +28610,6 @@
         </w:tc>
       </w:tr>
       <w:tr>
-        <w:tblPrEx>
-          <w:tblCellMar>
-            <w:top w:w="0" w:type="dxa"/>
-            <w:bottom w:w="0" w:type="dxa"/>
-          </w:tblCellMar>
-        </w:tblPrEx>
         <w:trPr>
           <w:cantSplit/>
         </w:trPr>
@@ -30088,12 +28730,6 @@
         </w:tc>
       </w:tr>
       <w:tr>
-        <w:tblPrEx>
-          <w:tblCellMar>
-            <w:top w:w="0" w:type="dxa"/>
-            <w:bottom w:w="0" w:type="dxa"/>
-          </w:tblCellMar>
-        </w:tblPrEx>
         <w:trPr>
           <w:cantSplit/>
         </w:trPr>
@@ -30219,12 +28855,6 @@
         </w:tc>
       </w:tr>
       <w:tr>
-        <w:tblPrEx>
-          <w:tblCellMar>
-            <w:top w:w="0" w:type="dxa"/>
-            <w:bottom w:w="0" w:type="dxa"/>
-          </w:tblCellMar>
-        </w:tblPrEx>
         <w:trPr>
           <w:cantSplit/>
         </w:trPr>
@@ -30345,12 +28975,6 @@
         </w:tc>
       </w:tr>
       <w:tr>
-        <w:tblPrEx>
-          <w:tblCellMar>
-            <w:top w:w="0" w:type="dxa"/>
-            <w:bottom w:w="0" w:type="dxa"/>
-          </w:tblCellMar>
-        </w:tblPrEx>
         <w:trPr>
           <w:cantSplit/>
         </w:trPr>
@@ -30485,7 +29109,7 @@
       <w:pPr>
         <w:pStyle w:val="Ttulo2"/>
       </w:pPr>
-      <w:bookmarkStart w:id="26" w:name="_Toc242459893"/>
+      <w:bookmarkStart w:id="26" w:name="_Toc242461933"/>
       <w:r>
         <w:t>Requisitos no funcionales</w:t>
       </w:r>
@@ -30514,12 +29138,6 @@
         <w:gridCol w:w="4138"/>
       </w:tblGrid>
       <w:tr>
-        <w:tblPrEx>
-          <w:tblCellMar>
-            <w:top w:w="0" w:type="dxa"/>
-            <w:bottom w:w="0" w:type="dxa"/>
-          </w:tblCellMar>
-        </w:tblPrEx>
         <w:trPr>
           <w:tblHeader/>
         </w:trPr>
@@ -30606,12 +29224,6 @@
         </w:tc>
       </w:tr>
       <w:tr>
-        <w:tblPrEx>
-          <w:tblCellMar>
-            <w:top w:w="0" w:type="dxa"/>
-            <w:bottom w:w="0" w:type="dxa"/>
-          </w:tblCellMar>
-        </w:tblPrEx>
         <w:trPr>
           <w:cantSplit/>
         </w:trPr>
@@ -30686,12 +29298,6 @@
         </w:tc>
       </w:tr>
       <w:tr>
-        <w:tblPrEx>
-          <w:tblCellMar>
-            <w:top w:w="0" w:type="dxa"/>
-            <w:bottom w:w="0" w:type="dxa"/>
-          </w:tblCellMar>
-        </w:tblPrEx>
         <w:trPr>
           <w:cantSplit/>
         </w:trPr>
@@ -30769,12 +29375,6 @@
         </w:tc>
       </w:tr>
       <w:tr>
-        <w:tblPrEx>
-          <w:tblCellMar>
-            <w:top w:w="0" w:type="dxa"/>
-            <w:bottom w:w="0" w:type="dxa"/>
-          </w:tblCellMar>
-        </w:tblPrEx>
         <w:trPr>
           <w:cantSplit/>
         </w:trPr>
@@ -30849,12 +29449,6 @@
         </w:tc>
       </w:tr>
       <w:tr>
-        <w:tblPrEx>
-          <w:tblCellMar>
-            <w:top w:w="0" w:type="dxa"/>
-            <w:bottom w:w="0" w:type="dxa"/>
-          </w:tblCellMar>
-        </w:tblPrEx>
         <w:trPr>
           <w:cantSplit/>
         </w:trPr>
@@ -30932,12 +29526,6 @@
         </w:tc>
       </w:tr>
       <w:tr>
-        <w:tblPrEx>
-          <w:tblCellMar>
-            <w:top w:w="0" w:type="dxa"/>
-            <w:bottom w:w="0" w:type="dxa"/>
-          </w:tblCellMar>
-        </w:tblPrEx>
         <w:trPr>
           <w:cantSplit/>
         </w:trPr>
@@ -31012,12 +29600,6 @@
         </w:tc>
       </w:tr>
       <w:tr>
-        <w:tblPrEx>
-          <w:tblCellMar>
-            <w:top w:w="0" w:type="dxa"/>
-            <w:bottom w:w="0" w:type="dxa"/>
-          </w:tblCellMar>
-        </w:tblPrEx>
         <w:trPr>
           <w:cantSplit/>
         </w:trPr>
@@ -31095,12 +29677,6 @@
         </w:tc>
       </w:tr>
       <w:tr>
-        <w:tblPrEx>
-          <w:tblCellMar>
-            <w:top w:w="0" w:type="dxa"/>
-            <w:bottom w:w="0" w:type="dxa"/>
-          </w:tblCellMar>
-        </w:tblPrEx>
         <w:trPr>
           <w:cantSplit/>
         </w:trPr>
@@ -31175,12 +29751,6 @@
         </w:tc>
       </w:tr>
       <w:tr>
-        <w:tblPrEx>
-          <w:tblCellMar>
-            <w:top w:w="0" w:type="dxa"/>
-            <w:bottom w:w="0" w:type="dxa"/>
-          </w:tblCellMar>
-        </w:tblPrEx>
         <w:trPr>
           <w:cantSplit/>
         </w:trPr>
@@ -31258,12 +29828,6 @@
         </w:tc>
       </w:tr>
       <w:tr>
-        <w:tblPrEx>
-          <w:tblCellMar>
-            <w:top w:w="0" w:type="dxa"/>
-            <w:bottom w:w="0" w:type="dxa"/>
-          </w:tblCellMar>
-        </w:tblPrEx>
         <w:trPr>
           <w:cantSplit/>
         </w:trPr>
@@ -31342,7 +29906,7 @@
       <w:pPr>
         <w:pStyle w:val="Ttulo1"/>
       </w:pPr>
-      <w:bookmarkStart w:id="27" w:name="_Toc242459894"/>
+      <w:bookmarkStart w:id="27" w:name="_Toc242461934"/>
       <w:r>
         <w:t>Anexo B. Gestión de defectos</w:t>
       </w:r>
@@ -31379,12 +29943,6 @@
         <w:gridCol w:w="3538"/>
       </w:tblGrid>
       <w:tr>
-        <w:tblPrEx>
-          <w:tblCellMar>
-            <w:top w:w="0" w:type="dxa"/>
-            <w:bottom w:w="0" w:type="dxa"/>
-          </w:tblCellMar>
-        </w:tblPrEx>
         <w:trPr>
           <w:tblHeader/>
         </w:trPr>
@@ -31471,12 +30029,6 @@
         </w:tc>
       </w:tr>
       <w:tr>
-        <w:tblPrEx>
-          <w:tblCellMar>
-            <w:top w:w="0" w:type="dxa"/>
-            <w:bottom w:w="0" w:type="dxa"/>
-          </w:tblCellMar>
-        </w:tblPrEx>
         <w:trPr>
           <w:cantSplit/>
         </w:trPr>
@@ -31553,12 +30105,6 @@
         </w:tc>
       </w:tr>
       <w:tr>
-        <w:tblPrEx>
-          <w:tblCellMar>
-            <w:top w:w="0" w:type="dxa"/>
-            <w:bottom w:w="0" w:type="dxa"/>
-          </w:tblCellMar>
-        </w:tblPrEx>
         <w:trPr>
           <w:cantSplit/>
         </w:trPr>
@@ -31638,12 +30184,6 @@
         </w:tc>
       </w:tr>
       <w:tr>
-        <w:tblPrEx>
-          <w:tblCellMar>
-            <w:top w:w="0" w:type="dxa"/>
-            <w:bottom w:w="0" w:type="dxa"/>
-          </w:tblCellMar>
-        </w:tblPrEx>
         <w:trPr>
           <w:cantSplit/>
         </w:trPr>
@@ -31720,12 +30260,6 @@
         </w:tc>
       </w:tr>
       <w:tr>
-        <w:tblPrEx>
-          <w:tblCellMar>
-            <w:top w:w="0" w:type="dxa"/>
-            <w:bottom w:w="0" w:type="dxa"/>
-          </w:tblCellMar>
-        </w:tblPrEx>
         <w:trPr>
           <w:cantSplit/>
         </w:trPr>
@@ -31844,7 +30378,7 @@
       <w:pPr>
         <w:pStyle w:val="Ttulo1"/>
       </w:pPr>
-      <w:bookmarkStart w:id="28" w:name="_Toc242459895"/>
+      <w:bookmarkStart w:id="28" w:name="_Toc242461935"/>
       <w:r>
         <w:t>Anexo C. Formato de registro de ejecución</w:t>
       </w:r>
@@ -31884,12 +30418,6 @@
         <w:gridCol w:w="3038"/>
       </w:tblGrid>
       <w:tr>
-        <w:tblPrEx>
-          <w:tblCellMar>
-            <w:top w:w="0" w:type="dxa"/>
-            <w:bottom w:w="0" w:type="dxa"/>
-          </w:tblCellMar>
-        </w:tblPrEx>
         <w:trPr>
           <w:tblHeader/>
         </w:trPr>
@@ -32057,12 +30585,6 @@
         </w:tc>
       </w:tr>
       <w:tr>
-        <w:tblPrEx>
-          <w:tblCellMar>
-            <w:top w:w="0" w:type="dxa"/>
-            <w:bottom w:w="0" w:type="dxa"/>
-          </w:tblCellMar>
-        </w:tblPrEx>
         <w:trPr>
           <w:cantSplit/>
         </w:trPr>
@@ -32171,12 +30693,6 @@
         </w:tc>
       </w:tr>
       <w:tr>
-        <w:tblPrEx>
-          <w:tblCellMar>
-            <w:top w:w="0" w:type="dxa"/>
-            <w:bottom w:w="0" w:type="dxa"/>
-          </w:tblCellMar>
-        </w:tblPrEx>
         <w:trPr>
           <w:cantSplit/>
         </w:trPr>
@@ -32291,12 +30807,6 @@
         </w:tc>
       </w:tr>
       <w:tr>
-        <w:tblPrEx>
-          <w:tblCellMar>
-            <w:top w:w="0" w:type="dxa"/>
-            <w:bottom w:w="0" w:type="dxa"/>
-          </w:tblCellMar>
-        </w:tblPrEx>
         <w:trPr>
           <w:cantSplit/>
         </w:trPr>
@@ -32407,10 +30917,16 @@
     </w:tbl>
     <w:p/>
     <w:sectPr>
-      <w:footerReference w:type="default" r:id="rId7"/>
+      <w:headerReference w:type="even" r:id="rId8"/>
+      <w:headerReference w:type="default" r:id="rId9"/>
+      <w:footerReference w:type="even" r:id="rId10"/>
+      <w:footerReference w:type="default" r:id="rId11"/>
+      <w:headerReference w:type="first" r:id="rId12"/>
+      <w:footerReference w:type="first" r:id="rId13"/>
       <w:pgSz w:w="11906" w:h="16838"/>
       <w:pgMar w:top="1134" w:right="1134" w:bottom="1134" w:left="1134" w:header="708" w:footer="708" w:gutter="0"/>
       <w:cols w:space="720"/>
+      <w:titlePg/>
       <w:docGrid w:linePitch="360"/>
     </w:sectPr>
   </w:body>
@@ -32437,6 +30953,16 @@
 </file>
 
 <file path=word/footer1.xml><?xml version="1.0" encoding="utf-8"?>
+<w:ftr xmlns:wpc="http://schemas.microsoft.com/office/word/2010/wordprocessingCanvas" xmlns:cx="http://schemas.microsoft.com/office/drawing/2014/chartex" xmlns:cx1="http://schemas.microsoft.com/office/drawing/2015/9/8/chartex" xmlns:cx2="http://schemas.microsoft.com/office/drawing/2015/10/21/chartex" xmlns:cx3="http://schemas.microsoft.com/office/drawing/2016/5/9/chartex" xmlns:cx4="http://schemas.microsoft.com/office/drawing/2016/5/10/chartex" xmlns:cx5="http://schemas.microsoft.com/office/drawing/2016/5/11/chartex" xmlns:cx6="http://schemas.microsoft.com/office/drawing/2016/5/12/chartex" xmlns:cx7="http://schemas.microsoft.com/office/drawing/2016/5/13/chartex" xmlns:cx8="http://schemas.microsoft.com/office/drawing/2016/5/14/chartex" xmlns:mc="http://schemas.openxmlformats.org/markup-compatibility/2006" xmlns:aink="http://schemas.microsoft.com/office/drawing/2016/ink" xmlns:am3d="http://schemas.microsoft.com/office/drawing/2017/model3d" xmlns:o="urn:schemas-microsoft-com:office:office" xmlns:oel="http://schemas.microsoft.com/office/2019/extlst" xmlns:r="http://schemas.openxmlformats.org/officeDocument/2006/relationships" xmlns:m="http://schemas.openxmlformats.org/officeDocument/2006/math" xmlns:v="urn:schemas-microsoft-com:vml" xmlns:wp14="http://schemas.microsoft.com/office/word/2010/wordprocessingDrawing" xmlns:wp="http://schemas.openxmlformats.org/drawingml/2006/wordprocessingDrawing" xmlns:w10="urn:schemas-microsoft-com:office:word" xmlns:w="http://schemas.openxmlformats.org/wordprocessingml/2006/main" xmlns:w14="http://schemas.microsoft.com/office/word/2010/wordml" xmlns:w15="http://schemas.microsoft.com/office/word/2012/wordml" xmlns:w16cex="http://schemas.microsoft.com/office/word/2018/wordml/cex" xmlns:w16cid="http://schemas.microsoft.com/office/word/2016/wordml/cid" xmlns:w16="http://schemas.microsoft.com/office/word/2018/wordml" xmlns:w16du="http://schemas.microsoft.com/office/word/2023/wordml/word16du" xmlns:w16sdtdh="http://schemas.microsoft.com/office/word/2020/wordml/sdtdatahash" xmlns:w16sdtfl="http://schemas.microsoft.com/office/word/2024/wordml/sdtformatlock" xmlns:w16se="http://schemas.microsoft.com/office/word/2015/wordml/symex" xmlns:wpg="http://schemas.microsoft.com/office/word/2010/wordprocessingGroup" xmlns:wpi="http://schemas.microsoft.com/office/word/2010/wordprocessingInk" xmlns:wne="http://schemas.microsoft.com/office/word/2006/wordml" xmlns:wps="http://schemas.microsoft.com/office/word/2010/wordprocessingShape" mc:Ignorable="w14 w15 w16se w16cid w16 w16cex w16sdtdh w16sdtfl w16du wp14">
+  <w:p>
+    <w:pPr>
+      <w:pStyle w:val="Piedepgina"/>
+    </w:pPr>
+  </w:p>
+</w:ftr>
+</file>
+
+<file path=word/footer2.xml><?xml version="1.0" encoding="utf-8"?>
 <w:ftr xmlns:wpc="http://schemas.microsoft.com/office/word/2010/wordprocessingCanvas" xmlns:cx="http://schemas.microsoft.com/office/drawing/2014/chartex" xmlns:cx1="http://schemas.microsoft.com/office/drawing/2015/9/8/chartex" xmlns:cx2="http://schemas.microsoft.com/office/drawing/2015/10/21/chartex" xmlns:cx3="http://schemas.microsoft.com/office/drawing/2016/5/9/chartex" xmlns:cx4="http://schemas.microsoft.com/office/drawing/2016/5/10/chartex" xmlns:cx5="http://schemas.microsoft.com/office/drawing/2016/5/11/chartex" xmlns:cx6="http://schemas.microsoft.com/office/drawing/2016/5/12/chartex" xmlns:cx7="http://schemas.microsoft.com/office/drawing/2016/5/13/chartex" xmlns:cx8="http://schemas.microsoft.com/office/drawing/2016/5/14/chartex" xmlns:mc="http://schemas.openxmlformats.org/markup-compatibility/2006" xmlns:aink="http://schemas.microsoft.com/office/drawing/2016/ink" xmlns:am3d="http://schemas.microsoft.com/office/drawing/2017/model3d" xmlns:o="urn:schemas-microsoft-com:office:office" xmlns:oel="http://schemas.microsoft.com/office/2019/extlst" xmlns:r="http://schemas.openxmlformats.org/officeDocument/2006/relationships" xmlns:m="http://schemas.openxmlformats.org/officeDocument/2006/math" xmlns:v="urn:schemas-microsoft-com:vml" xmlns:wp14="http://schemas.microsoft.com/office/word/2010/wordprocessingDrawing" xmlns:wp="http://schemas.openxmlformats.org/drawingml/2006/wordprocessingDrawing" xmlns:w10="urn:schemas-microsoft-com:office:word" xmlns:w="http://schemas.openxmlformats.org/wordprocessingml/2006/main" xmlns:w14="http://schemas.microsoft.com/office/word/2010/wordml" xmlns:w15="http://schemas.microsoft.com/office/word/2012/wordml" xmlns:w16cex="http://schemas.microsoft.com/office/word/2018/wordml/cex" xmlns:w16cid="http://schemas.microsoft.com/office/word/2016/wordml/cid" xmlns:w16="http://schemas.microsoft.com/office/word/2018/wordml" xmlns:w16du="http://schemas.microsoft.com/office/word/2023/wordml/word16du" xmlns:w16sdtdh="http://schemas.microsoft.com/office/word/2020/wordml/sdtdatahash" xmlns:w16sdtfl="http://schemas.microsoft.com/office/word/2024/wordml/sdtformatlock" xmlns:w16se="http://schemas.microsoft.com/office/word/2015/wordml/symex" xmlns:wpg="http://schemas.microsoft.com/office/word/2010/wordprocessingGroup" xmlns:wpi="http://schemas.microsoft.com/office/word/2010/wordprocessingInk" xmlns:wne="http://schemas.microsoft.com/office/word/2006/wordml" xmlns:wps="http://schemas.microsoft.com/office/word/2010/wordprocessingShape" mc:Ignorable="w14 w15 w16se w16cid w16 w16cex w16sdtdh w16sdtfl w16du wp14">
   <w:p>
     <w:pPr>
@@ -32495,6 +31021,16 @@
 </w:ftr>
 </file>
 
+<file path=word/footer3.xml><?xml version="1.0" encoding="utf-8"?>
+<w:ftr xmlns:wpc="http://schemas.microsoft.com/office/word/2010/wordprocessingCanvas" xmlns:cx="http://schemas.microsoft.com/office/drawing/2014/chartex" xmlns:cx1="http://schemas.microsoft.com/office/drawing/2015/9/8/chartex" xmlns:cx2="http://schemas.microsoft.com/office/drawing/2015/10/21/chartex" xmlns:cx3="http://schemas.microsoft.com/office/drawing/2016/5/9/chartex" xmlns:cx4="http://schemas.microsoft.com/office/drawing/2016/5/10/chartex" xmlns:cx5="http://schemas.microsoft.com/office/drawing/2016/5/11/chartex" xmlns:cx6="http://schemas.microsoft.com/office/drawing/2016/5/12/chartex" xmlns:cx7="http://schemas.microsoft.com/office/drawing/2016/5/13/chartex" xmlns:cx8="http://schemas.microsoft.com/office/drawing/2016/5/14/chartex" xmlns:mc="http://schemas.openxmlformats.org/markup-compatibility/2006" xmlns:aink="http://schemas.microsoft.com/office/drawing/2016/ink" xmlns:am3d="http://schemas.microsoft.com/office/drawing/2017/model3d" xmlns:o="urn:schemas-microsoft-com:office:office" xmlns:oel="http://schemas.microsoft.com/office/2019/extlst" xmlns:r="http://schemas.openxmlformats.org/officeDocument/2006/relationships" xmlns:m="http://schemas.openxmlformats.org/officeDocument/2006/math" xmlns:v="urn:schemas-microsoft-com:vml" xmlns:wp14="http://schemas.microsoft.com/office/word/2010/wordprocessingDrawing" xmlns:wp="http://schemas.openxmlformats.org/drawingml/2006/wordprocessingDrawing" xmlns:w10="urn:schemas-microsoft-com:office:word" xmlns:w="http://schemas.openxmlformats.org/wordprocessingml/2006/main" xmlns:w14="http://schemas.microsoft.com/office/word/2010/wordml" xmlns:w15="http://schemas.microsoft.com/office/word/2012/wordml" xmlns:w16cex="http://schemas.microsoft.com/office/word/2018/wordml/cex" xmlns:w16cid="http://schemas.microsoft.com/office/word/2016/wordml/cid" xmlns:w16="http://schemas.microsoft.com/office/word/2018/wordml" xmlns:w16du="http://schemas.microsoft.com/office/word/2023/wordml/word16du" xmlns:w16sdtdh="http://schemas.microsoft.com/office/word/2020/wordml/sdtdatahash" xmlns:w16sdtfl="http://schemas.microsoft.com/office/word/2024/wordml/sdtformatlock" xmlns:w16se="http://schemas.microsoft.com/office/word/2015/wordml/symex" xmlns:wpg="http://schemas.microsoft.com/office/word/2010/wordprocessingGroup" xmlns:wpi="http://schemas.microsoft.com/office/word/2010/wordprocessingInk" xmlns:wne="http://schemas.microsoft.com/office/word/2006/wordml" xmlns:wps="http://schemas.microsoft.com/office/word/2010/wordprocessingShape" mc:Ignorable="w14 w15 w16se w16cid w16 w16cex w16sdtdh w16sdtfl w16du wp14">
+  <w:p>
+    <w:pPr>
+      <w:pStyle w:val="Piedepgina"/>
+    </w:pPr>
+  </w:p>
+</w:ftr>
+</file>
+
 <file path=word/footnotes.xml><?xml version="1.0" encoding="utf-8"?>
 <w:footnotes xmlns:wpc="http://schemas.microsoft.com/office/word/2010/wordprocessingCanvas" xmlns:cx="http://schemas.microsoft.com/office/drawing/2014/chartex" xmlns:cx1="http://schemas.microsoft.com/office/drawing/2015/9/8/chartex" xmlns:cx2="http://schemas.microsoft.com/office/drawing/2015/10/21/chartex" xmlns:cx3="http://schemas.microsoft.com/office/drawing/2016/5/9/chartex" xmlns:cx4="http://schemas.microsoft.com/office/drawing/2016/5/10/chartex" xmlns:cx5="http://schemas.microsoft.com/office/drawing/2016/5/11/chartex" xmlns:cx6="http://schemas.microsoft.com/office/drawing/2016/5/12/chartex" xmlns:cx7="http://schemas.microsoft.com/office/drawing/2016/5/13/chartex" xmlns:cx8="http://schemas.microsoft.com/office/drawing/2016/5/14/chartex" xmlns:mc="http://schemas.openxmlformats.org/markup-compatibility/2006" xmlns:aink="http://schemas.microsoft.com/office/drawing/2016/ink" xmlns:am3d="http://schemas.microsoft.com/office/drawing/2017/model3d" xmlns:o="urn:schemas-microsoft-com:office:office" xmlns:oel="http://schemas.microsoft.com/office/2019/extlst" xmlns:r="http://schemas.openxmlformats.org/officeDocument/2006/relationships" xmlns:m="http://schemas.openxmlformats.org/officeDocument/2006/math" xmlns:v="urn:schemas-microsoft-com:vml" xmlns:wp14="http://schemas.microsoft.com/office/word/2010/wordprocessingDrawing" xmlns:wp="http://schemas.openxmlformats.org/drawingml/2006/wordprocessingDrawing" xmlns:w10="urn:schemas-microsoft-com:office:word" xmlns:w="http://schemas.openxmlformats.org/wordprocessingml/2006/main" xmlns:w14="http://schemas.microsoft.com/office/word/2010/wordml" xmlns:w15="http://schemas.microsoft.com/office/word/2012/wordml" xmlns:w16cex="http://schemas.microsoft.com/office/word/2018/wordml/cex" xmlns:w16cid="http://schemas.microsoft.com/office/word/2016/wordml/cid" xmlns:w16="http://schemas.microsoft.com/office/word/2018/wordml" xmlns:w16du="http://schemas.microsoft.com/office/word/2023/wordml/word16du" xmlns:w16sdtdh="http://schemas.microsoft.com/office/word/2020/wordml/sdtdatahash" xmlns:w16sdtfl="http://schemas.microsoft.com/office/word/2024/wordml/sdtformatlock" xmlns:w16se="http://schemas.microsoft.com/office/word/2015/wordml/symex" xmlns:wpg="http://schemas.microsoft.com/office/word/2010/wordprocessingGroup" xmlns:wpi="http://schemas.microsoft.com/office/word/2010/wordprocessingInk" xmlns:wne="http://schemas.microsoft.com/office/word/2006/wordml" xmlns:wps="http://schemas.microsoft.com/office/word/2010/wordprocessingShape" mc:Ignorable="w14 w15 w16se w16cid w16 w16cex w16sdtdh w16sdtfl w16du wp14">
   <w:footnote w:type="separator" w:id="-1">
@@ -32512,6 +31048,36 @@
     </w:p>
   </w:footnote>
 </w:footnotes>
+</file>
+
+<file path=word/header1.xml><?xml version="1.0" encoding="utf-8"?>
+<w:hdr xmlns:wpc="http://schemas.microsoft.com/office/word/2010/wordprocessingCanvas" xmlns:cx="http://schemas.microsoft.com/office/drawing/2014/chartex" xmlns:cx1="http://schemas.microsoft.com/office/drawing/2015/9/8/chartex" xmlns:cx2="http://schemas.microsoft.com/office/drawing/2015/10/21/chartex" xmlns:cx3="http://schemas.microsoft.com/office/drawing/2016/5/9/chartex" xmlns:cx4="http://schemas.microsoft.com/office/drawing/2016/5/10/chartex" xmlns:cx5="http://schemas.microsoft.com/office/drawing/2016/5/11/chartex" xmlns:cx6="http://schemas.microsoft.com/office/drawing/2016/5/12/chartex" xmlns:cx7="http://schemas.microsoft.com/office/drawing/2016/5/13/chartex" xmlns:cx8="http://schemas.microsoft.com/office/drawing/2016/5/14/chartex" xmlns:mc="http://schemas.openxmlformats.org/markup-compatibility/2006" xmlns:aink="http://schemas.microsoft.com/office/drawing/2016/ink" xmlns:am3d="http://schemas.microsoft.com/office/drawing/2017/model3d" xmlns:o="urn:schemas-microsoft-com:office:office" xmlns:oel="http://schemas.microsoft.com/office/2019/extlst" xmlns:r="http://schemas.openxmlformats.org/officeDocument/2006/relationships" xmlns:m="http://schemas.openxmlformats.org/officeDocument/2006/math" xmlns:v="urn:schemas-microsoft-com:vml" xmlns:wp14="http://schemas.microsoft.com/office/word/2010/wordprocessingDrawing" xmlns:wp="http://schemas.openxmlformats.org/drawingml/2006/wordprocessingDrawing" xmlns:w10="urn:schemas-microsoft-com:office:word" xmlns:w="http://schemas.openxmlformats.org/wordprocessingml/2006/main" xmlns:w14="http://schemas.microsoft.com/office/word/2010/wordml" xmlns:w15="http://schemas.microsoft.com/office/word/2012/wordml" xmlns:w16cex="http://schemas.microsoft.com/office/word/2018/wordml/cex" xmlns:w16cid="http://schemas.microsoft.com/office/word/2016/wordml/cid" xmlns:w16="http://schemas.microsoft.com/office/word/2018/wordml" xmlns:w16du="http://schemas.microsoft.com/office/word/2023/wordml/word16du" xmlns:w16sdtdh="http://schemas.microsoft.com/office/word/2020/wordml/sdtdatahash" xmlns:w16sdtfl="http://schemas.microsoft.com/office/word/2024/wordml/sdtformatlock" xmlns:w16se="http://schemas.microsoft.com/office/word/2015/wordml/symex" xmlns:wpg="http://schemas.microsoft.com/office/word/2010/wordprocessingGroup" xmlns:wpi="http://schemas.microsoft.com/office/word/2010/wordprocessingInk" xmlns:wne="http://schemas.microsoft.com/office/word/2006/wordml" xmlns:wps="http://schemas.microsoft.com/office/word/2010/wordprocessingShape" mc:Ignorable="w14 w15 w16se w16cid w16 w16cex w16sdtdh w16sdtfl w16du wp14">
+  <w:p>
+    <w:pPr>
+      <w:pStyle w:val="Encabezado"/>
+    </w:pPr>
+  </w:p>
+</w:hdr>
+</file>
+
+<file path=word/header2.xml><?xml version="1.0" encoding="utf-8"?>
+<w:hdr xmlns:wpc="http://schemas.microsoft.com/office/word/2010/wordprocessingCanvas" xmlns:cx="http://schemas.microsoft.com/office/drawing/2014/chartex" xmlns:cx1="http://schemas.microsoft.com/office/drawing/2015/9/8/chartex" xmlns:cx2="http://schemas.microsoft.com/office/drawing/2015/10/21/chartex" xmlns:cx3="http://schemas.microsoft.com/office/drawing/2016/5/9/chartex" xmlns:cx4="http://schemas.microsoft.com/office/drawing/2016/5/10/chartex" xmlns:cx5="http://schemas.microsoft.com/office/drawing/2016/5/11/chartex" xmlns:cx6="http://schemas.microsoft.com/office/drawing/2016/5/12/chartex" xmlns:cx7="http://schemas.microsoft.com/office/drawing/2016/5/13/chartex" xmlns:cx8="http://schemas.microsoft.com/office/drawing/2016/5/14/chartex" xmlns:mc="http://schemas.openxmlformats.org/markup-compatibility/2006" xmlns:aink="http://schemas.microsoft.com/office/drawing/2016/ink" xmlns:am3d="http://schemas.microsoft.com/office/drawing/2017/model3d" xmlns:o="urn:schemas-microsoft-com:office:office" xmlns:oel="http://schemas.microsoft.com/office/2019/extlst" xmlns:r="http://schemas.openxmlformats.org/officeDocument/2006/relationships" xmlns:m="http://schemas.openxmlformats.org/officeDocument/2006/math" xmlns:v="urn:schemas-microsoft-com:vml" xmlns:wp14="http://schemas.microsoft.com/office/word/2010/wordprocessingDrawing" xmlns:wp="http://schemas.openxmlformats.org/drawingml/2006/wordprocessingDrawing" xmlns:w10="urn:schemas-microsoft-com:office:word" xmlns:w="http://schemas.openxmlformats.org/wordprocessingml/2006/main" xmlns:w14="http://schemas.microsoft.com/office/word/2010/wordml" xmlns:w15="http://schemas.microsoft.com/office/word/2012/wordml" xmlns:w16cex="http://schemas.microsoft.com/office/word/2018/wordml/cex" xmlns:w16cid="http://schemas.microsoft.com/office/word/2016/wordml/cid" xmlns:w16="http://schemas.microsoft.com/office/word/2018/wordml" xmlns:w16du="http://schemas.microsoft.com/office/word/2023/wordml/word16du" xmlns:w16sdtdh="http://schemas.microsoft.com/office/word/2020/wordml/sdtdatahash" xmlns:w16sdtfl="http://schemas.microsoft.com/office/word/2024/wordml/sdtformatlock" xmlns:w16se="http://schemas.microsoft.com/office/word/2015/wordml/symex" xmlns:wpg="http://schemas.microsoft.com/office/word/2010/wordprocessingGroup" xmlns:wpi="http://schemas.microsoft.com/office/word/2010/wordprocessingInk" xmlns:wne="http://schemas.microsoft.com/office/word/2006/wordml" xmlns:wps="http://schemas.microsoft.com/office/word/2010/wordprocessingShape" mc:Ignorable="w14 w15 w16se w16cid w16 w16cex w16sdtdh w16sdtfl w16du wp14">
+  <w:p>
+    <w:pPr>
+      <w:pStyle w:val="Encabezado"/>
+    </w:pPr>
+  </w:p>
+</w:hdr>
+</file>
+
+<file path=word/header3.xml><?xml version="1.0" encoding="utf-8"?>
+<w:hdr xmlns:wpc="http://schemas.microsoft.com/office/word/2010/wordprocessingCanvas" xmlns:cx="http://schemas.microsoft.com/office/drawing/2014/chartex" xmlns:cx1="http://schemas.microsoft.com/office/drawing/2015/9/8/chartex" xmlns:cx2="http://schemas.microsoft.com/office/drawing/2015/10/21/chartex" xmlns:cx3="http://schemas.microsoft.com/office/drawing/2016/5/9/chartex" xmlns:cx4="http://schemas.microsoft.com/office/drawing/2016/5/10/chartex" xmlns:cx5="http://schemas.microsoft.com/office/drawing/2016/5/11/chartex" xmlns:cx6="http://schemas.microsoft.com/office/drawing/2016/5/12/chartex" xmlns:cx7="http://schemas.microsoft.com/office/drawing/2016/5/13/chartex" xmlns:cx8="http://schemas.microsoft.com/office/drawing/2016/5/14/chartex" xmlns:mc="http://schemas.openxmlformats.org/markup-compatibility/2006" xmlns:aink="http://schemas.microsoft.com/office/drawing/2016/ink" xmlns:am3d="http://schemas.microsoft.com/office/drawing/2017/model3d" xmlns:o="urn:schemas-microsoft-com:office:office" xmlns:oel="http://schemas.microsoft.com/office/2019/extlst" xmlns:r="http://schemas.openxmlformats.org/officeDocument/2006/relationships" xmlns:m="http://schemas.openxmlformats.org/officeDocument/2006/math" xmlns:v="urn:schemas-microsoft-com:vml" xmlns:wp14="http://schemas.microsoft.com/office/word/2010/wordprocessingDrawing" xmlns:wp="http://schemas.openxmlformats.org/drawingml/2006/wordprocessingDrawing" xmlns:w10="urn:schemas-microsoft-com:office:word" xmlns:w="http://schemas.openxmlformats.org/wordprocessingml/2006/main" xmlns:w14="http://schemas.microsoft.com/office/word/2010/wordml" xmlns:w15="http://schemas.microsoft.com/office/word/2012/wordml" xmlns:w16cex="http://schemas.microsoft.com/office/word/2018/wordml/cex" xmlns:w16cid="http://schemas.microsoft.com/office/word/2016/wordml/cid" xmlns:w16="http://schemas.microsoft.com/office/word/2018/wordml" xmlns:w16du="http://schemas.microsoft.com/office/word/2023/wordml/word16du" xmlns:w16sdtdh="http://schemas.microsoft.com/office/word/2020/wordml/sdtdatahash" xmlns:w16sdtfl="http://schemas.microsoft.com/office/word/2024/wordml/sdtformatlock" xmlns:w16se="http://schemas.microsoft.com/office/word/2015/wordml/symex" xmlns:wpg="http://schemas.microsoft.com/office/word/2010/wordprocessingGroup" xmlns:wpi="http://schemas.microsoft.com/office/word/2010/wordprocessingInk" xmlns:wne="http://schemas.microsoft.com/office/word/2006/wordml" xmlns:wps="http://schemas.microsoft.com/office/word/2010/wordprocessingShape" mc:Ignorable="w14 w15 w16se w16cid w16 w16cex w16sdtdh w16sdtfl w16du wp14">
+  <w:p>
+    <w:pPr>
+      <w:pStyle w:val="Encabezado"/>
+    </w:pPr>
+  </w:p>
+</w:hdr>
 </file>
 
 <file path=word/numbering.xml><?xml version="1.0" encoding="utf-8"?>
@@ -33273,6 +31839,48 @@
       <w:ind w:left="220"/>
     </w:pPr>
   </w:style>
+  <w:style w:type="paragraph" w:styleId="Encabezado">
+    <w:name w:val="header"/>
+    <w:basedOn w:val="Normal"/>
+    <w:link w:val="EncabezadoCar"/>
+    <w:uiPriority w:val="99"/>
+    <w:unhideWhenUsed/>
+    <w:rsid w:val="00AC199C"/>
+    <w:pPr>
+      <w:tabs>
+        <w:tab w:val="center" w:pos="4252"/>
+        <w:tab w:val="right" w:pos="8504"/>
+      </w:tabs>
+    </w:pPr>
+  </w:style>
+  <w:style w:type="character" w:customStyle="1" w:styleId="EncabezadoCar">
+    <w:name w:val="Encabezado Car"/>
+    <w:basedOn w:val="Fuentedeprrafopredeter"/>
+    <w:link w:val="Encabezado"/>
+    <w:uiPriority w:val="99"/>
+    <w:rsid w:val="00AC199C"/>
+  </w:style>
+  <w:style w:type="paragraph" w:styleId="Piedepgina">
+    <w:name w:val="footer"/>
+    <w:basedOn w:val="Normal"/>
+    <w:link w:val="PiedepginaCar"/>
+    <w:uiPriority w:val="99"/>
+    <w:unhideWhenUsed/>
+    <w:rsid w:val="00AC199C"/>
+    <w:pPr>
+      <w:tabs>
+        <w:tab w:val="center" w:pos="4252"/>
+        <w:tab w:val="right" w:pos="8504"/>
+      </w:tabs>
+    </w:pPr>
+  </w:style>
+  <w:style w:type="character" w:customStyle="1" w:styleId="PiedepginaCar">
+    <w:name w:val="Pie de página Car"/>
+    <w:basedOn w:val="Fuentedeprrafopredeter"/>
+    <w:link w:val="Piedepgina"/>
+    <w:uiPriority w:val="99"/>
+    <w:rsid w:val="00AC199C"/>
+  </w:style>
 </w:styles>
 </file>
 

--- a/docs/Plan_de_Pruebas.docx
+++ b/docs/Plan_de_Pruebas.docx
@@ -3878,7 +3878,7 @@
         <w:spacing w:after="60"/>
       </w:pPr>
       <w:r>
-        <w:t>Garantizar la satisfacción del usuario final mediante pruebas de usabilidad con Maze (UAT).</w:t>
+        <w:t>Garantizar la satisfacción del usuario final mediante pruebas de usabilidad con la herramienta propia (UAT).</w:t>
       </w:r>
     </w:p>
     <w:p>
@@ -4412,7 +4412,7 @@
                 <w:sz w:val="19"/>
                 <w:szCs w:val="19"/>
               </w:rPr>
-              <w:t>Maze + cuestionario SUS</w:t>
+              <w:t>Herramienta propia + cuestionario SUS</w:t>
             </w:r>
           </w:p>
         </w:tc>
@@ -5371,7 +5371,7 @@
                 <w:sz w:val="19"/>
                 <w:szCs w:val="19"/>
               </w:rPr>
-              <w:t>Maze: tareas + cuestionario SUS.</w:t>
+              <w:t>Herramienta propia: tareas + cuestionario SUS.</w:t>
             </w:r>
           </w:p>
         </w:tc>
@@ -6938,7 +6938,7 @@
                 <w:sz w:val="19"/>
                 <w:szCs w:val="19"/>
               </w:rPr>
-              <w:t>Ejecutan las tareas de usabilidad en Maze y validan la aceptación (UAT).</w:t>
+              <w:t>Ejecutan las tareas de usabilidad con la herramienta propia y validan la aceptación (UAT).</w:t>
             </w:r>
           </w:p>
         </w:tc>
@@ -7322,7 +7322,7 @@
                 <w:sz w:val="19"/>
                 <w:szCs w:val="19"/>
               </w:rPr>
-              <w:t>Maze, prueba no moderada sobre la URL de GitHub Pages.</w:t>
+              <w:t>Herramienta propia (usabilidad.html), prueba no moderada sobre la URL de GitHub Pages.</w:t>
             </w:r>
           </w:p>
         </w:tc>
@@ -8416,7 +8416,7 @@
                 <w:sz w:val="19"/>
                 <w:szCs w:val="19"/>
               </w:rPr>
-              <w:t>Pruebas de aceptación (UAT con Maze)</w:t>
+              <w:t>Pruebas de aceptación (UAT con la herramienta propia)</w:t>
             </w:r>
           </w:p>
         </w:tc>
@@ -21737,7 +21737,7 @@
                 <w:sz w:val="19"/>
                 <w:szCs w:val="19"/>
               </w:rPr>
-              <w:t>Prueba no moderada en Maze con 5 tareas (buscar, filtrar, agregar, aplicar cupón, comprar) y cuestionario SUS; mínimo 5 participantes.</w:t>
+              <w:t>Prueba no moderada con la herramienta propia (usabilidad.html) con 5 tareas (buscar, filtrar, agregar, aplicar cupón, comprar) y cuestionario SUS; mínimo 5 participantes.</w:t>
             </w:r>
           </w:p>
         </w:tc>
@@ -24210,7 +24210,7 @@
                 <w:sz w:val="19"/>
                 <w:szCs w:val="19"/>
               </w:rPr>
-              <w:t>Pocos participantes para la prueba en Maze.</w:t>
+              <w:t>Pocos participantes para la prueba con la herramienta propia.</w:t>
             </w:r>
           </w:p>
         </w:tc>
@@ -24833,7 +24833,7 @@
         <w:spacing w:after="60"/>
       </w:pPr>
       <w:r>
-        <w:t>Los usuarios clave validan la conformidad en las pruebas UAT con Maze: tasa de éxito ≥ 80 % y SUS ≥ 68.</w:t>
+        <w:t>Los usuarios clave validan la conformidad en las pruebas UAT con la herramienta propia: tasa de éxito ≥ 80 % y SUS ≥ 68.</w:t>
       </w:r>
     </w:p>
     <w:p>

--- a/docs/Plan_de_Pruebas.docx
+++ b/docs/Plan_de_Pruebas.docx
@@ -685,7 +685,7 @@
           <w:r>
             <w:fldChar w:fldCharType="separate"/>
           </w:r>
-          <w:hyperlink w:anchor="_Toc243775919" w:history="1">
+          <w:hyperlink w:anchor="_Toc243777236" w:history="1">
             <w:r>
               <w:rPr>
                 <w:rStyle w:val="Hipervnculo"/>
@@ -709,7 +709,7 @@
               <w:rPr>
                 <w:noProof/>
               </w:rPr>
-              <w:instrText xml:space="preserve"> PAGEREF _Toc243775919 \h </w:instrText>
+              <w:instrText xml:space="preserve"> PAGEREF _Toc243777236 \h </w:instrText>
             </w:r>
             <w:r>
               <w:rPr>
@@ -751,7 +751,7 @@
               <w14:ligatures w14:val="standardContextual"/>
             </w:rPr>
           </w:pPr>
-          <w:hyperlink w:anchor="_Toc243775920" w:history="1">
+          <w:hyperlink w:anchor="_Toc243777237" w:history="1">
             <w:r>
               <w:rPr>
                 <w:rStyle w:val="Hipervnculo"/>
@@ -775,7 +775,7 @@
               <w:rPr>
                 <w:noProof/>
               </w:rPr>
-              <w:instrText xml:space="preserve"> PAGEREF _Toc243775920 \h </w:instrText>
+              <w:instrText xml:space="preserve"> PAGEREF _Toc243777237 \h </w:instrText>
             </w:r>
             <w:r>
               <w:rPr>
@@ -817,7 +817,7 @@
               <w14:ligatures w14:val="standardContextual"/>
             </w:rPr>
           </w:pPr>
-          <w:hyperlink w:anchor="_Toc243775921" w:history="1">
+          <w:hyperlink w:anchor="_Toc243777238" w:history="1">
             <w:r>
               <w:rPr>
                 <w:rStyle w:val="Hipervnculo"/>
@@ -841,7 +841,7 @@
               <w:rPr>
                 <w:noProof/>
               </w:rPr>
-              <w:instrText xml:space="preserve"> PAGEREF _Toc243775921 \h </w:instrText>
+              <w:instrText xml:space="preserve"> PAGEREF _Toc243777238 \h </w:instrText>
             </w:r>
             <w:r>
               <w:rPr>
@@ -883,7 +883,7 @@
               <w14:ligatures w14:val="standardContextual"/>
             </w:rPr>
           </w:pPr>
-          <w:hyperlink w:anchor="_Toc243775922" w:history="1">
+          <w:hyperlink w:anchor="_Toc243777239" w:history="1">
             <w:r>
               <w:rPr>
                 <w:rStyle w:val="Hipervnculo"/>
@@ -907,7 +907,7 @@
               <w:rPr>
                 <w:noProof/>
               </w:rPr>
-              <w:instrText xml:space="preserve"> PAGEREF _Toc243775922 \h </w:instrText>
+              <w:instrText xml:space="preserve"> PAGEREF _Toc243777239 \h </w:instrText>
             </w:r>
             <w:r>
               <w:rPr>
@@ -949,7 +949,7 @@
               <w14:ligatures w14:val="standardContextual"/>
             </w:rPr>
           </w:pPr>
-          <w:hyperlink w:anchor="_Toc243775923" w:history="1">
+          <w:hyperlink w:anchor="_Toc243777240" w:history="1">
             <w:r>
               <w:rPr>
                 <w:rStyle w:val="Hipervnculo"/>
@@ -973,7 +973,7 @@
               <w:rPr>
                 <w:noProof/>
               </w:rPr>
-              <w:instrText xml:space="preserve"> PAGEREF _Toc243775923 \h </w:instrText>
+              <w:instrText xml:space="preserve"> PAGEREF _Toc243777240 \h </w:instrText>
             </w:r>
             <w:r>
               <w:rPr>
@@ -1015,7 +1015,7 @@
               <w14:ligatures w14:val="standardContextual"/>
             </w:rPr>
           </w:pPr>
-          <w:hyperlink w:anchor="_Toc243775924" w:history="1">
+          <w:hyperlink w:anchor="_Toc243777241" w:history="1">
             <w:r>
               <w:rPr>
                 <w:rStyle w:val="Hipervnculo"/>
@@ -1039,7 +1039,7 @@
               <w:rPr>
                 <w:noProof/>
               </w:rPr>
-              <w:instrText xml:space="preserve"> PAGEREF _Toc243775924 \h </w:instrText>
+              <w:instrText xml:space="preserve"> PAGEREF _Toc243777241 \h </w:instrText>
             </w:r>
             <w:r>
               <w:rPr>
@@ -1081,7 +1081,7 @@
               <w14:ligatures w14:val="standardContextual"/>
             </w:rPr>
           </w:pPr>
-          <w:hyperlink w:anchor="_Toc243775925" w:history="1">
+          <w:hyperlink w:anchor="_Toc243777242" w:history="1">
             <w:r>
               <w:rPr>
                 <w:rStyle w:val="Hipervnculo"/>
@@ -1105,7 +1105,7 @@
               <w:rPr>
                 <w:noProof/>
               </w:rPr>
-              <w:instrText xml:space="preserve"> PAGEREF _Toc243775925 \h </w:instrText>
+              <w:instrText xml:space="preserve"> PAGEREF _Toc243777242 \h </w:instrText>
             </w:r>
             <w:r>
               <w:rPr>
@@ -1147,7 +1147,7 @@
               <w14:ligatures w14:val="standardContextual"/>
             </w:rPr>
           </w:pPr>
-          <w:hyperlink w:anchor="_Toc243775926" w:history="1">
+          <w:hyperlink w:anchor="_Toc243777243" w:history="1">
             <w:r>
               <w:rPr>
                 <w:rStyle w:val="Hipervnculo"/>
@@ -1171,7 +1171,7 @@
               <w:rPr>
                 <w:noProof/>
               </w:rPr>
-              <w:instrText xml:space="preserve"> PAGEREF _Toc243775926 \h </w:instrText>
+              <w:instrText xml:space="preserve"> PAGEREF _Toc243777243 \h </w:instrText>
             </w:r>
             <w:r>
               <w:rPr>
@@ -1213,7 +1213,7 @@
               <w14:ligatures w14:val="standardContextual"/>
             </w:rPr>
           </w:pPr>
-          <w:hyperlink w:anchor="_Toc243775927" w:history="1">
+          <w:hyperlink w:anchor="_Toc243777244" w:history="1">
             <w:r>
               <w:rPr>
                 <w:rStyle w:val="Hipervnculo"/>
@@ -1237,7 +1237,7 @@
               <w:rPr>
                 <w:noProof/>
               </w:rPr>
-              <w:instrText xml:space="preserve"> PAGEREF _Toc243775927 \h </w:instrText>
+              <w:instrText xml:space="preserve"> PAGEREF _Toc243777244 \h </w:instrText>
             </w:r>
             <w:r>
               <w:rPr>
@@ -1279,7 +1279,7 @@
               <w14:ligatures w14:val="standardContextual"/>
             </w:rPr>
           </w:pPr>
-          <w:hyperlink w:anchor="_Toc243775928" w:history="1">
+          <w:hyperlink w:anchor="_Toc243777245" w:history="1">
             <w:r>
               <w:rPr>
                 <w:rStyle w:val="Hipervnculo"/>
@@ -1303,7 +1303,7 @@
               <w:rPr>
                 <w:noProof/>
               </w:rPr>
-              <w:instrText xml:space="preserve"> PAGEREF _Toc243775928 \h </w:instrText>
+              <w:instrText xml:space="preserve"> PAGEREF _Toc243777245 \h </w:instrText>
             </w:r>
             <w:r>
               <w:rPr>
@@ -1345,7 +1345,7 @@
               <w14:ligatures w14:val="standardContextual"/>
             </w:rPr>
           </w:pPr>
-          <w:hyperlink w:anchor="_Toc243775929" w:history="1">
+          <w:hyperlink w:anchor="_Toc243777246" w:history="1">
             <w:r>
               <w:rPr>
                 <w:rStyle w:val="Hipervnculo"/>
@@ -1369,7 +1369,7 @@
               <w:rPr>
                 <w:noProof/>
               </w:rPr>
-              <w:instrText xml:space="preserve"> PAGEREF _Toc243775929 \h </w:instrText>
+              <w:instrText xml:space="preserve"> PAGEREF _Toc243777246 \h </w:instrText>
             </w:r>
             <w:r>
               <w:rPr>
@@ -1411,7 +1411,7 @@
               <w14:ligatures w14:val="standardContextual"/>
             </w:rPr>
           </w:pPr>
-          <w:hyperlink w:anchor="_Toc243775930" w:history="1">
+          <w:hyperlink w:anchor="_Toc243777247" w:history="1">
             <w:r>
               <w:rPr>
                 <w:rStyle w:val="Hipervnculo"/>
@@ -1435,7 +1435,7 @@
               <w:rPr>
                 <w:noProof/>
               </w:rPr>
-              <w:instrText xml:space="preserve"> PAGEREF _Toc243775930 \h </w:instrText>
+              <w:instrText xml:space="preserve"> PAGEREF _Toc243777247 \h </w:instrText>
             </w:r>
             <w:r>
               <w:rPr>
@@ -1477,7 +1477,7 @@
               <w14:ligatures w14:val="standardContextual"/>
             </w:rPr>
           </w:pPr>
-          <w:hyperlink w:anchor="_Toc243775931" w:history="1">
+          <w:hyperlink w:anchor="_Toc243777248" w:history="1">
             <w:r>
               <w:rPr>
                 <w:rStyle w:val="Hipervnculo"/>
@@ -1501,7 +1501,7 @@
               <w:rPr>
                 <w:noProof/>
               </w:rPr>
-              <w:instrText xml:space="preserve"> PAGEREF _Toc243775931 \h </w:instrText>
+              <w:instrText xml:space="preserve"> PAGEREF _Toc243777248 \h </w:instrText>
             </w:r>
             <w:r>
               <w:rPr>
@@ -1543,7 +1543,7 @@
               <w14:ligatures w14:val="standardContextual"/>
             </w:rPr>
           </w:pPr>
-          <w:hyperlink w:anchor="_Toc243775932" w:history="1">
+          <w:hyperlink w:anchor="_Toc243777249" w:history="1">
             <w:r>
               <w:rPr>
                 <w:rStyle w:val="Hipervnculo"/>
@@ -1567,7 +1567,7 @@
               <w:rPr>
                 <w:noProof/>
               </w:rPr>
-              <w:instrText xml:space="preserve"> PAGEREF _Toc243775932 \h </w:instrText>
+              <w:instrText xml:space="preserve"> PAGEREF _Toc243777249 \h </w:instrText>
             </w:r>
             <w:r>
               <w:rPr>
@@ -1609,7 +1609,7 @@
               <w14:ligatures w14:val="standardContextual"/>
             </w:rPr>
           </w:pPr>
-          <w:hyperlink w:anchor="_Toc243775933" w:history="1">
+          <w:hyperlink w:anchor="_Toc243777250" w:history="1">
             <w:r>
               <w:rPr>
                 <w:rStyle w:val="Hipervnculo"/>
@@ -1633,7 +1633,7 @@
               <w:rPr>
                 <w:noProof/>
               </w:rPr>
-              <w:instrText xml:space="preserve"> PAGEREF _Toc243775933 \h </w:instrText>
+              <w:instrText xml:space="preserve"> PAGEREF _Toc243777250 \h </w:instrText>
             </w:r>
             <w:r>
               <w:rPr>
@@ -1675,7 +1675,7 @@
               <w14:ligatures w14:val="standardContextual"/>
             </w:rPr>
           </w:pPr>
-          <w:hyperlink w:anchor="_Toc243775934" w:history="1">
+          <w:hyperlink w:anchor="_Toc243777251" w:history="1">
             <w:r>
               <w:rPr>
                 <w:rStyle w:val="Hipervnculo"/>
@@ -1699,7 +1699,7 @@
               <w:rPr>
                 <w:noProof/>
               </w:rPr>
-              <w:instrText xml:space="preserve"> PAGEREF _Toc243775934 \h </w:instrText>
+              <w:instrText xml:space="preserve"> PAGEREF _Toc243777251 \h </w:instrText>
             </w:r>
             <w:r>
               <w:rPr>
@@ -1741,7 +1741,7 @@
               <w14:ligatures w14:val="standardContextual"/>
             </w:rPr>
           </w:pPr>
-          <w:hyperlink w:anchor="_Toc243775935" w:history="1">
+          <w:hyperlink w:anchor="_Toc243777252" w:history="1">
             <w:r>
               <w:rPr>
                 <w:rStyle w:val="Hipervnculo"/>
@@ -1765,7 +1765,7 @@
               <w:rPr>
                 <w:noProof/>
               </w:rPr>
-              <w:instrText xml:space="preserve"> PAGEREF _Toc243775935 \h </w:instrText>
+              <w:instrText xml:space="preserve"> PAGEREF _Toc243777252 \h </w:instrText>
             </w:r>
             <w:r>
               <w:rPr>
@@ -1807,7 +1807,7 @@
               <w14:ligatures w14:val="standardContextual"/>
             </w:rPr>
           </w:pPr>
-          <w:hyperlink w:anchor="_Toc243775936" w:history="1">
+          <w:hyperlink w:anchor="_Toc243777253" w:history="1">
             <w:r>
               <w:rPr>
                 <w:rStyle w:val="Hipervnculo"/>
@@ -1831,7 +1831,7 @@
               <w:rPr>
                 <w:noProof/>
               </w:rPr>
-              <w:instrText xml:space="preserve"> PAGEREF _Toc243775936 \h </w:instrText>
+              <w:instrText xml:space="preserve"> PAGEREF _Toc243777253 \h </w:instrText>
             </w:r>
             <w:r>
               <w:rPr>
@@ -1873,7 +1873,7 @@
               <w14:ligatures w14:val="standardContextual"/>
             </w:rPr>
           </w:pPr>
-          <w:hyperlink w:anchor="_Toc243775937" w:history="1">
+          <w:hyperlink w:anchor="_Toc243777254" w:history="1">
             <w:r>
               <w:rPr>
                 <w:rStyle w:val="Hipervnculo"/>
@@ -1897,7 +1897,7 @@
               <w:rPr>
                 <w:noProof/>
               </w:rPr>
-              <w:instrText xml:space="preserve"> PAGEREF _Toc243775937 \h </w:instrText>
+              <w:instrText xml:space="preserve"> PAGEREF _Toc243777254 \h </w:instrText>
             </w:r>
             <w:r>
               <w:rPr>
@@ -1939,7 +1939,7 @@
               <w14:ligatures w14:val="standardContextual"/>
             </w:rPr>
           </w:pPr>
-          <w:hyperlink w:anchor="_Toc243775938" w:history="1">
+          <w:hyperlink w:anchor="_Toc243777255" w:history="1">
             <w:r>
               <w:rPr>
                 <w:rStyle w:val="Hipervnculo"/>
@@ -1963,7 +1963,7 @@
               <w:rPr>
                 <w:noProof/>
               </w:rPr>
-              <w:instrText xml:space="preserve"> PAGEREF _Toc243775938 \h </w:instrText>
+              <w:instrText xml:space="preserve"> PAGEREF _Toc243777255 \h </w:instrText>
             </w:r>
             <w:r>
               <w:rPr>
@@ -2005,7 +2005,7 @@
               <w14:ligatures w14:val="standardContextual"/>
             </w:rPr>
           </w:pPr>
-          <w:hyperlink w:anchor="_Toc243775939" w:history="1">
+          <w:hyperlink w:anchor="_Toc243777256" w:history="1">
             <w:r>
               <w:rPr>
                 <w:rStyle w:val="Hipervnculo"/>
@@ -2029,7 +2029,7 @@
               <w:rPr>
                 <w:noProof/>
               </w:rPr>
-              <w:instrText xml:space="preserve"> PAGEREF _Toc243775939 \h </w:instrText>
+              <w:instrText xml:space="preserve"> PAGEREF _Toc243777256 \h </w:instrText>
             </w:r>
             <w:r>
               <w:rPr>
@@ -2071,7 +2071,7 @@
               <w14:ligatures w14:val="standardContextual"/>
             </w:rPr>
           </w:pPr>
-          <w:hyperlink w:anchor="_Toc243775940" w:history="1">
+          <w:hyperlink w:anchor="_Toc243777257" w:history="1">
             <w:r>
               <w:rPr>
                 <w:rStyle w:val="Hipervnculo"/>
@@ -2095,7 +2095,7 @@
               <w:rPr>
                 <w:noProof/>
               </w:rPr>
-              <w:instrText xml:space="preserve"> PAGEREF _Toc243775940 \h </w:instrText>
+              <w:instrText xml:space="preserve"> PAGEREF _Toc243777257 \h </w:instrText>
             </w:r>
             <w:r>
               <w:rPr>
@@ -2137,7 +2137,7 @@
               <w14:ligatures w14:val="standardContextual"/>
             </w:rPr>
           </w:pPr>
-          <w:hyperlink w:anchor="_Toc243775941" w:history="1">
+          <w:hyperlink w:anchor="_Toc243777258" w:history="1">
             <w:r>
               <w:rPr>
                 <w:rStyle w:val="Hipervnculo"/>
@@ -2161,7 +2161,7 @@
               <w:rPr>
                 <w:noProof/>
               </w:rPr>
-              <w:instrText xml:space="preserve"> PAGEREF _Toc243775941 \h </w:instrText>
+              <w:instrText xml:space="preserve"> PAGEREF _Toc243777258 \h </w:instrText>
             </w:r>
             <w:r>
               <w:rPr>
@@ -2203,7 +2203,7 @@
               <w14:ligatures w14:val="standardContextual"/>
             </w:rPr>
           </w:pPr>
-          <w:hyperlink w:anchor="_Toc243775942" w:history="1">
+          <w:hyperlink w:anchor="_Toc243777259" w:history="1">
             <w:r>
               <w:rPr>
                 <w:rStyle w:val="Hipervnculo"/>
@@ -2227,7 +2227,7 @@
               <w:rPr>
                 <w:noProof/>
               </w:rPr>
-              <w:instrText xml:space="preserve"> PAGEREF _Toc243775942 \h </w:instrText>
+              <w:instrText xml:space="preserve"> PAGEREF _Toc243777259 \h </w:instrText>
             </w:r>
             <w:r>
               <w:rPr>
@@ -2269,7 +2269,7 @@
               <w14:ligatures w14:val="standardContextual"/>
             </w:rPr>
           </w:pPr>
-          <w:hyperlink w:anchor="_Toc243775943" w:history="1">
+          <w:hyperlink w:anchor="_Toc243777260" w:history="1">
             <w:r>
               <w:rPr>
                 <w:rStyle w:val="Hipervnculo"/>
@@ -2293,7 +2293,7 @@
               <w:rPr>
                 <w:noProof/>
               </w:rPr>
-              <w:instrText xml:space="preserve"> PAGEREF _Toc243775943 \h </w:instrText>
+              <w:instrText xml:space="preserve"> PAGEREF _Toc243777260 \h </w:instrText>
             </w:r>
             <w:r>
               <w:rPr>
@@ -2335,7 +2335,7 @@
               <w14:ligatures w14:val="standardContextual"/>
             </w:rPr>
           </w:pPr>
-          <w:hyperlink w:anchor="_Toc243775944" w:history="1">
+          <w:hyperlink w:anchor="_Toc243777261" w:history="1">
             <w:r>
               <w:rPr>
                 <w:rStyle w:val="Hipervnculo"/>
@@ -2359,7 +2359,7 @@
               <w:rPr>
                 <w:noProof/>
               </w:rPr>
-              <w:instrText xml:space="preserve"> PAGEREF _Toc243775944 \h </w:instrText>
+              <w:instrText xml:space="preserve"> PAGEREF _Toc243777261 \h </w:instrText>
             </w:r>
             <w:r>
               <w:rPr>
@@ -2401,7 +2401,7 @@
               <w14:ligatures w14:val="standardContextual"/>
             </w:rPr>
           </w:pPr>
-          <w:hyperlink w:anchor="_Toc243775945" w:history="1">
+          <w:hyperlink w:anchor="_Toc243777262" w:history="1">
             <w:r>
               <w:rPr>
                 <w:rStyle w:val="Hipervnculo"/>
@@ -2425,7 +2425,7 @@
               <w:rPr>
                 <w:noProof/>
               </w:rPr>
-              <w:instrText xml:space="preserve"> PAGEREF _Toc243775945 \h </w:instrText>
+              <w:instrText xml:space="preserve"> PAGEREF _Toc243777262 \h </w:instrText>
             </w:r>
             <w:r>
               <w:rPr>
@@ -2467,18 +2467,26 @@
               <w14:ligatures w14:val="standardContextual"/>
             </w:rPr>
           </w:pPr>
-          <w:hyperlink w:anchor="_Toc243775946" w:history="1">
+          <w:hyperlink w:anchor="_Toc243777263" w:history="1">
             <w:r>
               <w:rPr>
                 <w:rStyle w:val="Hipervnculo"/>
                 <w:noProof/>
               </w:rPr>
-              <w:t>13.2 Casos funcionales por épica</w:t>
-            </w:r>
-            <w:r>
-              <w:rPr>
+              <w:t xml:space="preserve">13.2 Casos </w:t>
+            </w:r>
+            <w:r>
+              <w:rPr>
+                <w:rStyle w:val="Hipervnculo"/>
                 <w:noProof/>
               </w:rPr>
+              <w:lastRenderedPageBreak/>
+              <w:t>funcionales por épica</w:t>
+            </w:r>
+            <w:r>
+              <w:rPr>
+                <w:noProof/>
+              </w:rPr>
               <w:tab/>
             </w:r>
             <w:r>
@@ -2491,7 +2499,7 @@
               <w:rPr>
                 <w:noProof/>
               </w:rPr>
-              <w:instrText xml:space="preserve"> PAGEREF _Toc243775946 \h </w:instrText>
+              <w:instrText xml:space="preserve"> PAGEREF _Toc243777263 \h </w:instrText>
             </w:r>
             <w:r>
               <w:rPr>
@@ -2533,7 +2541,7 @@
               <w14:ligatures w14:val="standardContextual"/>
             </w:rPr>
           </w:pPr>
-          <w:hyperlink w:anchor="_Toc243775947" w:history="1">
+          <w:hyperlink w:anchor="_Toc243777264" w:history="1">
             <w:r>
               <w:rPr>
                 <w:rStyle w:val="Hipervnculo"/>
@@ -2557,7 +2565,7 @@
               <w:rPr>
                 <w:noProof/>
               </w:rPr>
-              <w:instrText xml:space="preserve"> PAGEREF _Toc243775947 \h </w:instrText>
+              <w:instrText xml:space="preserve"> PAGEREF _Toc243777264 \h </w:instrText>
             </w:r>
             <w:r>
               <w:rPr>
@@ -2599,7 +2607,7 @@
               <w14:ligatures w14:val="standardContextual"/>
             </w:rPr>
           </w:pPr>
-          <w:hyperlink w:anchor="_Toc243775948" w:history="1">
+          <w:hyperlink w:anchor="_Toc243777265" w:history="1">
             <w:r>
               <w:rPr>
                 <w:rStyle w:val="Hipervnculo"/>
@@ -2623,7 +2631,7 @@
               <w:rPr>
                 <w:noProof/>
               </w:rPr>
-              <w:instrText xml:space="preserve"> PAGEREF _Toc243775948 \h </w:instrText>
+              <w:instrText xml:space="preserve"> PAGEREF _Toc243777265 \h </w:instrText>
             </w:r>
             <w:r>
               <w:rPr>
@@ -2665,7 +2673,7 @@
               <w14:ligatures w14:val="standardContextual"/>
             </w:rPr>
           </w:pPr>
-          <w:hyperlink w:anchor="_Toc243775949" w:history="1">
+          <w:hyperlink w:anchor="_Toc243777266" w:history="1">
             <w:r>
               <w:rPr>
                 <w:rStyle w:val="Hipervnculo"/>
@@ -2689,7 +2697,7 @@
               <w:rPr>
                 <w:noProof/>
               </w:rPr>
-              <w:instrText xml:space="preserve"> PAGEREF _Toc243775949 \h </w:instrText>
+              <w:instrText xml:space="preserve"> PAGEREF _Toc243777266 \h </w:instrText>
             </w:r>
             <w:r>
               <w:rPr>
@@ -2731,7 +2739,7 @@
               <w14:ligatures w14:val="standardContextual"/>
             </w:rPr>
           </w:pPr>
-          <w:hyperlink w:anchor="_Toc243775950" w:history="1">
+          <w:hyperlink w:anchor="_Toc243777267" w:history="1">
             <w:r>
               <w:rPr>
                 <w:rStyle w:val="Hipervnculo"/>
@@ -2755,7 +2763,7 @@
               <w:rPr>
                 <w:noProof/>
               </w:rPr>
-              <w:instrText xml:space="preserve"> PAGEREF _Toc243775950 \h </w:instrText>
+              <w:instrText xml:space="preserve"> PAGEREF _Toc243777267 \h </w:instrText>
             </w:r>
             <w:r>
               <w:rPr>
@@ -2797,7 +2805,7 @@
               <w14:ligatures w14:val="standardContextual"/>
             </w:rPr>
           </w:pPr>
-          <w:hyperlink w:anchor="_Toc243775951" w:history="1">
+          <w:hyperlink w:anchor="_Toc243777268" w:history="1">
             <w:r>
               <w:rPr>
                 <w:rStyle w:val="Hipervnculo"/>
@@ -2821,7 +2829,7 @@
               <w:rPr>
                 <w:noProof/>
               </w:rPr>
-              <w:instrText xml:space="preserve"> PAGEREF _Toc243775951 \h </w:instrText>
+              <w:instrText xml:space="preserve"> PAGEREF _Toc243777268 \h </w:instrText>
             </w:r>
             <w:r>
               <w:rPr>
@@ -2863,7 +2871,7 @@
               <w14:ligatures w14:val="standardContextual"/>
             </w:rPr>
           </w:pPr>
-          <w:hyperlink w:anchor="_Toc243775952" w:history="1">
+          <w:hyperlink w:anchor="_Toc243777269" w:history="1">
             <w:r>
               <w:rPr>
                 <w:rStyle w:val="Hipervnculo"/>
@@ -2887,7 +2895,7 @@
               <w:rPr>
                 <w:noProof/>
               </w:rPr>
-              <w:instrText xml:space="preserve"> PAGEREF _Toc243775952 \h </w:instrText>
+              <w:instrText xml:space="preserve"> PAGEREF _Toc243777269 \h </w:instrText>
             </w:r>
             <w:r>
               <w:rPr>
@@ -2929,7 +2937,7 @@
               <w14:ligatures w14:val="standardContextual"/>
             </w:rPr>
           </w:pPr>
-          <w:hyperlink w:anchor="_Toc243775953" w:history="1">
+          <w:hyperlink w:anchor="_Toc243777270" w:history="1">
             <w:r>
               <w:rPr>
                 <w:rStyle w:val="Hipervnculo"/>
@@ -2953,7 +2961,7 @@
               <w:rPr>
                 <w:noProof/>
               </w:rPr>
-              <w:instrText xml:space="preserve"> PAGEREF _Toc243775953 \h </w:instrText>
+              <w:instrText xml:space="preserve"> PAGEREF _Toc243777270 \h </w:instrText>
             </w:r>
             <w:r>
               <w:rPr>
@@ -2995,7 +3003,7 @@
               <w14:ligatures w14:val="standardContextual"/>
             </w:rPr>
           </w:pPr>
-          <w:hyperlink w:anchor="_Toc243775954" w:history="1">
+          <w:hyperlink w:anchor="_Toc243777271" w:history="1">
             <w:r>
               <w:rPr>
                 <w:rStyle w:val="Hipervnculo"/>
@@ -3019,7 +3027,7 @@
               <w:rPr>
                 <w:noProof/>
               </w:rPr>
-              <w:instrText xml:space="preserve"> PAGEREF _Toc243775954 \h </w:instrText>
+              <w:instrText xml:space="preserve"> PAGEREF _Toc243777271 \h </w:instrText>
             </w:r>
             <w:r>
               <w:rPr>
@@ -3061,7 +3069,7 @@
               <w14:ligatures w14:val="standardContextual"/>
             </w:rPr>
           </w:pPr>
-          <w:hyperlink w:anchor="_Toc243775955" w:history="1">
+          <w:hyperlink w:anchor="_Toc243777272" w:history="1">
             <w:r>
               <w:rPr>
                 <w:rStyle w:val="Hipervnculo"/>
@@ -3085,7 +3093,7 @@
               <w:rPr>
                 <w:noProof/>
               </w:rPr>
-              <w:instrText xml:space="preserve"> PAGEREF _Toc243775955 \h </w:instrText>
+              <w:instrText xml:space="preserve"> PAGEREF _Toc243777272 \h </w:instrText>
             </w:r>
             <w:r>
               <w:rPr>
@@ -3128,9 +3136,8 @@
       <w:pPr>
         <w:pStyle w:val="Ttulo1"/>
       </w:pPr>
-      <w:bookmarkStart w:id="0" w:name="_Toc243775919"/>
+      <w:bookmarkStart w:id="0" w:name="_Toc243777236"/>
       <w:r>
-        <w:lastRenderedPageBreak/>
         <w:t>1. Introducción</w:t>
       </w:r>
       <w:bookmarkEnd w:id="0"/>
@@ -3147,7 +3154,7 @@
       <w:pPr>
         <w:pStyle w:val="Ttulo2"/>
       </w:pPr>
-      <w:bookmarkStart w:id="1" w:name="_Toc243775920"/>
+      <w:bookmarkStart w:id="1" w:name="_Toc243777237"/>
       <w:r>
         <w:t>1.1 Sistema bajo prueba</w:t>
       </w:r>
@@ -3507,7 +3514,7 @@
       <w:pPr>
         <w:pStyle w:val="Ttulo2"/>
       </w:pPr>
-      <w:bookmarkStart w:id="2" w:name="_Toc243775921"/>
+      <w:bookmarkStart w:id="2" w:name="_Toc243777238"/>
       <w:r>
         <w:t>1.2 Documentos de referencia</w:t>
       </w:r>
@@ -3569,7 +3576,7 @@
       <w:pPr>
         <w:pStyle w:val="Ttulo1"/>
       </w:pPr>
-      <w:bookmarkStart w:id="3" w:name="_Toc243775922"/>
+      <w:bookmarkStart w:id="3" w:name="_Toc243777239"/>
       <w:r>
         <w:t>2. Alcance</w:t>
       </w:r>
@@ -3579,7 +3586,7 @@
       <w:pPr>
         <w:pStyle w:val="Ttulo2"/>
       </w:pPr>
-      <w:bookmarkStart w:id="4" w:name="_Toc243775923"/>
+      <w:bookmarkStart w:id="4" w:name="_Toc243777240"/>
       <w:r>
         <w:t>2.1 Incluye</w:t>
       </w:r>
@@ -4352,9 +4359,8 @@
       <w:pPr>
         <w:pStyle w:val="Ttulo2"/>
       </w:pPr>
-      <w:bookmarkStart w:id="5" w:name="_Toc243775924"/>
+      <w:bookmarkStart w:id="5" w:name="_Toc243777241"/>
       <w:r>
-        <w:lastRenderedPageBreak/>
         <w:t>2.2 No incluye</w:t>
       </w:r>
       <w:bookmarkEnd w:id="5"/>
@@ -4415,7 +4421,7 @@
       <w:pPr>
         <w:pStyle w:val="Ttulo1"/>
       </w:pPr>
-      <w:bookmarkStart w:id="6" w:name="_Toc243775925"/>
+      <w:bookmarkStart w:id="6" w:name="_Toc243777242"/>
       <w:r>
         <w:t>3. Objetivos</w:t>
       </w:r>
@@ -4490,7 +4496,7 @@
       <w:pPr>
         <w:pStyle w:val="Ttulo1"/>
       </w:pPr>
-      <w:bookmarkStart w:id="7" w:name="_Toc243775926"/>
+      <w:bookmarkStart w:id="7" w:name="_Toc243777243"/>
       <w:r>
         <w:t>4. Estrategia de pruebas</w:t>
       </w:r>
@@ -4500,7 +4506,7 @@
       <w:pPr>
         <w:pStyle w:val="Ttulo2"/>
       </w:pPr>
-      <w:bookmarkStart w:id="8" w:name="_Toc243775927"/>
+      <w:bookmarkStart w:id="8" w:name="_Toc243777244"/>
       <w:r>
         <w:t>4.1 Niveles de prueba</w:t>
       </w:r>
@@ -5051,7 +5057,7 @@
       <w:pPr>
         <w:pStyle w:val="Ttulo2"/>
       </w:pPr>
-      <w:bookmarkStart w:id="9" w:name="_Toc243775928"/>
+      <w:bookmarkStart w:id="9" w:name="_Toc243777245"/>
       <w:r>
         <w:t>4.2 Técnicas de diseño de casos</w:t>
       </w:r>
@@ -5378,7 +5384,6 @@
                 <w:sz w:val="19"/>
                 <w:szCs w:val="19"/>
               </w:rPr>
-              <w:lastRenderedPageBreak/>
               <w:t>Conjetura de errores</w:t>
             </w:r>
           </w:p>
@@ -5412,7 +5417,7 @@
       <w:pPr>
         <w:pStyle w:val="Ttulo2"/>
       </w:pPr>
-      <w:bookmarkStart w:id="10" w:name="_Toc243775929"/>
+      <w:bookmarkStart w:id="10" w:name="_Toc243777246"/>
       <w:r>
         <w:t>4.3 Priorización basada en riesgo</w:t>
       </w:r>
@@ -5460,7 +5465,7 @@
       <w:pPr>
         <w:pStyle w:val="Ttulo1"/>
       </w:pPr>
-      <w:bookmarkStart w:id="11" w:name="_Toc243775930"/>
+      <w:bookmarkStart w:id="11" w:name="_Toc243777247"/>
       <w:r>
         <w:t>5. Tipos de pruebas a aplicar</w:t>
       </w:r>
@@ -6819,7 +6824,7 @@
       <w:pPr>
         <w:pStyle w:val="Ttulo1"/>
       </w:pPr>
-      <w:bookmarkStart w:id="12" w:name="_Toc243775931"/>
+      <w:bookmarkStart w:id="12" w:name="_Toc243777248"/>
       <w:r>
         <w:t>6. Criterios de entrada y salida</w:t>
       </w:r>
@@ -7038,7 +7043,6 @@
                 <w:sz w:val="19"/>
                 <w:szCs w:val="19"/>
               </w:rPr>
-              <w:lastRenderedPageBreak/>
               <w:t>Suspensión</w:t>
             </w:r>
           </w:p>
@@ -7140,7 +7144,7 @@
       <w:pPr>
         <w:pStyle w:val="Ttulo1"/>
       </w:pPr>
-      <w:bookmarkStart w:id="13" w:name="_Toc243775932"/>
+      <w:bookmarkStart w:id="13" w:name="_Toc243777249"/>
       <w:r>
         <w:t>7. Recursos y responsabilidades</w:t>
       </w:r>
@@ -7150,7 +7154,7 @@
       <w:pPr>
         <w:pStyle w:val="Ttulo2"/>
       </w:pPr>
-      <w:bookmarkStart w:id="14" w:name="_Toc243775933"/>
+      <w:bookmarkStart w:id="14" w:name="_Toc243777250"/>
       <w:r>
         <w:t>7.1 Roles</w:t>
       </w:r>
@@ -7579,7 +7583,7 @@
       <w:pPr>
         <w:pStyle w:val="Ttulo2"/>
       </w:pPr>
-      <w:bookmarkStart w:id="15" w:name="_Toc243775934"/>
+      <w:bookmarkStart w:id="15" w:name="_Toc243777251"/>
       <w:r>
         <w:t>7.2 Entorno y herramientas</w:t>
       </w:r>
@@ -7994,7 +7998,7 @@
       <w:pPr>
         <w:pStyle w:val="Ttulo2"/>
       </w:pPr>
-      <w:bookmarkStart w:id="16" w:name="_Toc243775935"/>
+      <w:bookmarkStart w:id="16" w:name="_Toc243777252"/>
       <w:r>
         <w:t>7.3 Datos de prueba</w:t>
       </w:r>
@@ -8267,7 +8271,6 @@
                 <w:sz w:val="19"/>
                 <w:szCs w:val="19"/>
               </w:rPr>
-              <w:lastRenderedPageBreak/>
               <w:t>Productos clave</w:t>
             </w:r>
           </w:p>
@@ -8463,7 +8466,7 @@
       <w:pPr>
         <w:pStyle w:val="Ttulo1"/>
       </w:pPr>
-      <w:bookmarkStart w:id="17" w:name="_Toc243775936"/>
+      <w:bookmarkStart w:id="17" w:name="_Toc243777253"/>
       <w:r>
         <w:t>8. Cronograma de pruebas</w:t>
       </w:r>
@@ -9217,7 +9220,7 @@
       <w:pPr>
         <w:pStyle w:val="Ttulo1"/>
       </w:pPr>
-      <w:bookmarkStart w:id="18" w:name="_Toc243775937"/>
+      <w:bookmarkStart w:id="18" w:name="_Toc243777254"/>
       <w:r>
         <w:t>9. Casos de prueba</w:t>
       </w:r>
@@ -9235,7 +9238,7 @@
       <w:pPr>
         <w:pStyle w:val="Ttulo2"/>
       </w:pPr>
-      <w:bookmarkStart w:id="19" w:name="_Toc243775938"/>
+      <w:bookmarkStart w:id="19" w:name="_Toc243777255"/>
       <w:r>
         <w:t>9.1 Casos detallados (formato del modelo)</w:t>
       </w:r>
@@ -9583,7 +9586,6 @@
         <w:pStyle w:val="Ttulo3"/>
       </w:pPr>
       <w:r>
-        <w:lastRenderedPageBreak/>
         <w:t>CP039 – Aplicar cupón de porcentaje (HU15 · CA1)</w:t>
       </w:r>
     </w:p>
@@ -10916,9 +10918,8 @@
       <w:pPr>
         <w:pStyle w:val="Ttulo2"/>
       </w:pPr>
-      <w:bookmarkStart w:id="20" w:name="_Toc243775939"/>
+      <w:bookmarkStart w:id="20" w:name="_Toc243777256"/>
       <w:r>
-        <w:lastRenderedPageBreak/>
         <w:t>9.2 Catálogo de casos funcionales</w:t>
       </w:r>
       <w:bookmarkEnd w:id="20"/>
@@ -13331,7 +13332,6 @@
                 <w:sz w:val="19"/>
                 <w:szCs w:val="19"/>
               </w:rPr>
-              <w:lastRenderedPageBreak/>
               <w:t>CP019</w:t>
             </w:r>
           </w:p>
@@ -16076,7 +16076,6 @@
                 <w:sz w:val="19"/>
                 <w:szCs w:val="19"/>
               </w:rPr>
-              <w:lastRenderedPageBreak/>
               <w:t>CP040</w:t>
             </w:r>
           </w:p>
@@ -18575,7 +18574,6 @@
                 <w:sz w:val="19"/>
                 <w:szCs w:val="19"/>
               </w:rPr>
-              <w:lastRenderedPageBreak/>
               <w:t>CP059</w:t>
             </w:r>
           </w:p>
@@ -21181,7 +21179,6 @@
         <w:pStyle w:val="Ttulo3"/>
       </w:pPr>
       <w:r>
-        <w:lastRenderedPageBreak/>
         <w:t>EP05 – Post-compra y fidelización</w:t>
       </w:r>
     </w:p>
@@ -22089,7 +22086,7 @@
       <w:pPr>
         <w:pStyle w:val="Ttulo2"/>
       </w:pPr>
-      <w:bookmarkStart w:id="21" w:name="_Toc243775940"/>
+      <w:bookmarkStart w:id="21" w:name="_Toc243777257"/>
       <w:r>
         <w:t>9.3 Casos no funcionales</w:t>
       </w:r>
@@ -23507,7 +23504,6 @@
                 <w:sz w:val="19"/>
                 <w:szCs w:val="19"/>
               </w:rPr>
-              <w:lastRenderedPageBreak/>
               <w:t>CNF11</w:t>
             </w:r>
           </w:p>
@@ -23735,7 +23731,7 @@
       <w:pPr>
         <w:pStyle w:val="Ttulo1"/>
       </w:pPr>
-      <w:bookmarkStart w:id="22" w:name="_Toc243775941"/>
+      <w:bookmarkStart w:id="22" w:name="_Toc243777258"/>
       <w:r>
         <w:t>10. Métricas de prueba</w:t>
       </w:r>
@@ -24487,7 +24483,7 @@
       <w:pPr>
         <w:pStyle w:val="Ttulo1"/>
       </w:pPr>
-      <w:bookmarkStart w:id="23" w:name="_Toc243775942"/>
+      <w:bookmarkStart w:id="23" w:name="_Toc243777259"/>
       <w:r>
         <w:t>11. Riesgos y mitigación</w:t>
       </w:r>
@@ -25397,9 +25393,8 @@
       <w:pPr>
         <w:pStyle w:val="Ttulo1"/>
       </w:pPr>
-      <w:bookmarkStart w:id="24" w:name="_Toc243775943"/>
+      <w:bookmarkStart w:id="24" w:name="_Toc243777260"/>
       <w:r>
-        <w:lastRenderedPageBreak/>
         <w:t>12. Aprobación</w:t>
       </w:r>
       <w:bookmarkEnd w:id="24"/>
@@ -25863,9 +25858,8 @@
         <w:pStyle w:val="Ttulo1"/>
         <w:spacing w:after="120"/>
       </w:pPr>
-      <w:bookmarkStart w:id="25" w:name="_Toc243775944"/>
+      <w:bookmarkStart w:id="25" w:name="_Toc243777261"/>
       <w:r>
-        <w:lastRenderedPageBreak/>
         <w:t>13. Resultados de la ejecución</w:t>
       </w:r>
       <w:bookmarkEnd w:id="25"/>
@@ -25875,10 +25869,7 @@
         <w:spacing w:after="100"/>
       </w:pPr>
       <w:r>
-        <w:t xml:space="preserve">La ejecución se realizó el 24 de octubre de 2026 sobre la versión actual de la aplicación servida en un servidor local. Los 84 casos funcionales y 10 de los no funcionales se automatizaron con Puppeteer siguiendo los pasos y entradas del catálogo (sección 9) y se ejecutaron en tres navegadores: Chrome 155, Edge 156, Firefox 158. Cada caso corre en un perfil limpio con los datos de demostración iniciales. CNF05 se midió con Lighthouse y CNF01 con la prueba de usabilidad (documento «Análisis de usabilidad»). </w:t>
-      </w:r>
-      <w:r>
-        <w:t>La primera ejecución aprobó todos los casos y confirmó los tres defectos abiertos de la línea base; después de corregirlos se repitió la ejecución completa como regresión. Las tablas muestran el resultado final.</w:t>
+        <w:t>La ejecución se realizó el 24 de octubre de 2026 sobre la versión actual de la aplicación servida en un servidor local. Los 84 casos funcionales y 10 de los no funcionales se automatizaron con Puppeteer siguiendo los pasos y entradas del catálogo (sección 9) y se ejecutaron en tres navegadores: Chrome 155, Edge 156, Firefox 158. Cada caso corre en un perfil limpio con los datos de demostración iniciales. CNF05 se midió con Lighthouse y CNF01 con la prueba de usabilidad (documento «Análisis de usabilidad»). La primera ejecución aprobó todos los casos y confirmó los tres defectos abiertos de la línea base; después de corregirlos se repitió la ejecución completa como regresión. Las tablas muestran el resultado final.</w:t>
       </w:r>
     </w:p>
     <w:p>
@@ -25886,7 +25877,7 @@
         <w:pStyle w:val="Ttulo2"/>
         <w:spacing w:after="80"/>
       </w:pPr>
-      <w:bookmarkStart w:id="26" w:name="_Toc243775945"/>
+      <w:bookmarkStart w:id="26" w:name="_Toc243777262"/>
       <w:r>
         <w:t>13.1 Resumen</w:t>
       </w:r>
@@ -26838,7 +26829,7 @@
         <w:pStyle w:val="Ttulo2"/>
         <w:spacing w:after="80"/>
       </w:pPr>
-      <w:bookmarkStart w:id="27" w:name="_Toc243775946"/>
+      <w:bookmarkStart w:id="27" w:name="_Toc243777263"/>
       <w:r>
         <w:t>13.2 Casos funcionales por épica</w:t>
       </w:r>
@@ -28114,7 +28105,7 @@
         <w:pStyle w:val="Ttulo2"/>
         <w:spacing w:after="80"/>
       </w:pPr>
-      <w:bookmarkStart w:id="28" w:name="_Toc243775947"/>
+      <w:bookmarkStart w:id="28" w:name="_Toc243777264"/>
       <w:r>
         <w:t>13.3 Casos no funcionales</w:t>
       </w:r>
@@ -28576,7 +28567,6 @@
                 <w:sz w:val="19"/>
                 <w:szCs w:val="19"/>
               </w:rPr>
-              <w:lastRenderedPageBreak/>
               <w:t>CNF04</w:t>
             </w:r>
           </w:p>
@@ -29463,7 +29453,7 @@
         <w:pStyle w:val="Ttulo2"/>
         <w:spacing w:after="80"/>
       </w:pPr>
-      <w:bookmarkStart w:id="29" w:name="_Toc243775948"/>
+      <w:bookmarkStart w:id="29" w:name="_Toc243777265"/>
       <w:r>
         <w:t>13.4 Defectos</w:t>
       </w:r>
@@ -30130,7 +30120,7 @@
         <w:pStyle w:val="Ttulo2"/>
         <w:spacing w:after="80"/>
       </w:pPr>
-      <w:bookmarkStart w:id="30" w:name="_Toc243775949"/>
+      <w:bookmarkStart w:id="30" w:name="_Toc243777266"/>
       <w:r>
         <w:t>13.5 Observaciones de la ejecución</w:t>
       </w:r>
@@ -30172,7 +30162,6 @@
         <w:spacing w:after="40"/>
       </w:pPr>
       <w:r>
-        <w:lastRenderedPageBreak/>
         <w:t>CP078 redujo el stock del producto en localStorage después de llegar al paso 4, para simular la compra simultánea de otro cliente.</w:t>
       </w:r>
     </w:p>
@@ -30217,10 +30206,23 @@
     </w:p>
     <w:p>
       <w:pPr>
+        <w:pStyle w:val="Prrafodelista"/>
+        <w:numPr>
+          <w:ilvl w:val="0"/>
+          <w:numId w:val="2"/>
+        </w:numPr>
+        <w:spacing w:after="40"/>
+      </w:pPr>
+      <w:r>
+        <w:t>Después de publicar las correcciones se midió la versión de GitHub Pages: rendimiento 96–100, accesibilidad 100, CLS ≤ 0.05 y sin scroll horizontal a 375 px en las 11 páginas.</w:t>
+      </w:r>
+    </w:p>
+    <w:p>
+      <w:pPr>
         <w:pStyle w:val="Ttulo2"/>
         <w:spacing w:after="80"/>
       </w:pPr>
-      <w:bookmarkStart w:id="31" w:name="_Toc243775950"/>
+      <w:bookmarkStart w:id="31" w:name="_Toc243777267"/>
       <w:r>
         <w:t>13.6 Conclusión</w:t>
       </w:r>
@@ -30238,7 +30240,7 @@
       <w:pPr>
         <w:pStyle w:val="Ttulo1"/>
       </w:pPr>
-      <w:bookmarkStart w:id="32" w:name="_Toc243775951"/>
+      <w:bookmarkStart w:id="32" w:name="_Toc243777268"/>
       <w:r>
         <w:t>Anexo A. Matriz de trazabilidad</w:t>
       </w:r>
@@ -33134,7 +33136,6 @@
                 <w:sz w:val="19"/>
                 <w:szCs w:val="19"/>
               </w:rPr>
-              <w:lastRenderedPageBreak/>
               <w:t>HU23</w:t>
             </w:r>
           </w:p>
@@ -34102,9 +34103,8 @@
       <w:pPr>
         <w:pStyle w:val="Ttulo2"/>
       </w:pPr>
-      <w:bookmarkStart w:id="33" w:name="_Toc243775952"/>
+      <w:bookmarkStart w:id="33" w:name="_Toc243777269"/>
       <w:r>
-        <w:lastRenderedPageBreak/>
         <w:t>Requisitos no funcionales</w:t>
       </w:r>
       <w:bookmarkEnd w:id="33"/>
@@ -34900,7 +34900,7 @@
       <w:pPr>
         <w:pStyle w:val="Ttulo1"/>
       </w:pPr>
-      <w:bookmarkStart w:id="34" w:name="_Toc243775953"/>
+      <w:bookmarkStart w:id="34" w:name="_Toc243777270"/>
       <w:r>
         <w:t>Anexo B. Gestión de defectos</w:t>
       </w:r>
@@ -35372,7 +35372,7 @@
       <w:pPr>
         <w:pStyle w:val="Ttulo1"/>
       </w:pPr>
-      <w:bookmarkStart w:id="35" w:name="_Toc243775954"/>
+      <w:bookmarkStart w:id="35" w:name="_Toc243777271"/>
       <w:r>
         <w:t>Anexo C. Formato de registro de ejecución</w:t>
       </w:r>
@@ -35915,9 +35915,8 @@
         <w:pStyle w:val="Ttulo1"/>
         <w:spacing w:after="120"/>
       </w:pPr>
-      <w:bookmarkStart w:id="36" w:name="_Toc243775955"/>
+      <w:bookmarkStart w:id="36" w:name="_Toc243777272"/>
       <w:r>
-        <w:lastRenderedPageBreak/>
         <w:t>Anexo D. Registro de ejecución (24/10/2026)</w:t>
       </w:r>
       <w:bookmarkEnd w:id="36"/>
@@ -39955,7 +39954,6 @@
                 <w:sz w:val="17"/>
                 <w:szCs w:val="17"/>
               </w:rPr>
-              <w:lastRenderedPageBreak/>
               <w:t>CP033</w:t>
             </w:r>
           </w:p>
@@ -44156,7 +44154,6 @@
                 <w:sz w:val="17"/>
                 <w:szCs w:val="17"/>
               </w:rPr>
-              <w:lastRenderedPageBreak/>
               <w:t>CP068</w:t>
             </w:r>
           </w:p>
